--- a/01-电源电路/02-开关电源/Boost升压/多相Boost电路/多相Boost电路.docx
+++ b/01-电源电路/02-开关电源/Boost升压/多相Boost电路/多相Boost电路.docx
@@ -3223,6 +3223,20 @@
     </w:p>
     <w:bookmarkEnd w:id="26"/>
     <w:bookmarkEnd w:id="27"/>
+    <w:p>
+      <w:pPr>
+        <w:spacing w:before="360"/>
+        <w:jc w:val="center"/>
+      </w:pPr>
+      <w:r>
+        <w:rPr>
+          <w:rFonts w:ascii="Times New Roman" w:hAnsi="Times New Roman"/>
+          <w:color w:val="555555"/>
+          <w:sz w:val="21"/>
+        </w:rPr>
+        <w:t>材料收集者：杜文杰</w:t>
+      </w:r>
+    </w:p>
     <w:sectPr>
       <w:headerReference r:id="rId9" w:type="default"/>
       <w:footerReference r:id="rId10" w:type="default"/>

--- a/01-电源电路/02-开关电源/Boost升压/多相Boost电路/多相Boost电路.docx
+++ b/01-电源电路/02-开关电源/Boost升压/多相Boost电路/多相Boost电路.docx
@@ -1,6 +1,6 @@
 
 <file path=word/document.xml><?xml version="1.0" encoding="utf-8"?>
-<w:document xmlns:w="http://schemas.openxmlformats.org/wordprocessingml/2006/main" xmlns:m="http://schemas.openxmlformats.org/officeDocument/2006/math" xmlns:r="http://schemas.openxmlformats.org/officeDocument/2006/relationships" xmlns:o="urn:schemas-microsoft-com:office:office" xmlns:v="urn:schemas-microsoft-com:vml" xmlns:w10="urn:schemas-microsoft-com:office:word" xmlns:a="http://schemas.openxmlformats.org/drawingml/2006/main" xmlns:pic="http://schemas.openxmlformats.org/drawingml/2006/picture" xmlns:wp="http://schemas.openxmlformats.org/drawingml/2006/wordprocessingDrawing">
+<w:document xmlns:m="http://schemas.openxmlformats.org/officeDocument/2006/math" xmlns:r="http://schemas.openxmlformats.org/officeDocument/2006/relationships" xmlns:w="http://schemas.openxmlformats.org/wordprocessingml/2006/main" xmlns:o="urn:schemas-microsoft-com:office:office" xmlns:v="urn:schemas-microsoft-com:vml" xmlns:w10="urn:schemas-microsoft-com:office:word" xmlns:a="http://schemas.openxmlformats.org/drawingml/2006/main" xmlns:pic="http://schemas.openxmlformats.org/drawingml/2006/picture" xmlns:wp="http://schemas.openxmlformats.org/drawingml/2006/wordprocessingDrawing">
   <w:body>
     <w:bookmarkStart w:id="27" w:name="多相-boost-电路"/>
     <w:p>
@@ -9,16 +9,19 @@
       </w:pPr>
       <w:r>
         <w:rPr>
-          <w:rFonts w:hint="eastAsia"/>
+          <w:rFonts w:hint="eastAsia" w:eastAsia="黑体"/>
         </w:rPr>
         <w:t xml:space="preserve">多相</w:t>
       </w:r>
       <w:r>
+        <w:rPr>
+          <w:rFonts w:eastAsia="黑体"/>
+        </w:rPr>
         <w:t xml:space="preserve"> Boost </w:t>
       </w:r>
       <w:r>
         <w:rPr>
-          <w:rFonts w:hint="eastAsia"/>
+          <w:rFonts w:hint="eastAsia" w:eastAsia="黑体"/>
         </w:rPr>
         <w:t xml:space="preserve">电路</w:t>
       </w:r>
@@ -30,7 +33,7 @@
       </w:pPr>
       <w:r>
         <w:rPr>
-          <w:rFonts w:hint="eastAsia"/>
+          <w:rFonts w:hint="eastAsia" w:eastAsia="黑体"/>
         </w:rPr>
         <w:t xml:space="preserve">拓扑描述</w:t>
       </w:r>
@@ -41,11 +44,14 @@
       </w:pPr>
       <w:r>
         <w:rPr>
-          <w:rFonts w:hint="eastAsia"/>
+          <w:rFonts w:hint="eastAsia" w:eastAsia="黑体"/>
         </w:rPr>
         <w:t xml:space="preserve">由</w:t>
       </w:r>
       <w:r>
+        <w:rPr>
+          <w:rFonts w:eastAsia="黑体"/>
+        </w:rPr>
         <w:t xml:space="preserve"> </w:t>
       </w:r>
       <m:oMath>
@@ -55,6 +61,7 @@
       </m:oMath>
       <w:r>
         <w:rPr>
+          <w:rFonts w:eastAsia="黑体"/>
           <w:b/>
           <w:bCs/>
         </w:rPr>
@@ -62,7 +69,7 @@
       </w:r>
       <w:r>
         <w:rPr>
-          <w:rFonts w:hint="eastAsia"/>
+          <w:rFonts w:hint="eastAsia" w:eastAsia="黑体"/>
           <w:b/>
           <w:bCs/>
         </w:rPr>
@@ -70,6 +77,7 @@
       </w:r>
       <w:r>
         <w:rPr>
+          <w:rFonts w:eastAsia="黑体"/>
           <w:b/>
           <w:bCs/>
         </w:rPr>
@@ -77,7 +85,7 @@
       </w:r>
       <w:r>
         <w:rPr>
-          <w:rFonts w:hint="eastAsia"/>
+          <w:rFonts w:hint="eastAsia" w:eastAsia="黑体"/>
           <w:b/>
           <w:bCs/>
         </w:rPr>
@@ -85,11 +93,14 @@
       </w:r>
       <w:r>
         <w:rPr>
-          <w:rFonts w:hint="eastAsia"/>
+          <w:rFonts w:hint="eastAsia" w:eastAsia="黑体"/>
         </w:rPr>
         <w:t xml:space="preserve">（第</w:t>
       </w:r>
       <w:r>
+        <w:rPr>
+          <w:rFonts w:eastAsia="黑体"/>
+        </w:rPr>
         <w:t xml:space="preserve"> </w:t>
       </w:r>
       <m:oMath>
@@ -98,15 +109,21 @@
         </m:r>
       </m:oMath>
       <w:r>
+        <w:rPr>
+          <w:rFonts w:eastAsia="黑体"/>
+        </w:rPr>
         <w:t xml:space="preserve"> </w:t>
       </w:r>
       <w:r>
         <w:rPr>
-          <w:rFonts w:hint="eastAsia"/>
+          <w:rFonts w:hint="eastAsia" w:eastAsia="黑体"/>
         </w:rPr>
         <w:t xml:space="preserve">相含输入电感</w:t>
       </w:r>
       <w:r>
+        <w:rPr>
+          <w:rFonts w:eastAsia="黑体"/>
+        </w:rPr>
         <w:t xml:space="preserve"> </w:t>
       </w:r>
       <m:oMath>
@@ -125,11 +142,14 @@
       </m:oMath>
       <w:r>
         <w:rPr>
-          <w:rFonts w:hint="eastAsia"/>
+          <w:rFonts w:hint="eastAsia" w:eastAsia="黑体"/>
         </w:rPr>
         <w:t xml:space="preserve">、主开关管</w:t>
       </w:r>
       <w:r>
+        <w:rPr>
+          <w:rFonts w:eastAsia="黑体"/>
+        </w:rPr>
         <w:t xml:space="preserve"> </w:t>
       </w:r>
       <m:oMath>
@@ -148,11 +168,14 @@
       </m:oMath>
       <w:r>
         <w:rPr>
-          <w:rFonts w:hint="eastAsia"/>
+          <w:rFonts w:hint="eastAsia" w:eastAsia="黑体"/>
         </w:rPr>
         <w:t xml:space="preserve">、整流二极管</w:t>
       </w:r>
       <w:r>
+        <w:rPr>
+          <w:rFonts w:eastAsia="黑体"/>
+        </w:rPr>
         <w:t xml:space="preserve"> </w:t>
       </w:r>
       <m:oMath>
@@ -171,7 +194,7 @@
       </m:oMath>
       <w:r>
         <w:rPr>
-          <w:rFonts w:hint="eastAsia"/>
+          <w:rFonts w:hint="eastAsia" w:eastAsia="黑体"/>
         </w:rPr>
         <w:t xml:space="preserve">，</w:t>
       </w:r>
@@ -212,16 +235,19 @@
       </m:oMath>
       <w:r>
         <w:rPr>
-          <w:rFonts w:hint="eastAsia"/>
+          <w:rFonts w:hint="eastAsia" w:eastAsia="黑体"/>
         </w:rPr>
         <w:t xml:space="preserve">）与</w:t>
       </w:r>
       <w:r>
+        <w:rPr>
+          <w:rFonts w:eastAsia="黑体"/>
+        </w:rPr>
         <w:t xml:space="preserve"> </w:t>
       </w:r>
       <w:r>
         <w:rPr>
-          <w:rFonts w:hint="eastAsia"/>
+          <w:rFonts w:hint="eastAsia" w:eastAsia="黑体"/>
           <w:b/>
           <w:bCs/>
         </w:rPr>
@@ -229,6 +255,7 @@
       </w:r>
       <w:r>
         <w:rPr>
+          <w:rFonts w:eastAsia="黑体"/>
           <w:b/>
           <w:bCs/>
         </w:rPr>
@@ -253,7 +280,7 @@
       </m:oMath>
       <w:r>
         <w:rPr>
-          <w:rFonts w:hint="eastAsia"/>
+          <w:rFonts w:hint="eastAsia" w:eastAsia="黑体"/>
           <w:b/>
           <w:bCs/>
         </w:rPr>
@@ -261,6 +288,7 @@
       </w:r>
       <w:r>
         <w:rPr>
+          <w:rFonts w:eastAsia="黑体"/>
           <w:b/>
           <w:bCs/>
         </w:rPr>
@@ -281,26 +309,32 @@
         </m:sSub>
       </m:oMath>
       <w:r>
+        <w:rPr>
+          <w:rFonts w:eastAsia="黑体"/>
+        </w:rPr>
         <w:t xml:space="preserve"> </w:t>
       </w:r>
       <w:r>
         <w:rPr>
-          <w:rFonts w:hint="eastAsia"/>
+          <w:rFonts w:hint="eastAsia" w:eastAsia="黑体"/>
         </w:rPr>
         <w:t xml:space="preserve">组成。电路共有</w:t>
       </w:r>
       <w:r>
+        <w:rPr>
+          <w:rFonts w:eastAsia="黑体"/>
+        </w:rPr>
         <w:t xml:space="preserve"> 4 </w:t>
       </w:r>
       <w:r>
         <w:rPr>
-          <w:rFonts w:hint="eastAsia"/>
+          <w:rFonts w:hint="eastAsia" w:eastAsia="黑体"/>
         </w:rPr>
         <w:t xml:space="preserve">类关键节点：</w:t>
       </w:r>
       <w:r>
         <w:rPr>
-          <w:rFonts w:hint="eastAsia"/>
+          <w:rFonts w:hint="eastAsia" w:eastAsia="黑体"/>
           <w:b/>
           <w:bCs/>
         </w:rPr>
@@ -308,6 +342,7 @@
       </w:r>
       <w:r>
         <w:rPr>
+          <w:rFonts w:eastAsia="黑体"/>
           <w:b/>
           <w:bCs/>
         </w:rPr>
@@ -315,7 +350,7 @@
       </w:r>
       <w:r>
         <w:rPr>
-          <w:rFonts w:hint="eastAsia"/>
+          <w:rFonts w:hint="eastAsia" w:eastAsia="黑体"/>
           <w:b/>
           <w:bCs/>
         </w:rPr>
@@ -323,11 +358,14 @@
       </w:r>
       <w:r>
         <w:rPr>
-          <w:rFonts w:hint="eastAsia"/>
+          <w:rFonts w:hint="eastAsia" w:eastAsia="黑体"/>
         </w:rPr>
         <w:t xml:space="preserve">（输入电压</w:t>
       </w:r>
       <w:r>
+        <w:rPr>
+          <w:rFonts w:eastAsia="黑体"/>
+        </w:rPr>
         <w:t xml:space="preserve"> </w:t>
       </w:r>
       <m:oMath>
@@ -348,15 +386,21 @@
         </m:sSub>
       </m:oMath>
       <w:r>
+        <w:rPr>
+          <w:rFonts w:eastAsia="黑体"/>
+        </w:rPr>
         <w:t xml:space="preserve"> </w:t>
       </w:r>
       <w:r>
         <w:rPr>
-          <w:rFonts w:hint="eastAsia"/>
+          <w:rFonts w:hint="eastAsia" w:eastAsia="黑体"/>
         </w:rPr>
         <w:t xml:space="preserve">正端、各相</w:t>
       </w:r>
       <w:r>
+        <w:rPr>
+          <w:rFonts w:eastAsia="黑体"/>
+        </w:rPr>
         <w:t xml:space="preserve"> </w:t>
       </w:r>
       <m:oMath>
@@ -374,15 +418,21 @@
         </m:sSub>
       </m:oMath>
       <w:r>
+        <w:rPr>
+          <w:rFonts w:eastAsia="黑体"/>
+        </w:rPr>
         <w:t xml:space="preserve"> </w:t>
       </w:r>
       <w:r>
         <w:rPr>
-          <w:rFonts w:hint="eastAsia"/>
+          <w:rFonts w:hint="eastAsia" w:eastAsia="黑体"/>
         </w:rPr>
         <w:t xml:space="preserve">的一端与</w:t>
       </w:r>
       <w:r>
+        <w:rPr>
+          <w:rFonts w:eastAsia="黑体"/>
+        </w:rPr>
         <w:t xml:space="preserve"> </w:t>
       </w:r>
       <m:oMath>
@@ -403,17 +453,20 @@
         </m:sSub>
       </m:oMath>
       <w:r>
+        <w:rPr>
+          <w:rFonts w:eastAsia="黑体"/>
+        </w:rPr>
         <w:t xml:space="preserve"> </w:t>
       </w:r>
       <w:r>
         <w:rPr>
-          <w:rFonts w:hint="eastAsia"/>
+          <w:rFonts w:hint="eastAsia" w:eastAsia="黑体"/>
         </w:rPr>
         <w:t xml:space="preserve">的一端相连）；</w:t>
       </w:r>
       <w:r>
         <w:rPr>
-          <w:rFonts w:hint="eastAsia"/>
+          <w:rFonts w:hint="eastAsia" w:eastAsia="黑体"/>
           <w:b/>
           <w:bCs/>
         </w:rPr>
@@ -421,6 +474,7 @@
       </w:r>
       <w:r>
         <w:rPr>
+          <w:rFonts w:eastAsia="黑体"/>
           <w:b/>
           <w:bCs/>
         </w:rPr>
@@ -428,7 +482,7 @@
       </w:r>
       <w:r>
         <w:rPr>
-          <w:rFonts w:hint="eastAsia"/>
+          <w:rFonts w:hint="eastAsia" w:eastAsia="黑体"/>
           <w:b/>
           <w:bCs/>
         </w:rPr>
@@ -436,6 +490,7 @@
       </w:r>
       <w:r>
         <w:rPr>
+          <w:rFonts w:eastAsia="黑体"/>
           <w:b/>
           <w:bCs/>
         </w:rPr>
@@ -448,6 +503,7 @@
       </m:oMath>
       <w:r>
         <w:rPr>
+          <w:rFonts w:eastAsia="黑体"/>
           <w:b/>
           <w:bCs/>
         </w:rPr>
@@ -455,7 +511,7 @@
       </w:r>
       <w:r>
         <w:rPr>
-          <w:rFonts w:hint="eastAsia"/>
+          <w:rFonts w:hint="eastAsia" w:eastAsia="黑体"/>
           <w:b/>
           <w:bCs/>
         </w:rPr>
@@ -463,7 +519,7 @@
       </w:r>
       <w:r>
         <w:rPr>
-          <w:rFonts w:hint="eastAsia"/>
+          <w:rFonts w:hint="eastAsia" w:eastAsia="黑体"/>
         </w:rPr>
         <w:t xml:space="preserve">（</w:t>
       </w:r>
@@ -482,11 +538,14 @@
         </m:sSub>
       </m:oMath>
       <w:r>
+        <w:rPr>
+          <w:rFonts w:eastAsia="黑体"/>
+        </w:rPr>
         <w:t xml:space="preserve"> </w:t>
       </w:r>
       <w:r>
         <w:rPr>
-          <w:rFonts w:hint="eastAsia"/>
+          <w:rFonts w:hint="eastAsia" w:eastAsia="黑体"/>
         </w:rPr>
         <w:t xml:space="preserve">的另一端、</w:t>
       </w:r>
@@ -505,24 +564,33 @@
         </m:sSub>
       </m:oMath>
       <w:r>
+        <w:rPr>
+          <w:rFonts w:eastAsia="黑体"/>
+        </w:rPr>
         <w:t xml:space="preserve"> </w:t>
       </w:r>
       <w:r>
         <w:rPr>
-          <w:rFonts w:hint="eastAsia"/>
+          <w:rFonts w:hint="eastAsia" w:eastAsia="黑体"/>
         </w:rPr>
         <w:t xml:space="preserve">的漏极</w:t>
       </w:r>
       <w:r>
+        <w:rPr>
+          <w:rFonts w:eastAsia="黑体"/>
+        </w:rPr>
         <w:t xml:space="preserve"> D </w:t>
       </w:r>
       <w:r>
         <w:rPr>
-          <w:rFonts w:hint="eastAsia"/>
+          <w:rFonts w:hint="eastAsia" w:eastAsia="黑体"/>
         </w:rPr>
         <w:t xml:space="preserve">与</w:t>
       </w:r>
       <w:r>
+        <w:rPr>
+          <w:rFonts w:eastAsia="黑体"/>
+        </w:rPr>
         <w:t xml:space="preserve"> </w:t>
       </w:r>
       <m:oMath>
@@ -540,17 +608,20 @@
         </m:sSub>
       </m:oMath>
       <w:r>
+        <w:rPr>
+          <w:rFonts w:eastAsia="黑体"/>
+        </w:rPr>
         <w:t xml:space="preserve"> </w:t>
       </w:r>
       <w:r>
         <w:rPr>
-          <w:rFonts w:hint="eastAsia"/>
+          <w:rFonts w:hint="eastAsia" w:eastAsia="黑体"/>
         </w:rPr>
         <w:t xml:space="preserve">的阳极三者相连）；</w:t>
       </w:r>
       <w:r>
         <w:rPr>
-          <w:rFonts w:hint="eastAsia"/>
+          <w:rFonts w:hint="eastAsia" w:eastAsia="黑体"/>
           <w:b/>
           <w:bCs/>
         </w:rPr>
@@ -558,6 +629,7 @@
       </w:r>
       <w:r>
         <w:rPr>
+          <w:rFonts w:eastAsia="黑体"/>
           <w:b/>
           <w:bCs/>
         </w:rPr>
@@ -565,7 +637,7 @@
       </w:r>
       <w:r>
         <w:rPr>
-          <w:rFonts w:hint="eastAsia"/>
+          <w:rFonts w:hint="eastAsia" w:eastAsia="黑体"/>
           <w:b/>
           <w:bCs/>
         </w:rPr>
@@ -573,11 +645,14 @@
       </w:r>
       <w:r>
         <w:rPr>
-          <w:rFonts w:hint="eastAsia"/>
+          <w:rFonts w:hint="eastAsia" w:eastAsia="黑体"/>
         </w:rPr>
         <w:t xml:space="preserve">（各相</w:t>
       </w:r>
       <w:r>
+        <w:rPr>
+          <w:rFonts w:eastAsia="黑体"/>
+        </w:rPr>
         <w:t xml:space="preserve"> </w:t>
       </w:r>
       <m:oMath>
@@ -595,11 +670,14 @@
         </m:sSub>
       </m:oMath>
       <w:r>
+        <w:rPr>
+          <w:rFonts w:eastAsia="黑体"/>
+        </w:rPr>
         <w:t xml:space="preserve"> </w:t>
       </w:r>
       <w:r>
         <w:rPr>
-          <w:rFonts w:hint="eastAsia"/>
+          <w:rFonts w:hint="eastAsia" w:eastAsia="黑体"/>
         </w:rPr>
         <w:t xml:space="preserve">的阴极、</w:t>
       </w:r>
@@ -618,15 +696,21 @@
         </m:sSub>
       </m:oMath>
       <w:r>
+        <w:rPr>
+          <w:rFonts w:eastAsia="黑体"/>
+        </w:rPr>
         <w:t xml:space="preserve"> </w:t>
       </w:r>
       <w:r>
         <w:rPr>
-          <w:rFonts w:hint="eastAsia"/>
+          <w:rFonts w:hint="eastAsia" w:eastAsia="黑体"/>
         </w:rPr>
         <w:t xml:space="preserve">的一端与输出</w:t>
       </w:r>
       <w:r>
+        <w:rPr>
+          <w:rFonts w:eastAsia="黑体"/>
+        </w:rPr>
         <w:t xml:space="preserve"> </w:t>
       </w:r>
       <m:oMath>
@@ -644,17 +728,20 @@
         </m:sSub>
       </m:oMath>
       <w:r>
+        <w:rPr>
+          <w:rFonts w:eastAsia="黑体"/>
+        </w:rPr>
         <w:t xml:space="preserve"> </w:t>
       </w:r>
       <w:r>
         <w:rPr>
-          <w:rFonts w:hint="eastAsia"/>
+          <w:rFonts w:hint="eastAsia" w:eastAsia="黑体"/>
         </w:rPr>
         <w:t xml:space="preserve">正端相连）；</w:t>
       </w:r>
       <w:r>
         <w:rPr>
-          <w:rFonts w:hint="eastAsia"/>
+          <w:rFonts w:hint="eastAsia" w:eastAsia="黑体"/>
           <w:b/>
           <w:bCs/>
         </w:rPr>
@@ -662,6 +749,7 @@
       </w:r>
       <w:r>
         <w:rPr>
+          <w:rFonts w:eastAsia="黑体"/>
           <w:b/>
           <w:bCs/>
         </w:rPr>
@@ -669,7 +757,7 @@
       </w:r>
       <w:r>
         <w:rPr>
-          <w:rFonts w:hint="eastAsia"/>
+          <w:rFonts w:hint="eastAsia" w:eastAsia="黑体"/>
           <w:b/>
           <w:bCs/>
         </w:rPr>
@@ -677,6 +765,7 @@
       </w:r>
       <w:r>
         <w:rPr>
+          <w:rFonts w:eastAsia="黑体"/>
           <w:b/>
           <w:bCs/>
         </w:rPr>
@@ -684,7 +773,7 @@
       </w:r>
       <w:r>
         <w:rPr>
-          <w:rFonts w:hint="eastAsia"/>
+          <w:rFonts w:hint="eastAsia" w:eastAsia="黑体"/>
         </w:rPr>
         <w:t xml:space="preserve">（</w:t>
       </w:r>
@@ -706,15 +795,21 @@
         </m:sSub>
       </m:oMath>
       <w:r>
+        <w:rPr>
+          <w:rFonts w:eastAsia="黑体"/>
+        </w:rPr>
         <w:t xml:space="preserve"> </w:t>
       </w:r>
       <w:r>
         <w:rPr>
-          <w:rFonts w:hint="eastAsia"/>
+          <w:rFonts w:hint="eastAsia" w:eastAsia="黑体"/>
         </w:rPr>
         <w:t xml:space="preserve">负端、各相</w:t>
       </w:r>
       <w:r>
+        <w:rPr>
+          <w:rFonts w:eastAsia="黑体"/>
+        </w:rPr>
         <w:t xml:space="preserve"> </w:t>
       </w:r>
       <m:oMath>
@@ -732,15 +827,21 @@
         </m:sSub>
       </m:oMath>
       <w:r>
+        <w:rPr>
+          <w:rFonts w:eastAsia="黑体"/>
+        </w:rPr>
         <w:t xml:space="preserve"> </w:t>
       </w:r>
       <w:r>
         <w:rPr>
-          <w:rFonts w:hint="eastAsia"/>
+          <w:rFonts w:hint="eastAsia" w:eastAsia="黑体"/>
         </w:rPr>
         <w:t xml:space="preserve">的源极</w:t>
       </w:r>
       <w:r>
+        <w:rPr>
+          <w:rFonts w:eastAsia="黑体"/>
+        </w:rPr>
         <w:t xml:space="preserve"> S、</w:t>
       </w:r>
       <m:oMath>
@@ -761,15 +862,21 @@
         </m:sSub>
       </m:oMath>
       <w:r>
+        <w:rPr>
+          <w:rFonts w:eastAsia="黑体"/>
+        </w:rPr>
         <w:t xml:space="preserve"> </w:t>
       </w:r>
       <w:r>
         <w:rPr>
-          <w:rFonts w:hint="eastAsia"/>
+          <w:rFonts w:hint="eastAsia" w:eastAsia="黑体"/>
         </w:rPr>
         <w:t xml:space="preserve">的另一端与</w:t>
       </w:r>
       <w:r>
+        <w:rPr>
+          <w:rFonts w:eastAsia="黑体"/>
+        </w:rPr>
         <w:t xml:space="preserve"> </w:t>
       </w:r>
       <m:oMath>
@@ -787,11 +894,14 @@
         </m:sSub>
       </m:oMath>
       <w:r>
+        <w:rPr>
+          <w:rFonts w:eastAsia="黑体"/>
+        </w:rPr>
         <w:t xml:space="preserve"> </w:t>
       </w:r>
       <w:r>
         <w:rPr>
-          <w:rFonts w:hint="eastAsia"/>
+          <w:rFonts w:hint="eastAsia" w:eastAsia="黑体"/>
         </w:rPr>
         <w:t xml:space="preserve">的另一端相连）。</w:t>
       </w:r>
@@ -800,11 +910,14 @@
       <w:pPr/>
       <w:r>
         <w:rPr>
-          <w:rFonts w:hint="eastAsia"/>
+          <w:rFonts w:hint="eastAsia" w:eastAsia="黑体"/>
         </w:rPr>
         <w:t xml:space="preserve">各元件管脚连接（对第</w:t>
       </w:r>
       <w:r>
+        <w:rPr>
+          <w:rFonts w:eastAsia="黑体"/>
+        </w:rPr>
         <w:t xml:space="preserve"> </w:t>
       </w:r>
       <m:oMath>
@@ -813,11 +926,14 @@
         </m:r>
       </m:oMath>
       <w:r>
+        <w:rPr>
+          <w:rFonts w:eastAsia="黑体"/>
+        </w:rPr>
         <w:t xml:space="preserve"> </w:t>
       </w:r>
       <w:r>
         <w:rPr>
-          <w:rFonts w:hint="eastAsia"/>
+          <w:rFonts w:hint="eastAsia" w:eastAsia="黑体"/>
         </w:rPr>
         <w:t xml:space="preserve">相）：</w:t>
       </w:r>
@@ -836,11 +952,14 @@
         </m:sSub>
       </m:oMath>
       <w:r>
+        <w:rPr>
+          <w:rFonts w:eastAsia="黑体"/>
+        </w:rPr>
         <w:t xml:space="preserve"> </w:t>
       </w:r>
       <w:r>
         <w:rPr>
-          <w:rFonts w:hint="eastAsia"/>
+          <w:rFonts w:hint="eastAsia" w:eastAsia="黑体"/>
         </w:rPr>
         <w:t xml:space="preserve">一端接节点①、另一端接节点②_i；</w:t>
       </w:r>
@@ -859,24 +978,33 @@
         </m:sSub>
       </m:oMath>
       <w:r>
+        <w:rPr>
+          <w:rFonts w:eastAsia="黑体"/>
+        </w:rPr>
         <w:t xml:space="preserve"> </w:t>
       </w:r>
       <w:r>
         <w:rPr>
-          <w:rFonts w:hint="eastAsia"/>
+          <w:rFonts w:hint="eastAsia" w:eastAsia="黑体"/>
         </w:rPr>
         <w:t xml:space="preserve">的栅极</w:t>
       </w:r>
       <w:r>
+        <w:rPr>
+          <w:rFonts w:eastAsia="黑体"/>
+        </w:rPr>
         <w:t xml:space="preserve"> G </w:t>
       </w:r>
       <w:r>
         <w:rPr>
-          <w:rFonts w:hint="eastAsia"/>
+          <w:rFonts w:hint="eastAsia" w:eastAsia="黑体"/>
         </w:rPr>
         <w:t xml:space="preserve">接相位错开</w:t>
       </w:r>
       <w:r>
+        <w:rPr>
+          <w:rFonts w:eastAsia="黑体"/>
+        </w:rPr>
         <w:t xml:space="preserve"> </w:t>
       </w:r>
       <m:oMath>
@@ -900,29 +1028,38 @@
         </m:r>
       </m:oMath>
       <w:r>
+        <w:rPr>
+          <w:rFonts w:eastAsia="黑体"/>
+        </w:rPr>
         <w:t xml:space="preserve"> </w:t>
       </w:r>
       <w:r>
         <w:rPr>
-          <w:rFonts w:hint="eastAsia"/>
+          <w:rFonts w:hint="eastAsia" w:eastAsia="黑体"/>
         </w:rPr>
         <w:t xml:space="preserve">的驱动信号、漏极</w:t>
       </w:r>
       <w:r>
+        <w:rPr>
+          <w:rFonts w:eastAsia="黑体"/>
+        </w:rPr>
         <w:t xml:space="preserve"> D </w:t>
       </w:r>
       <w:r>
         <w:rPr>
-          <w:rFonts w:hint="eastAsia"/>
+          <w:rFonts w:hint="eastAsia" w:eastAsia="黑体"/>
         </w:rPr>
         <w:t xml:space="preserve">接节点②_i、源极</w:t>
       </w:r>
       <w:r>
+        <w:rPr>
+          <w:rFonts w:eastAsia="黑体"/>
+        </w:rPr>
         <w:t xml:space="preserve"> S </w:t>
       </w:r>
       <w:r>
         <w:rPr>
-          <w:rFonts w:hint="eastAsia"/>
+          <w:rFonts w:hint="eastAsia" w:eastAsia="黑体"/>
         </w:rPr>
         <w:t xml:space="preserve">接节点④；</w:t>
       </w:r>
@@ -941,11 +1078,14 @@
         </m:sSub>
       </m:oMath>
       <w:r>
+        <w:rPr>
+          <w:rFonts w:eastAsia="黑体"/>
+        </w:rPr>
         <w:t xml:space="preserve"> </w:t>
       </w:r>
       <w:r>
         <w:rPr>
-          <w:rFonts w:hint="eastAsia"/>
+          <w:rFonts w:hint="eastAsia" w:eastAsia="黑体"/>
         </w:rPr>
         <w:t xml:space="preserve">阳极接节点②_i、阴极接节点③；</w:t>
       </w:r>
@@ -967,11 +1107,14 @@
         </m:sSub>
       </m:oMath>
       <w:r>
+        <w:rPr>
+          <w:rFonts w:eastAsia="黑体"/>
+        </w:rPr>
         <w:t xml:space="preserve"> </w:t>
       </w:r>
       <w:r>
         <w:rPr>
-          <w:rFonts w:hint="eastAsia"/>
+          <w:rFonts w:hint="eastAsia" w:eastAsia="黑体"/>
         </w:rPr>
         <w:t xml:space="preserve">一端接节点①、另一端接节点④；</w:t>
       </w:r>
@@ -990,11 +1133,14 @@
         </m:sSub>
       </m:oMath>
       <w:r>
+        <w:rPr>
+          <w:rFonts w:eastAsia="黑体"/>
+        </w:rPr>
         <w:t xml:space="preserve"> </w:t>
       </w:r>
       <w:r>
         <w:rPr>
-          <w:rFonts w:hint="eastAsia"/>
+          <w:rFonts w:hint="eastAsia" w:eastAsia="黑体"/>
         </w:rPr>
         <w:t xml:space="preserve">一端接节点③、另一端接节点④。</w:t>
       </w:r>
@@ -1003,11 +1149,14 @@
       <w:pPr/>
       <w:r>
         <w:rPr>
-          <w:rFonts w:hint="eastAsia"/>
+          <w:rFonts w:hint="eastAsia" w:eastAsia="黑体"/>
         </w:rPr>
         <w:t xml:space="preserve">由此构成各相以</w:t>
       </w:r>
       <w:r>
+        <w:rPr>
+          <w:rFonts w:eastAsia="黑体"/>
+        </w:rPr>
         <w:t xml:space="preserve"> </w:t>
       </w:r>
       <m:oMath>
@@ -1031,20 +1180,26 @@
         </m:r>
       </m:oMath>
       <w:r>
+        <w:rPr>
+          <w:rFonts w:eastAsia="黑体"/>
+        </w:rPr>
         <w:t xml:space="preserve"> </w:t>
       </w:r>
       <w:r>
         <w:rPr>
-          <w:rFonts w:hint="eastAsia"/>
+          <w:rFonts w:hint="eastAsia" w:eastAsia="黑体"/>
         </w:rPr>
         <w:t xml:space="preserve">相位交错导通、共享输入与输出电容的”多相</w:t>
       </w:r>
       <w:r>
+        <w:rPr>
+          <w:rFonts w:eastAsia="黑体"/>
+        </w:rPr>
         <w:t xml:space="preserve"> </w:t>
       </w:r>
       <w:r>
         <w:rPr>
-          <w:rFonts w:hint="eastAsia"/>
+          <w:rFonts w:hint="eastAsia" w:eastAsia="黑体"/>
         </w:rPr>
         <w:t xml:space="preserve">Boost”组态，保持单相升压关系（</w:t>
       </w:r>
@@ -1115,11 +1270,14 @@
       </m:oMath>
       <w:r>
         <w:rPr>
-          <w:rFonts w:hint="eastAsia"/>
+          <w:rFonts w:hint="eastAsia" w:eastAsia="黑体"/>
         </w:rPr>
         <w:t xml:space="preserve">），通过相位交错把等效纹波频率提高到</w:t>
       </w:r>
       <w:r>
+        <w:rPr>
+          <w:rFonts w:eastAsia="黑体"/>
+        </w:rPr>
         <w:t xml:space="preserve"> </w:t>
       </w:r>
       <m:oMath>
@@ -1143,15 +1301,21 @@
         </m:sSub>
       </m:oMath>
       <w:r>
+        <w:rPr>
+          <w:rFonts w:eastAsia="黑体"/>
+        </w:rPr>
         <w:t xml:space="preserve"> </w:t>
       </w:r>
       <w:r>
         <w:rPr>
-          <w:rFonts w:hint="eastAsia"/>
+          <w:rFonts w:hint="eastAsia" w:eastAsia="黑体"/>
         </w:rPr>
         <w:t xml:space="preserve">并把电流应力分散到</w:t>
       </w:r>
       <w:r>
+        <w:rPr>
+          <w:rFonts w:eastAsia="黑体"/>
+        </w:rPr>
         <w:t xml:space="preserve"> </w:t>
       </w:r>
       <m:oMath>
@@ -1160,11 +1324,14 @@
         </m:r>
       </m:oMath>
       <w:r>
+        <w:rPr>
+          <w:rFonts w:eastAsia="黑体"/>
+        </w:rPr>
         <w:t xml:space="preserve"> </w:t>
       </w:r>
       <w:r>
         <w:rPr>
-          <w:rFonts w:hint="eastAsia"/>
+          <w:rFonts w:hint="eastAsia" w:eastAsia="黑体"/>
         </w:rPr>
         <w:t xml:space="preserve">相，适用于大电流升压场合。</w:t>
       </w:r>
@@ -1177,7 +1344,7 @@
       </w:pPr>
       <w:r>
         <w:rPr>
-          <w:rFonts w:hint="eastAsia"/>
+          <w:rFonts w:hint="eastAsia" w:eastAsia="黑体"/>
         </w:rPr>
         <w:t xml:space="preserve">工作原理</w:t>
       </w:r>
@@ -1188,11 +1355,14 @@
       </w:pPr>
       <w:r>
         <w:rPr>
-          <w:rFonts w:hint="eastAsia"/>
+          <w:rFonts w:hint="eastAsia" w:eastAsia="黑体"/>
         </w:rPr>
         <w:t xml:space="preserve">各相电感在时间上交错地储能与续流，输入电流纹波因各相纹波相位错开而部分抵消；输出电容的充电电流也交错，使输入与输出纹波频率变为</w:t>
       </w:r>
       <w:r>
+        <w:rPr>
+          <w:rFonts w:eastAsia="黑体"/>
+        </w:rPr>
         <w:t xml:space="preserve"> </w:t>
       </w:r>
       <m:oMath>
@@ -1216,11 +1386,14 @@
         </m:sSub>
       </m:oMath>
       <w:r>
+        <w:rPr>
+          <w:rFonts w:eastAsia="黑体"/>
+        </w:rPr>
         <w:t xml:space="preserve"> </w:t>
       </w:r>
       <w:r>
         <w:rPr>
-          <w:rFonts w:hint="eastAsia"/>
+          <w:rFonts w:hint="eastAsia" w:eastAsia="黑体"/>
         </w:rPr>
         <w:t xml:space="preserve">且幅值下降。整体输出电流为各相电流之和，功率均匀分配到每一相。</w:t>
       </w:r>
@@ -1233,7 +1406,7 @@
       </w:pPr>
       <w:r>
         <w:rPr>
-          <w:rFonts w:hint="eastAsia"/>
+          <w:rFonts w:hint="eastAsia" w:eastAsia="黑体"/>
         </w:rPr>
         <w:t xml:space="preserve">关键计算公式</w:t>
       </w:r>
@@ -1247,16 +1420,19 @@
       </w:pPr>
       <w:r>
         <w:rPr>
-          <w:rFonts w:hint="eastAsia"/>
+          <w:rFonts w:hint="eastAsia" w:eastAsia="黑体"/>
         </w:rPr>
         <w:t xml:space="preserve">单相升压比（同单相</w:t>
       </w:r>
       <w:r>
+        <w:rPr>
+          <w:rFonts w:eastAsia="黑体"/>
+        </w:rPr>
         <w:t xml:space="preserve"> </w:t>
       </w:r>
       <w:r>
         <w:rPr>
-          <w:rFonts w:hint="eastAsia"/>
+          <w:rFonts w:hint="eastAsia" w:eastAsia="黑体"/>
         </w:rPr>
         <w:t xml:space="preserve">Boost）：</w:t>
       </w:r>
@@ -1337,7 +1513,7 @@
       </w:pPr>
       <w:r>
         <w:rPr>
-          <w:rFonts w:hint="eastAsia"/>
+          <w:rFonts w:hint="eastAsia" w:eastAsia="黑体"/>
         </w:rPr>
         <w:t xml:space="preserve">输入电流纹波（纹波抵消后，</w:t>
       </w:r>
@@ -1365,11 +1541,14 @@
         </m:r>
       </m:oMath>
       <w:r>
+        <w:rPr>
+          <w:rFonts w:eastAsia="黑体"/>
+        </w:rPr>
         <w:t xml:space="preserve"> </w:t>
       </w:r>
       <w:r>
         <w:rPr>
-          <w:rFonts w:hint="eastAsia"/>
+          <w:rFonts w:hint="eastAsia" w:eastAsia="黑体"/>
         </w:rPr>
         <w:t xml:space="preserve">区间）：</w:t>
       </w:r>
@@ -1519,7 +1698,7 @@
       </w:pPr>
       <w:r>
         <w:rPr>
-          <w:rFonts w:hint="eastAsia"/>
+          <w:rFonts w:hint="eastAsia" w:eastAsia="黑体"/>
         </w:rPr>
         <w:t xml:space="preserve">每相平均电感电流：</w:t>
       </w:r>
@@ -1633,7 +1812,7 @@
       </w:pPr>
       <w:r>
         <w:rPr>
-          <w:rFonts w:hint="eastAsia"/>
+          <w:rFonts w:hint="eastAsia" w:eastAsia="黑体"/>
         </w:rPr>
         <w:t xml:space="preserve">单相电感电流纹波：</w:t>
       </w:r>
@@ -1750,7 +1929,7 @@
       </w:pPr>
       <w:r>
         <w:rPr>
-          <w:rFonts w:hint="eastAsia"/>
+          <w:rFonts w:hint="eastAsia" w:eastAsia="黑体"/>
         </w:rPr>
         <w:t xml:space="preserve">等效纹波频率：</w:t>
       </w:r>
@@ -1838,7 +2017,7 @@
             </w:pPr>
             <w:r>
               <w:rPr>
-                <w:rFonts w:hint="eastAsia"/>
+                <w:rFonts w:hint="eastAsia" w:eastAsia="黑体"/>
               </w:rPr>
               <w:t xml:space="preserve">符号</w:t>
             </w:r>
@@ -1852,7 +2031,7 @@
             </w:pPr>
             <w:r>
               <w:rPr>
-                <w:rFonts w:hint="eastAsia"/>
+                <w:rFonts w:hint="eastAsia" w:eastAsia="黑体"/>
               </w:rPr>
               <w:t xml:space="preserve">含义</w:t>
             </w:r>
@@ -1866,7 +2045,7 @@
             </w:pPr>
             <w:r>
               <w:rPr>
-                <w:rFonts w:hint="eastAsia"/>
+                <w:rFonts w:hint="eastAsia" w:eastAsia="黑体"/>
               </w:rPr>
               <w:t xml:space="preserve">单位</w:t>
             </w:r>
@@ -1898,6 +2077,9 @@
               </m:sSub>
             </m:oMath>
             <w:r>
+              <w:rPr>
+                <w:rFonts w:eastAsia="黑体"/>
+              </w:rPr>
               <w:t xml:space="preserve">​</w:t>
             </w:r>
           </w:p>
@@ -1910,7 +2092,7 @@
             </w:pPr>
             <w:r>
               <w:rPr>
-                <w:rFonts w:hint="eastAsia"/>
+                <w:rFonts w:hint="eastAsia" w:eastAsia="黑体"/>
               </w:rPr>
               <w:t xml:space="preserve">输入电压</w:t>
             </w:r>
@@ -1923,6 +2105,9 @@
               <w:pStyle w:val="Compact"/>
             </w:pPr>
             <w:r>
+              <w:rPr>
+                <w:rFonts w:eastAsia="黑体"/>
+              </w:rPr>
               <w:t xml:space="preserve">V</w:t>
             </w:r>
           </w:p>
@@ -1950,6 +2135,9 @@
               </m:sSub>
             </m:oMath>
             <w:r>
+              <w:rPr>
+                <w:rFonts w:eastAsia="黑体"/>
+              </w:rPr>
               <w:t xml:space="preserve">​</w:t>
             </w:r>
           </w:p>
@@ -1962,7 +2150,7 @@
             </w:pPr>
             <w:r>
               <w:rPr>
-                <w:rFonts w:hint="eastAsia"/>
+                <w:rFonts w:hint="eastAsia" w:eastAsia="黑体"/>
               </w:rPr>
               <w:t xml:space="preserve">输出电压</w:t>
             </w:r>
@@ -1975,6 +2163,9 @@
               <w:pStyle w:val="Compact"/>
             </w:pPr>
             <w:r>
+              <w:rPr>
+                <w:rFonts w:eastAsia="黑体"/>
+              </w:rPr>
               <w:t xml:space="preserve">V</w:t>
             </w:r>
           </w:p>
@@ -1993,6 +2184,9 @@
               </m:r>
             </m:oMath>
             <w:r>
+              <w:rPr>
+                <w:rFonts w:eastAsia="黑体"/>
+              </w:rPr>
               <w:t xml:space="preserve">​</w:t>
             </w:r>
           </w:p>
@@ -2005,7 +2199,7 @@
             </w:pPr>
             <w:r>
               <w:rPr>
-                <w:rFonts w:hint="eastAsia"/>
+                <w:rFonts w:hint="eastAsia" w:eastAsia="黑体"/>
               </w:rPr>
               <w:t xml:space="preserve">占空比</w:t>
             </w:r>
@@ -2018,6 +2212,9 @@
               <w:pStyle w:val="Compact"/>
             </w:pPr>
             <w:r>
+              <w:rPr>
+                <w:rFonts w:eastAsia="黑体"/>
+              </w:rPr>
               <w:t xml:space="preserve">—</w:t>
             </w:r>
           </w:p>
@@ -2036,6 +2233,9 @@
               </m:r>
             </m:oMath>
             <w:r>
+              <w:rPr>
+                <w:rFonts w:eastAsia="黑体"/>
+              </w:rPr>
               <w:t xml:space="preserve">​</w:t>
             </w:r>
           </w:p>
@@ -2048,7 +2248,7 @@
             </w:pPr>
             <w:r>
               <w:rPr>
-                <w:rFonts w:hint="eastAsia"/>
+                <w:rFonts w:hint="eastAsia" w:eastAsia="黑体"/>
               </w:rPr>
               <w:t xml:space="preserve">相数</w:t>
             </w:r>
@@ -2061,6 +2261,9 @@
               <w:pStyle w:val="Compact"/>
             </w:pPr>
             <w:r>
+              <w:rPr>
+                <w:rFonts w:eastAsia="黑体"/>
+              </w:rPr>
               <w:t xml:space="preserve">—</w:t>
             </w:r>
           </w:p>
@@ -2079,6 +2282,9 @@
               </m:r>
             </m:oMath>
             <w:r>
+              <w:rPr>
+                <w:rFonts w:eastAsia="黑体"/>
+              </w:rPr>
               <w:t xml:space="preserve">​</w:t>
             </w:r>
           </w:p>
@@ -2091,7 +2297,7 @@
             </w:pPr>
             <w:r>
               <w:rPr>
-                <w:rFonts w:hint="eastAsia"/>
+                <w:rFonts w:hint="eastAsia" w:eastAsia="黑体"/>
               </w:rPr>
               <w:t xml:space="preserve">每相电感</w:t>
             </w:r>
@@ -2104,6 +2310,9 @@
               <w:pStyle w:val="Compact"/>
             </w:pPr>
             <w:r>
+              <w:rPr>
+                <w:rFonts w:eastAsia="黑体"/>
+              </w:rPr>
               <w:t xml:space="preserve">H</w:t>
             </w:r>
           </w:p>
@@ -2134,6 +2343,9 @@
               </m:sSub>
             </m:oMath>
             <w:r>
+              <w:rPr>
+                <w:rFonts w:eastAsia="黑体"/>
+              </w:rPr>
               <w:t xml:space="preserve">​</w:t>
             </w:r>
           </w:p>
@@ -2146,7 +2358,7 @@
             </w:pPr>
             <w:r>
               <w:rPr>
-                <w:rFonts w:hint="eastAsia"/>
+                <w:rFonts w:hint="eastAsia" w:eastAsia="黑体"/>
               </w:rPr>
               <w:t xml:space="preserve">单相开关频率</w:t>
             </w:r>
@@ -2159,6 +2371,9 @@
               <w:pStyle w:val="Compact"/>
             </w:pPr>
             <w:r>
+              <w:rPr>
+                <w:rFonts w:eastAsia="黑体"/>
+              </w:rPr>
               <w:t xml:space="preserve">Hz</w:t>
             </w:r>
           </w:p>
@@ -2186,6 +2401,9 @@
               </m:sSub>
             </m:oMath>
             <w:r>
+              <w:rPr>
+                <w:rFonts w:eastAsia="黑体"/>
+              </w:rPr>
               <w:t xml:space="preserve">​</w:t>
             </w:r>
           </w:p>
@@ -2198,7 +2416,7 @@
             </w:pPr>
             <w:r>
               <w:rPr>
-                <w:rFonts w:hint="eastAsia"/>
+                <w:rFonts w:hint="eastAsia" w:eastAsia="黑体"/>
               </w:rPr>
               <w:t xml:space="preserve">输出总电流</w:t>
             </w:r>
@@ -2211,6 +2429,9 @@
               <w:pStyle w:val="Compact"/>
             </w:pPr>
             <w:r>
+              <w:rPr>
+                <w:rFonts w:eastAsia="黑体"/>
+              </w:rPr>
               <w:t xml:space="preserve">A</w:t>
             </w:r>
           </w:p>
@@ -2247,6 +2468,9 @@
               </m:sSub>
             </m:oMath>
             <w:r>
+              <w:rPr>
+                <w:rFonts w:eastAsia="黑体"/>
+              </w:rPr>
               <w:t xml:space="preserve">​</w:t>
             </w:r>
           </w:p>
@@ -2259,7 +2483,7 @@
             </w:pPr>
             <w:r>
               <w:rPr>
-                <w:rFonts w:hint="eastAsia"/>
+                <w:rFonts w:hint="eastAsia" w:eastAsia="黑体"/>
               </w:rPr>
               <w:t xml:space="preserve">输入电流纹波</w:t>
             </w:r>
@@ -2272,6 +2496,9 @@
               <w:pStyle w:val="Compact"/>
             </w:pPr>
             <w:r>
+              <w:rPr>
+                <w:rFonts w:eastAsia="黑体"/>
+              </w:rPr>
               <w:t xml:space="preserve">A</w:t>
             </w:r>
           </w:p>
@@ -2286,7 +2513,7 @@
       </w:pPr>
       <w:r>
         <w:rPr>
-          <w:rFonts w:hint="eastAsia"/>
+          <w:rFonts w:hint="eastAsia" w:eastAsia="黑体"/>
         </w:rPr>
         <w:t xml:space="preserve">元件调整影响</w:t>
       </w:r>
@@ -2301,7 +2528,7 @@
       </w:pPr>
       <w:r>
         <w:rPr>
-          <w:rFonts w:hint="eastAsia"/>
+          <w:rFonts w:hint="eastAsia" w:eastAsia="黑体"/>
           <w:b/>
           <w:bCs/>
         </w:rPr>
@@ -2309,20 +2536,27 @@
       </w:r>
       <w:r>
         <w:rPr>
+          <w:rFonts w:eastAsia="黑体"/>
           <w:b/>
           <w:bCs/>
         </w:rPr>
         <w:t xml:space="preserve"> N ↑</w:t>
       </w:r>
       <w:r>
+        <w:rPr>
+          <w:rFonts w:eastAsia="黑体"/>
+        </w:rPr>
         <w:t xml:space="preserve"> </w:t>
       </w:r>
       <w:r>
+        <w:rPr>
+          <w:rFonts w:eastAsia="黑体"/>
+        </w:rPr>
         <w:t xml:space="preserve">→ </w:t>
       </w:r>
       <w:r>
         <w:rPr>
-          <w:rFonts w:hint="eastAsia"/>
+          <w:rFonts w:hint="eastAsia" w:eastAsia="黑体"/>
         </w:rPr>
         <w:t xml:space="preserve">纹波抵消更强、纹波频率更高，输入/输出电容需求减小，但元件数量与成本上升。</w:t>
       </w:r>
@@ -2337,7 +2571,7 @@
       </w:pPr>
       <w:r>
         <w:rPr>
-          <w:rFonts w:hint="eastAsia"/>
+          <w:rFonts w:hint="eastAsia" w:eastAsia="黑体"/>
           <w:b/>
           <w:bCs/>
         </w:rPr>
@@ -2345,6 +2579,7 @@
       </w:r>
       <w:r>
         <w:rPr>
+          <w:rFonts w:eastAsia="黑体"/>
           <w:b/>
           <w:bCs/>
         </w:rPr>
@@ -2352,21 +2587,27 @@
       </w:r>
       <w:r>
         <w:rPr>
-          <w:rFonts w:hint="eastAsia"/>
+          <w:rFonts w:hint="eastAsia" w:eastAsia="黑体"/>
           <w:b/>
           <w:bCs/>
         </w:rPr>
         <w:t xml:space="preserve">一致</w:t>
       </w:r>
       <w:r>
+        <w:rPr>
+          <w:rFonts w:eastAsia="黑体"/>
+        </w:rPr>
         <w:t xml:space="preserve"> </w:t>
       </w:r>
       <w:r>
+        <w:rPr>
+          <w:rFonts w:eastAsia="黑体"/>
+        </w:rPr>
         <w:t xml:space="preserve">→ </w:t>
       </w:r>
       <w:r>
         <w:rPr>
-          <w:rFonts w:hint="eastAsia"/>
+          <w:rFonts w:hint="eastAsia" w:eastAsia="黑体"/>
         </w:rPr>
         <w:t xml:space="preserve">电流均衡更好，不均会带来热失衡与纹波不抵消。</w:t>
       </w:r>
@@ -2398,6 +2639,7 @@
       </m:oMath>
       <w:r>
         <w:rPr>
+          <w:rFonts w:eastAsia="黑体"/>
           <w:b/>
           <w:bCs/>
         </w:rPr>
@@ -2405,20 +2647,27 @@
       </w:r>
       <w:r>
         <w:rPr>
+          <w:rFonts w:eastAsia="黑体"/>
           <w:b/>
           <w:bCs/>
         </w:rPr>
         <w:t xml:space="preserve">↑</w:t>
       </w:r>
       <w:r>
+        <w:rPr>
+          <w:rFonts w:eastAsia="黑体"/>
+        </w:rPr>
         <w:t xml:space="preserve"> </w:t>
       </w:r>
       <w:r>
+        <w:rPr>
+          <w:rFonts w:eastAsia="黑体"/>
+        </w:rPr>
         <w:t xml:space="preserve">→ </w:t>
       </w:r>
       <w:r>
         <w:rPr>
-          <w:rFonts w:hint="eastAsia"/>
+          <w:rFonts w:hint="eastAsia" w:eastAsia="黑体"/>
         </w:rPr>
         <w:t xml:space="preserve">纹波与电感需求减小，开关损耗增大。</w:t>
       </w:r>
@@ -2433,21 +2682,27 @@
       </w:pPr>
       <w:r>
         <w:rPr>
-          <w:rFonts w:hint="eastAsia"/>
+          <w:rFonts w:hint="eastAsia" w:eastAsia="黑体"/>
           <w:b/>
           <w:bCs/>
         </w:rPr>
         <w:t xml:space="preserve">均流不良</w:t>
       </w:r>
       <w:r>
+        <w:rPr>
+          <w:rFonts w:eastAsia="黑体"/>
+        </w:rPr>
         <w:t xml:space="preserve"> </w:t>
       </w:r>
       <w:r>
+        <w:rPr>
+          <w:rFonts w:eastAsia="黑体"/>
+        </w:rPr>
         <w:t xml:space="preserve">→ </w:t>
       </w:r>
       <w:r>
         <w:rPr>
-          <w:rFonts w:hint="eastAsia"/>
+          <w:rFonts w:hint="eastAsia" w:eastAsia="黑体"/>
         </w:rPr>
         <w:t xml:space="preserve">某相过载发热，需外加均流环路或同一控制占空比严格对齐。</w:t>
       </w:r>
@@ -2462,19 +2717,28 @@
       </w:pPr>
       <w:r>
         <w:rPr>
-          <w:rFonts w:hint="eastAsia"/>
+          <w:rFonts w:hint="eastAsia" w:eastAsia="黑体"/>
           <w:b/>
           <w:bCs/>
         </w:rPr>
         <w:t xml:space="preserve">占空比与相位数匹配</w:t>
       </w:r>
       <w:r>
+        <w:rPr>
+          <w:rFonts w:eastAsia="黑体"/>
+        </w:rPr>
         <w:t xml:space="preserve"> </w:t>
       </w:r>
       <w:r>
+        <w:rPr>
+          <w:rFonts w:eastAsia="黑体"/>
+        </w:rPr>
         <w:t xml:space="preserve">→</w:t>
       </w:r>
       <w:r>
+        <w:rPr>
+          <w:rFonts w:eastAsia="黑体"/>
+        </w:rPr>
         <w:t xml:space="preserve"> </w:t>
       </w:r>
       <m:oMath>
@@ -2501,11 +2765,14 @@
         </m:r>
       </m:oMath>
       <w:r>
+        <w:rPr>
+          <w:rFonts w:eastAsia="黑体"/>
+        </w:rPr>
         <w:t xml:space="preserve"> </w:t>
       </w:r>
       <w:r>
         <w:rPr>
-          <w:rFonts w:hint="eastAsia"/>
+          <w:rFonts w:hint="eastAsia" w:eastAsia="黑体"/>
         </w:rPr>
         <w:t xml:space="preserve">时纹波抵消最理想。</w:t>
       </w:r>
@@ -2518,7 +2785,7 @@
       </w:pPr>
       <w:r>
         <w:rPr>
-          <w:rFonts w:hint="eastAsia"/>
+          <w:rFonts w:hint="eastAsia" w:eastAsia="黑体"/>
         </w:rPr>
         <w:t xml:space="preserve">典型参数示例</w:t>
       </w:r>
@@ -2533,16 +2800,19 @@
       </w:pPr>
       <w:r>
         <w:rPr>
-          <w:rFonts w:hint="eastAsia"/>
+          <w:rFonts w:hint="eastAsia" w:eastAsia="黑体"/>
         </w:rPr>
         <w:t xml:space="preserve">取</w:t>
       </w:r>
       <w:r>
+        <w:rPr>
+          <w:rFonts w:eastAsia="黑体"/>
+        </w:rPr>
         <w:t xml:space="preserve"> 2 </w:t>
       </w:r>
       <w:r>
         <w:rPr>
-          <w:rFonts w:hint="eastAsia"/>
+          <w:rFonts w:hint="eastAsia" w:eastAsia="黑体"/>
         </w:rPr>
         <w:t xml:space="preserve">相、</w:t>
       </w:r>
@@ -2584,7 +2854,7 @@
       </m:oMath>
       <w:r>
         <w:rPr>
-          <w:rFonts w:hint="eastAsia"/>
+          <w:rFonts w:hint="eastAsia" w:eastAsia="黑体"/>
         </w:rPr>
         <w:t xml:space="preserve">：</w:t>
       </w:r>
@@ -2653,6 +2923,9 @@
         </m:r>
       </m:oMath>
       <w:r>
+        <w:rPr>
+          <w:rFonts w:eastAsia="黑体"/>
+        </w:rPr>
         <w:t xml:space="preserve">。</w:t>
       </w:r>
     </w:p>
@@ -2666,11 +2939,14 @@
       </w:pPr>
       <w:r>
         <w:rPr>
-          <w:rFonts w:hint="eastAsia"/>
+          <w:rFonts w:hint="eastAsia" w:eastAsia="黑体"/>
         </w:rPr>
         <w:t xml:space="preserve">取</w:t>
       </w:r>
       <w:r>
+        <w:rPr>
+          <w:rFonts w:eastAsia="黑体"/>
+        </w:rPr>
         <w:t xml:space="preserve"> </w:t>
       </w:r>
       <m:oMath>
@@ -2710,6 +2986,9 @@
         </m:r>
       </m:oMath>
       <w:r>
+        <w:rPr>
+          <w:rFonts w:eastAsia="黑体"/>
+        </w:rPr>
         <w:t xml:space="preserve">、</w:t>
       </w:r>
       <m:oMath>
@@ -2747,7 +3026,7 @@
       </m:oMath>
       <w:r>
         <w:rPr>
-          <w:rFonts w:hint="eastAsia"/>
+          <w:rFonts w:hint="eastAsia" w:eastAsia="黑体"/>
         </w:rPr>
         <w:t xml:space="preserve">（</w:t>
       </w:r>
@@ -2767,7 +3046,7 @@
       </m:oMath>
       <w:r>
         <w:rPr>
-          <w:rFonts w:hint="eastAsia"/>
+          <w:rFonts w:hint="eastAsia" w:eastAsia="黑体"/>
         </w:rPr>
         <w:t xml:space="preserve">）、</w:t>
       </w:r>
@@ -2786,6 +3065,9 @@
         </m:r>
       </m:oMath>
       <w:r>
+        <w:rPr>
+          <w:rFonts w:eastAsia="黑体"/>
+        </w:rPr>
         <w:t xml:space="preserve">、</w:t>
       </w:r>
       <m:oMath>
@@ -2816,6 +3098,9 @@
         </m:r>
       </m:oMath>
       <w:r>
+        <w:rPr>
+          <w:rFonts w:eastAsia="黑体"/>
+        </w:rPr>
         <w:t xml:space="preserve">、</w:t>
       </w:r>
       <m:oMath>
@@ -2856,7 +3141,7 @@
       </m:oMath>
       <w:r>
         <w:rPr>
-          <w:rFonts w:hint="eastAsia"/>
+          <w:rFonts w:hint="eastAsia" w:eastAsia="黑体"/>
         </w:rPr>
         <w:t xml:space="preserve">：</w:t>
       </w:r>
@@ -3002,6 +3287,9 @@
         </m:r>
       </m:oMath>
       <w:r>
+        <w:rPr>
+          <w:rFonts w:eastAsia="黑体"/>
+        </w:rPr>
         <w:t xml:space="preserve">。</w:t>
       </w:r>
     </w:p>
@@ -3013,7 +3301,7 @@
       </w:pPr>
       <w:r>
         <w:rPr>
-          <w:rFonts w:hint="eastAsia"/>
+          <w:rFonts w:hint="eastAsia" w:eastAsia="黑体"/>
         </w:rPr>
         <w:t xml:space="preserve">常见器件型号</w:t>
       </w:r>
@@ -3028,7 +3316,7 @@
       </w:pPr>
       <w:r>
         <w:rPr>
-          <w:rFonts w:hint="eastAsia"/>
+          <w:rFonts w:hint="eastAsia" w:eastAsia="黑体"/>
         </w:rPr>
         <w:t xml:space="preserve">常用：按需选型</w:t>
       </w:r>
@@ -3043,7 +3331,7 @@
       </w:pPr>
       <w:r>
         <w:rPr>
-          <w:rFonts w:hint="eastAsia"/>
+          <w:rFonts w:hint="eastAsia" w:eastAsia="黑体"/>
         </w:rPr>
         <w:t xml:space="preserve">多相控制器：LTC3862、TPS40170、ISL78225。</w:t>
       </w:r>
@@ -3056,7 +3344,7 @@
       </w:pPr>
       <w:r>
         <w:rPr>
-          <w:rFonts w:hint="eastAsia"/>
+          <w:rFonts w:hint="eastAsia" w:eastAsia="黑体"/>
         </w:rPr>
         <w:t xml:space="preserve">注意事项</w:t>
       </w:r>
@@ -3071,7 +3359,7 @@
       </w:pPr>
       <w:r>
         <w:rPr>
-          <w:rFonts w:hint="eastAsia"/>
+          <w:rFonts w:hint="eastAsia" w:eastAsia="黑体"/>
         </w:rPr>
         <w:t xml:space="preserve">各相器件与布局需对称，否则电流不均导致局部过热。</w:t>
       </w:r>
@@ -3086,7 +3374,7 @@
       </w:pPr>
       <w:r>
         <w:rPr>
-          <w:rFonts w:hint="eastAsia"/>
+          <w:rFonts w:hint="eastAsia" w:eastAsia="黑体"/>
         </w:rPr>
         <w:t xml:space="preserve">交错相位与占空比设定须由控制器保证，避免纹波抵消失效。</w:t>
       </w:r>
@@ -3101,7 +3389,7 @@
       </w:pPr>
       <w:r>
         <w:rPr>
-          <w:rFonts w:hint="eastAsia"/>
+          <w:rFonts w:hint="eastAsia" w:eastAsia="黑体"/>
         </w:rPr>
         <w:t xml:space="preserve">输入输出电容仍须满足最小纹波与瞬态要求，但可小于单相等效方案。</w:t>
       </w:r>
@@ -3116,25 +3404,31 @@
       </w:pPr>
       <w:r>
         <w:rPr>
-          <w:rFonts w:hint="eastAsia"/>
+          <w:rFonts w:hint="eastAsia" w:eastAsia="黑体"/>
         </w:rPr>
         <w:t xml:space="preserve">多相带来更复杂的驱动与采样，需注意</w:t>
       </w:r>
       <w:r>
+        <w:rPr>
+          <w:rFonts w:eastAsia="黑体"/>
+        </w:rPr>
         <w:t xml:space="preserve"> </w:t>
       </w:r>
       <w:r>
         <w:rPr>
-          <w:rFonts w:hint="eastAsia"/>
+          <w:rFonts w:hint="eastAsia" w:eastAsia="黑体"/>
         </w:rPr>
         <w:t xml:space="preserve">DSP/模拟控制器的</w:t>
       </w:r>
       <w:r>
+        <w:rPr>
+          <w:rFonts w:eastAsia="黑体"/>
+        </w:rPr>
         <w:t xml:space="preserve"> PWM </w:t>
       </w:r>
       <w:r>
         <w:rPr>
-          <w:rFonts w:hint="eastAsia"/>
+          <w:rFonts w:hint="eastAsia" w:eastAsia="黑体"/>
         </w:rPr>
         <w:t xml:space="preserve">资源。</w:t>
       </w:r>
@@ -3147,7 +3441,7 @@
       </w:pPr>
       <w:r>
         <w:rPr>
-          <w:rFonts w:hint="eastAsia"/>
+          <w:rFonts w:hint="eastAsia" w:eastAsia="黑体"/>
         </w:rPr>
         <w:t xml:space="preserve">参考资料</w:t>
       </w:r>
@@ -3161,20 +3455,26 @@
         </w:numPr>
       </w:pPr>
       <w:r>
+        <w:rPr>
+          <w:rFonts w:eastAsia="黑体"/>
+        </w:rPr>
         <w:t xml:space="preserve">TI TPS40170 </w:t>
       </w:r>
       <w:r>
         <w:rPr>
-          <w:rFonts w:hint="eastAsia"/>
+          <w:rFonts w:hint="eastAsia" w:eastAsia="黑体"/>
         </w:rPr>
         <w:t xml:space="preserve">数据手册（多相</w:t>
       </w:r>
       <w:r>
+        <w:rPr>
+          <w:rFonts w:eastAsia="黑体"/>
+        </w:rPr>
         <w:t xml:space="preserve"> Boost </w:t>
       </w:r>
       <w:r>
         <w:rPr>
-          <w:rFonts w:hint="eastAsia"/>
+          <w:rFonts w:hint="eastAsia" w:eastAsia="黑体"/>
         </w:rPr>
         <w:t xml:space="preserve">控制器）。</w:t>
       </w:r>
@@ -3188,11 +3488,14 @@
         </w:numPr>
       </w:pPr>
       <w:r>
+        <w:rPr>
+          <w:rFonts w:eastAsia="黑体"/>
+        </w:rPr>
         <w:t xml:space="preserve">ADI LTC3862 </w:t>
       </w:r>
       <w:r>
         <w:rPr>
-          <w:rFonts w:hint="eastAsia"/>
+          <w:rFonts w:hint="eastAsia" w:eastAsia="黑体"/>
         </w:rPr>
         <w:t xml:space="preserve">数据手册。</w:t>
       </w:r>
@@ -3207,16 +3510,19 @@
       </w:pPr>
       <w:r>
         <w:rPr>
-          <w:rFonts w:hint="eastAsia"/>
+          <w:rFonts w:hint="eastAsia" w:eastAsia="黑体"/>
         </w:rPr>
         <w:t xml:space="preserve">《开关电源设计》（Abraham</w:t>
       </w:r>
       <w:r>
+        <w:rPr>
+          <w:rFonts w:eastAsia="黑体"/>
+        </w:rPr>
         <w:t xml:space="preserve"> I. </w:t>
       </w:r>
       <w:r>
         <w:rPr>
-          <w:rFonts w:hint="eastAsia"/>
+          <w:rFonts w:hint="eastAsia" w:eastAsia="黑体"/>
         </w:rPr>
         <w:t xml:space="preserve">Pressman）。</w:t>
       </w:r>
@@ -3230,11 +3536,11 @@
       </w:pPr>
       <w:r>
         <w:rPr>
-          <w:rFonts w:ascii="Times New Roman" w:hAnsi="Times New Roman"/>
+          <w:rFonts w:ascii="Times New Roman" w:hAnsi="Times New Roman" w:eastAsia="黑体"/>
           <w:color w:val="555555"/>
           <w:sz w:val="21"/>
         </w:rPr>
-        <w:t>材料收集者：杜文杰</w:t>
+        <w:t>材料收集者：杜文杰，WX手机：19519196569，QQ:3478827729</w:t>
       </w:r>
     </w:p>
     <w:sectPr>
@@ -3254,7 +3560,7 @@
 </file>
 
 <file path=word/footer1.xml><?xml version="1.0" encoding="utf-8"?>
-<w:ftr xmlns:m="http://schemas.openxmlformats.org/officeDocument/2006/math" xmlns:mc="http://schemas.openxmlformats.org/markup-compatibility/2006" xmlns:mo="http://schemas.microsoft.com/office/mac/office/2008/main" xmlns:mv="urn:schemas-microsoft-com:mac:vml" xmlns:o="urn:schemas-microsoft-com:office:office" xmlns:r="http://schemas.openxmlformats.org/officeDocument/2006/relationships" xmlns:v="urn:schemas-microsoft-com:vml" xmlns:w10="urn:schemas-microsoft-com:office:word" xmlns:w14="http://schemas.microsoft.com/office/word/2010/wordml" xmlns:w="http://schemas.openxmlformats.org/wordprocessingml/2006/main" xmlns:wne="http://schemas.microsoft.com/office/word/2006/wordml" xmlns:wp14="http://schemas.microsoft.com/office/word/2010/wordprocessingDrawing" xmlns:wp="http://schemas.openxmlformats.org/drawingml/2006/wordprocessingDrawing" xmlns:wpc="http://schemas.microsoft.com/office/word/2010/wordprocessingCanvas" xmlns:wpg="http://schemas.microsoft.com/office/word/2010/wordprocessingGroup" xmlns:wpi="http://schemas.microsoft.com/office/word/2010/wordprocessingInk" xmlns:wps="http://schemas.microsoft.com/office/word/2010/wordprocessingShape" mc:Ignorable="w14 wp14">
+<w:ftr xmlns:mc="http://schemas.openxmlformats.org/markup-compatibility/2006" xmlns:w="http://schemas.openxmlformats.org/wordprocessingml/2006/main" xmlns:m="http://schemas.openxmlformats.org/officeDocument/2006/math" xmlns:mo="http://schemas.microsoft.com/office/mac/office/2008/main" xmlns:mv="urn:schemas-microsoft-com:mac:vml" xmlns:o="urn:schemas-microsoft-com:office:office" xmlns:r="http://schemas.openxmlformats.org/officeDocument/2006/relationships" xmlns:v="urn:schemas-microsoft-com:vml" xmlns:w10="urn:schemas-microsoft-com:office:word" xmlns:w14="http://schemas.microsoft.com/office/word/2010/wordml" xmlns:wne="http://schemas.microsoft.com/office/word/2006/wordml" xmlns:wp14="http://schemas.microsoft.com/office/word/2010/wordprocessingDrawing" xmlns:wp="http://schemas.openxmlformats.org/drawingml/2006/wordprocessingDrawing" xmlns:wpc="http://schemas.microsoft.com/office/word/2010/wordprocessingCanvas" xmlns:wpg="http://schemas.microsoft.com/office/word/2010/wordprocessingGroup" xmlns:wpi="http://schemas.microsoft.com/office/word/2010/wordprocessingInk" xmlns:wps="http://schemas.microsoft.com/office/word/2010/wordprocessingShape" mc:Ignorable="w14 wp14">
   <w:p>
     <w:pPr>
       <w:pStyle w:val="Footer"/>
@@ -3262,12 +3568,14 @@
     </w:pPr>
     <w:r>
       <w:rPr>
+        <w:rFonts w:eastAsia="黑体"/>
         <w:sz w:val="18"/>
       </w:rPr>
       <w:t xml:space="preserve">第 </w:t>
     </w:r>
     <w:r>
       <w:rPr>
+        <w:rFonts w:eastAsia="黑体"/>
         <w:sz w:val="18"/>
       </w:rPr>
       <w:fldChar w:fldCharType="begin"/>
@@ -3276,6 +3584,7 @@
     </w:r>
     <w:r>
       <w:rPr>
+        <w:rFonts w:eastAsia="黑体"/>
         <w:sz w:val="18"/>
       </w:rPr>
       <w:t xml:space="preserve"> 页</w:t>
@@ -3289,6 +3598,9 @@
   <w:footnote w:type="continuationSeparator" w:id="0">
     <w:p>
       <w:r>
+        <w:rPr>
+          <w:rFonts w:eastAsia="黑体"/>
+        </w:rPr>
         <w:continuationSeparator/>
       </w:r>
     </w:p>
@@ -3296,6 +3608,9 @@
   <w:footnote w:type="separator" w:id="-1">
     <w:p>
       <w:r>
+        <w:rPr>
+          <w:rFonts w:eastAsia="黑体"/>
+        </w:rPr>
         <w:separator/>
       </w:r>
     </w:p>
@@ -3304,7 +3619,7 @@
 </file>
 
 <file path=word/header1.xml><?xml version="1.0" encoding="utf-8"?>
-<w:hdr xmlns:m="http://schemas.openxmlformats.org/officeDocument/2006/math" xmlns:mc="http://schemas.openxmlformats.org/markup-compatibility/2006" xmlns:mo="http://schemas.microsoft.com/office/mac/office/2008/main" xmlns:mv="urn:schemas-microsoft-com:mac:vml" xmlns:o="urn:schemas-microsoft-com:office:office" xmlns:r="http://schemas.openxmlformats.org/officeDocument/2006/relationships" xmlns:v="urn:schemas-microsoft-com:vml" xmlns:w10="urn:schemas-microsoft-com:office:word" xmlns:w14="http://schemas.microsoft.com/office/word/2010/wordml" xmlns:w="http://schemas.openxmlformats.org/wordprocessingml/2006/main" xmlns:wne="http://schemas.microsoft.com/office/word/2006/wordml" xmlns:wp14="http://schemas.microsoft.com/office/word/2010/wordprocessingDrawing" xmlns:wp="http://schemas.openxmlformats.org/drawingml/2006/wordprocessingDrawing" xmlns:wpc="http://schemas.microsoft.com/office/word/2010/wordprocessingCanvas" xmlns:wpg="http://schemas.microsoft.com/office/word/2010/wordprocessingGroup" xmlns:wpi="http://schemas.microsoft.com/office/word/2010/wordprocessingInk" xmlns:wps="http://schemas.microsoft.com/office/word/2010/wordprocessingShape" mc:Ignorable="w14 wp14">
+<w:hdr xmlns:mc="http://schemas.openxmlformats.org/markup-compatibility/2006" xmlns:w="http://schemas.openxmlformats.org/wordprocessingml/2006/main" xmlns:m="http://schemas.openxmlformats.org/officeDocument/2006/math" xmlns:mo="http://schemas.microsoft.com/office/mac/office/2008/main" xmlns:mv="urn:schemas-microsoft-com:mac:vml" xmlns:o="urn:schemas-microsoft-com:office:office" xmlns:r="http://schemas.openxmlformats.org/officeDocument/2006/relationships" xmlns:v="urn:schemas-microsoft-com:vml" xmlns:w10="urn:schemas-microsoft-com:office:word" xmlns:w14="http://schemas.microsoft.com/office/word/2010/wordml" xmlns:wne="http://schemas.microsoft.com/office/word/2006/wordml" xmlns:wp14="http://schemas.microsoft.com/office/word/2010/wordprocessingDrawing" xmlns:wp="http://schemas.openxmlformats.org/drawingml/2006/wordprocessingDrawing" xmlns:wpc="http://schemas.microsoft.com/office/word/2010/wordprocessingCanvas" xmlns:wpg="http://schemas.microsoft.com/office/word/2010/wordprocessingGroup" xmlns:wpi="http://schemas.microsoft.com/office/word/2010/wordprocessingInk" xmlns:wps="http://schemas.microsoft.com/office/word/2010/wordprocessingShape" mc:Ignorable="w14 wp14">
   <w:p>
     <w:pPr>
       <w:pStyle w:val="Header"/>
@@ -3312,7 +3627,7 @@
     </w:pPr>
     <w:r>
       <w:rPr>
-        <w:rFonts w:ascii="Times New Roman" w:hAnsi="Times New Roman"/>
+        <w:rFonts w:ascii="Times New Roman" w:hAnsi="Times New Roman" w:eastAsia="黑体"/>
         <w:sz w:val="18"/>
         <w:rFonts w:eastAsia="黑体"/>
         <w:rFonts w:eastAsia="黑体"/>
@@ -3324,7 +3639,7 @@
 </file>
 
 <file path=word/numbering.xml><?xml version="1.0" encoding="utf-8"?>
-<w:numbering xmlns:m="http://schemas.openxmlformats.org/officeDocument/2006/math" xmlns:mc="http://schemas.openxmlformats.org/markup-compatibility/2006" xmlns:mo="http://schemas.microsoft.com/office/mac/office/2008/main" xmlns:mv="urn:schemas-microsoft-com:mac:vml" xmlns:o="urn:schemas-microsoft-com:office:office" xmlns:r="http://schemas.openxmlformats.org/officeDocument/2006/relationships" xmlns:v="urn:schemas-microsoft-com:vml" xmlns:w="http://schemas.openxmlformats.org/wordprocessingml/2006/main" xmlns:w10="urn:schemas-microsoft-com:office:word" xmlns:w14="http://schemas.microsoft.com/office/word/2010/wordml" xmlns:wne="http://schemas.microsoft.com/office/word/2006/wordml" xmlns:wp="http://schemas.openxmlformats.org/drawingml/2006/wordprocessingDrawing" xmlns:wp14="http://schemas.microsoft.com/office/word/2010/wordprocessingDrawing" xmlns:wpc="http://schemas.microsoft.com/office/word/2010/wordprocessingCanvas" xmlns:wpg="http://schemas.microsoft.com/office/word/2010/wordprocessingGroup" xmlns:wpi="http://schemas.microsoft.com/office/word/2010/wordprocessingInk" xmlns:wps="http://schemas.microsoft.com/office/word/2010/wordprocessingShape" mc:Ignorable="w14 wp14">
+<w:numbering xmlns:mc="http://schemas.openxmlformats.org/markup-compatibility/2006" xmlns:w="http://schemas.openxmlformats.org/wordprocessingml/2006/main" xmlns:m="http://schemas.openxmlformats.org/officeDocument/2006/math" xmlns:mo="http://schemas.microsoft.com/office/mac/office/2008/main" xmlns:mv="urn:schemas-microsoft-com:mac:vml" xmlns:o="urn:schemas-microsoft-com:office:office" xmlns:r="http://schemas.openxmlformats.org/officeDocument/2006/relationships" xmlns:v="urn:schemas-microsoft-com:vml" xmlns:w10="urn:schemas-microsoft-com:office:word" xmlns:w14="http://schemas.microsoft.com/office/word/2010/wordml" xmlns:wne="http://schemas.microsoft.com/office/word/2006/wordml" xmlns:wp="http://schemas.openxmlformats.org/drawingml/2006/wordprocessingDrawing" xmlns:wp14="http://schemas.microsoft.com/office/word/2010/wordprocessingDrawing" xmlns:wpc="http://schemas.microsoft.com/office/word/2010/wordprocessingCanvas" xmlns:wpg="http://schemas.microsoft.com/office/word/2010/wordprocessingGroup" xmlns:wpi="http://schemas.microsoft.com/office/word/2010/wordprocessingInk" xmlns:wps="http://schemas.microsoft.com/office/word/2010/wordprocessingShape" mc:Ignorable="w14 wp14">
   <w:abstractNum w:abstractNumId="0">
     <w:nsid w:val="FFFFFF7C"/>
     <w:multiLevelType w:val="singleLevel"/>
@@ -3411,7 +3726,7 @@
         <w:ind w:hanging="360" w:left="1440"/>
       </w:pPr>
       <w:rPr>
-        <w:rFonts w:ascii="Symbol" w:hAnsi="Symbol" w:hint="default"/>
+        <w:rFonts w:ascii="Symbol" w:hAnsi="Symbol" w:hint="default" w:eastAsia="黑体"/>
       </w:rPr>
     </w:lvl>
   </w:abstractNum>
@@ -3432,7 +3747,7 @@
         <w:ind w:hanging="360" w:left="1080"/>
       </w:pPr>
       <w:rPr>
-        <w:rFonts w:ascii="Symbol" w:hAnsi="Symbol" w:hint="default"/>
+        <w:rFonts w:ascii="Symbol" w:hAnsi="Symbol" w:hint="default" w:eastAsia="黑体"/>
       </w:rPr>
     </w:lvl>
   </w:abstractNum>
@@ -3453,7 +3768,7 @@
         <w:ind w:hanging="360" w:left="720"/>
       </w:pPr>
       <w:rPr>
-        <w:rFonts w:ascii="Symbol" w:hAnsi="Symbol" w:hint="default"/>
+        <w:rFonts w:ascii="Symbol" w:hAnsi="Symbol" w:hint="default" w:eastAsia="黑体"/>
       </w:rPr>
     </w:lvl>
   </w:abstractNum>
@@ -3492,7 +3807,7 @@
         <w:ind w:hanging="360" w:left="360"/>
       </w:pPr>
       <w:rPr>
-        <w:rFonts w:ascii="Symbol" w:hAnsi="Symbol" w:hint="default"/>
+        <w:rFonts w:ascii="Symbol" w:hAnsi="Symbol" w:hint="default" w:eastAsia="黑体"/>
       </w:rPr>
     </w:lvl>
   </w:abstractNum>
@@ -3583,7 +3898,7 @@
         <w:ind w:left="720" w:hanging="360"/>
       </w:pPr>
       <w:rPr>
-        <w:rFonts w:ascii="Symbol" w:hAnsi="Symbol" w:cs="Symbol" w:hint="default"/>
+        <w:rFonts w:ascii="Symbol" w:hAnsi="Symbol" w:cs="Symbol" w:hint="default" w:eastAsia="黑体"/>
       </w:rPr>
     </w:lvl>
     <w:lvl w:ilvl="1">
@@ -3594,7 +3909,7 @@
         <w:ind w:left="1440" w:hanging="360"/>
       </w:pPr>
       <w:rPr>
-        <w:rFonts w:ascii="Courier New" w:hAnsi="Courier New" w:cs="Courier New" w:hint="default"/>
+        <w:rFonts w:ascii="Courier New" w:hAnsi="Courier New" w:cs="Courier New" w:hint="default" w:eastAsia="黑体"/>
       </w:rPr>
     </w:lvl>
     <w:lvl w:ilvl="2">
@@ -3605,7 +3920,7 @@
         <w:ind w:left="2160" w:hanging="360"/>
       </w:pPr>
       <w:rPr>
-        <w:rFonts w:ascii="Wingdings" w:hAnsi="Wingdings" w:cs="Wingdings" w:hint="default"/>
+        <w:rFonts w:ascii="Wingdings" w:hAnsi="Wingdings" w:cs="Wingdings" w:hint="default" w:eastAsia="黑体"/>
       </w:rPr>
     </w:lvl>
     <w:lvl w:ilvl="3">
@@ -3616,7 +3931,7 @@
         <w:ind w:left="2880" w:hanging="360"/>
       </w:pPr>
       <w:rPr>
-        <w:rFonts w:ascii="Symbol" w:hAnsi="Symbol" w:cs="Symbol" w:hint="default"/>
+        <w:rFonts w:ascii="Symbol" w:hAnsi="Symbol" w:cs="Symbol" w:hint="default" w:eastAsia="黑体"/>
       </w:rPr>
     </w:lvl>
     <w:lvl w:ilvl="4">
@@ -3627,7 +3942,7 @@
         <w:ind w:left="3600" w:hanging="360"/>
       </w:pPr>
       <w:rPr>
-        <w:rFonts w:ascii="Courier New" w:hAnsi="Courier New" w:cs="Courier New" w:hint="default"/>
+        <w:rFonts w:ascii="Courier New" w:hAnsi="Courier New" w:cs="Courier New" w:hint="default" w:eastAsia="黑体"/>
       </w:rPr>
     </w:lvl>
     <w:lvl w:ilvl="5">
@@ -3638,7 +3953,7 @@
         <w:ind w:left="4320" w:hanging="360"/>
       </w:pPr>
       <w:rPr>
-        <w:rFonts w:ascii="Wingdings" w:hAnsi="Wingdings" w:cs="Wingdings" w:hint="default"/>
+        <w:rFonts w:ascii="Wingdings" w:hAnsi="Wingdings" w:cs="Wingdings" w:hint="default" w:eastAsia="黑体"/>
       </w:rPr>
     </w:lvl>
     <w:lvl w:ilvl="6">
@@ -3649,7 +3964,7 @@
         <w:ind w:left="5040" w:hanging="360"/>
       </w:pPr>
       <w:rPr>
-        <w:rFonts w:ascii="Symbol" w:hAnsi="Symbol" w:cs="Symbol" w:hint="default"/>
+        <w:rFonts w:ascii="Symbol" w:hAnsi="Symbol" w:cs="Symbol" w:hint="default" w:eastAsia="黑体"/>
       </w:rPr>
     </w:lvl>
     <w:lvl w:ilvl="7">
@@ -3660,7 +3975,7 @@
         <w:ind w:left="5760" w:hanging="360"/>
       </w:pPr>
       <w:rPr>
-        <w:rFonts w:ascii="Courier New" w:hAnsi="Courier New" w:cs="Courier New" w:hint="default"/>
+        <w:rFonts w:ascii="Courier New" w:hAnsi="Courier New" w:cs="Courier New" w:hint="default" w:eastAsia="黑体"/>
       </w:rPr>
     </w:lvl>
     <w:lvl w:ilvl="8">
@@ -3671,7 +3986,7 @@
         <w:ind w:left="6480" w:hanging="360"/>
       </w:pPr>
       <w:rPr>
-        <w:rFonts w:ascii="Wingdings" w:hAnsi="Wingdings" w:cs="Wingdings" w:hint="default"/>
+        <w:rFonts w:ascii="Wingdings" w:hAnsi="Wingdings" w:cs="Wingdings" w:hint="default" w:eastAsia="黑体"/>
       </w:rPr>
     </w:lvl>
   </w:abstractNum>
@@ -3727,11 +4042,11 @@
 </file>
 
 <file path=word/styles.xml><?xml version="1.0" encoding="utf-8"?>
-<w:styles xmlns:mc="http://schemas.openxmlformats.org/markup-compatibility/2006" xmlns:r="http://schemas.openxmlformats.org/officeDocument/2006/relationships" xmlns:w="http://schemas.openxmlformats.org/wordprocessingml/2006/main" xmlns:w14="http://schemas.microsoft.com/office/word/2010/wordml" mc:Ignorable="w14">
+<w:styles xmlns:mc="http://schemas.openxmlformats.org/markup-compatibility/2006" xmlns:w="http://schemas.openxmlformats.org/wordprocessingml/2006/main" xmlns:r="http://schemas.openxmlformats.org/officeDocument/2006/relationships" xmlns:w14="http://schemas.microsoft.com/office/word/2010/wordml" mc:Ignorable="w14">
   <w:docDefaults>
     <w:rPrDefault>
       <w:rPr>
-        <w:rFonts w:asciiTheme="minorHAnsi" w:cstheme="minorBidi" w:eastAsiaTheme="minorEastAsia" w:hAnsiTheme="minorHAnsi"/>
+        <w:rFonts w:asciiTheme="minorHAnsi" w:cstheme="minorBidi" w:hAnsiTheme="minorHAnsi" w:eastAsia="黑体"/>
         <w:sz w:val="22"/>
         <w:szCs w:val="22"/>
         <w:lang w:bidi="ar-SA" w:eastAsia="en-US" w:val="en-US"/>
@@ -3953,7 +4268,7 @@
       <w:outlineLvl w:val="0"/>
     </w:pPr>
     <w:rPr>
-      <w:rFonts w:ascii="Times New Roman" w:asciiTheme="majorHAnsi" w:cstheme="majorBidi" w:eastAsia="黑体" w:eastAsiaTheme="majorEastAsia" w:hAnsi="Times New Roman" w:hAnsiTheme="majorHAnsi"/>
+      <w:rFonts w:ascii="Times New Roman" w:asciiTheme="majorHAnsi" w:cstheme="majorBidi" w:eastAsia="黑体" w:hAnsi="Times New Roman" w:hAnsiTheme="majorHAnsi"/>
       <w:b/>
       <w:bCs/>
       <w:color w:val="1F3864"/>
@@ -3977,7 +4292,7 @@
       <w:outlineLvl w:val="1"/>
     </w:pPr>
     <w:rPr>
-      <w:rFonts w:ascii="Times New Roman" w:asciiTheme="majorHAnsi" w:cstheme="majorBidi" w:eastAsia="黑体" w:eastAsiaTheme="majorEastAsia" w:hAnsi="Times New Roman" w:hAnsiTheme="majorHAnsi"/>
+      <w:rFonts w:ascii="Times New Roman" w:asciiTheme="majorHAnsi" w:cstheme="majorBidi" w:eastAsia="黑体" w:hAnsi="Times New Roman" w:hAnsiTheme="majorHAnsi"/>
       <w:b/>
       <w:bCs/>
       <w:color w:val="2E4E7E"/>
@@ -4001,7 +4316,7 @@
       <w:outlineLvl w:val="2"/>
     </w:pPr>
     <w:rPr>
-      <w:rFonts w:ascii="Times New Roman" w:asciiTheme="majorHAnsi" w:cstheme="majorBidi" w:eastAsia="黑体" w:eastAsiaTheme="majorEastAsia" w:hAnsi="Times New Roman" w:hAnsiTheme="majorHAnsi"/>
+      <w:rFonts w:ascii="Times New Roman" w:asciiTheme="majorHAnsi" w:cstheme="majorBidi" w:eastAsia="黑体" w:hAnsi="Times New Roman" w:hAnsiTheme="majorHAnsi"/>
       <w:b/>
       <w:bCs/>
       <w:color w:val="2E4E7E"/>
@@ -4025,7 +4340,7 @@
       <w:outlineLvl w:val="3"/>
     </w:pPr>
     <w:rPr>
-      <w:rFonts w:ascii="Times New Roman" w:asciiTheme="majorHAnsi" w:cstheme="majorBidi" w:eastAsia="黑体" w:eastAsiaTheme="majorEastAsia" w:hAnsi="Times New Roman" w:hAnsiTheme="majorHAnsi"/>
+      <w:rFonts w:ascii="Times New Roman" w:asciiTheme="majorHAnsi" w:cstheme="majorBidi" w:eastAsia="黑体" w:hAnsi="Times New Roman" w:hAnsiTheme="majorHAnsi"/>
       <w:b/>
       <w:bCs/>
       <w:i/>
@@ -4051,7 +4366,7 @@
       <w:outlineLvl w:val="4"/>
     </w:pPr>
     <w:rPr>
-      <w:rFonts w:ascii="Times New Roman" w:asciiTheme="majorHAnsi" w:cstheme="majorBidi" w:eastAsia="黑体" w:eastAsiaTheme="majorEastAsia" w:hAnsi="Times New Roman" w:hAnsiTheme="majorHAnsi"/>
+      <w:rFonts w:ascii="Times New Roman" w:asciiTheme="majorHAnsi" w:cstheme="majorBidi" w:eastAsia="黑体" w:hAnsi="Times New Roman" w:hAnsiTheme="majorHAnsi"/>
       <w:b/>
       <w:color w:val="333333"/>
       <w:sz w:val="22"/>
@@ -4074,7 +4389,7 @@
       <w:outlineLvl w:val="5"/>
     </w:pPr>
     <w:rPr>
-      <w:rFonts w:asciiTheme="majorHAnsi" w:cstheme="majorBidi" w:eastAsiaTheme="majorEastAsia" w:hAnsiTheme="majorHAnsi"/>
+      <w:rFonts w:asciiTheme="majorHAnsi" w:cstheme="majorBidi" w:hAnsiTheme="majorHAnsi" w:eastAsia="黑体"/>
       <w:i/>
       <w:iCs/>
       <w:color w:themeColor="accent1" w:themeShade="7F" w:val="243F60"/>
@@ -4097,7 +4412,7 @@
       <w:outlineLvl w:val="6"/>
     </w:pPr>
     <w:rPr>
-      <w:rFonts w:asciiTheme="majorHAnsi" w:cstheme="majorBidi" w:eastAsiaTheme="majorEastAsia" w:hAnsiTheme="majorHAnsi"/>
+      <w:rFonts w:asciiTheme="majorHAnsi" w:cstheme="majorBidi" w:hAnsiTheme="majorHAnsi" w:eastAsia="黑体"/>
       <w:i/>
       <w:iCs/>
       <w:color w:themeColor="text1" w:themeTint="BF" w:val="404040"/>
@@ -4120,7 +4435,7 @@
       <w:outlineLvl w:val="7"/>
     </w:pPr>
     <w:rPr>
-      <w:rFonts w:asciiTheme="majorHAnsi" w:cstheme="majorBidi" w:eastAsiaTheme="majorEastAsia" w:hAnsiTheme="majorHAnsi"/>
+      <w:rFonts w:asciiTheme="majorHAnsi" w:cstheme="majorBidi" w:hAnsiTheme="majorHAnsi" w:eastAsia="黑体"/>
       <w:color w:themeColor="accent1" w:val="4F81BD"/>
       <w:sz w:val="20"/>
       <w:szCs w:val="20"/>
@@ -4143,7 +4458,7 @@
       <w:outlineLvl w:val="8"/>
     </w:pPr>
     <w:rPr>
-      <w:rFonts w:asciiTheme="majorHAnsi" w:cstheme="majorBidi" w:eastAsiaTheme="majorEastAsia" w:hAnsiTheme="majorHAnsi"/>
+      <w:rFonts w:asciiTheme="majorHAnsi" w:cstheme="majorBidi" w:hAnsiTheme="majorHAnsi" w:eastAsia="黑体"/>
       <w:i/>
       <w:iCs/>
       <w:color w:themeColor="text1" w:themeTint="BF" w:val="404040"/>
@@ -4194,7 +4509,7 @@
     <w:uiPriority w:val="9"/>
     <w:rsid w:val="00FC693F"/>
     <w:rPr>
-      <w:rFonts w:asciiTheme="majorHAnsi" w:cstheme="majorBidi" w:eastAsiaTheme="majorEastAsia" w:hAnsiTheme="majorHAnsi"/>
+      <w:rFonts w:asciiTheme="majorHAnsi" w:cstheme="majorBidi" w:hAnsiTheme="majorHAnsi" w:eastAsia="黑体"/>
       <w:b/>
       <w:bCs/>
       <w:color w:themeColor="accent1" w:themeShade="BF" w:val="365F91"/>
@@ -4209,7 +4524,7 @@
     <w:uiPriority w:val="9"/>
     <w:rsid w:val="00FC693F"/>
     <w:rPr>
-      <w:rFonts w:asciiTheme="majorHAnsi" w:cstheme="majorBidi" w:eastAsiaTheme="majorEastAsia" w:hAnsiTheme="majorHAnsi"/>
+      <w:rFonts w:asciiTheme="majorHAnsi" w:cstheme="majorBidi" w:hAnsiTheme="majorHAnsi" w:eastAsia="黑体"/>
       <w:b/>
       <w:bCs/>
       <w:color w:themeColor="accent1" w:val="4F81BD"/>
@@ -4224,7 +4539,7 @@
     <w:uiPriority w:val="9"/>
     <w:rsid w:val="00FC693F"/>
     <w:rPr>
-      <w:rFonts w:asciiTheme="majorHAnsi" w:cstheme="majorBidi" w:eastAsiaTheme="majorEastAsia" w:hAnsiTheme="majorHAnsi"/>
+      <w:rFonts w:asciiTheme="majorHAnsi" w:cstheme="majorBidi" w:hAnsiTheme="majorHAnsi" w:eastAsia="黑体"/>
       <w:b/>
       <w:bCs/>
       <w:color w:themeColor="accent1" w:val="4F81BD"/>
@@ -4247,7 +4562,7 @@
       <w:contextualSpacing/>
     </w:pPr>
     <w:rPr>
-      <w:rFonts w:ascii="Times New Roman" w:asciiTheme="majorHAnsi" w:cstheme="majorBidi" w:eastAsia="黑体" w:eastAsiaTheme="majorEastAsia" w:hAnsi="Times New Roman" w:hAnsiTheme="majorHAnsi"/>
+      <w:rFonts w:ascii="Times New Roman" w:asciiTheme="majorHAnsi" w:cstheme="majorBidi" w:eastAsia="黑体" w:hAnsi="Times New Roman" w:hAnsiTheme="majorHAnsi"/>
       <w:b/>
       <w:color w:val="1F3864"/>
       <w:spacing w:val="5"/>
@@ -4263,7 +4578,7 @@
     <w:uiPriority w:val="10"/>
     <w:rsid w:val="00FC693F"/>
     <w:rPr>
-      <w:rFonts w:asciiTheme="majorHAnsi" w:cstheme="majorBidi" w:eastAsiaTheme="majorEastAsia" w:hAnsiTheme="majorHAnsi"/>
+      <w:rFonts w:asciiTheme="majorHAnsi" w:cstheme="majorBidi" w:hAnsiTheme="majorHAnsi" w:eastAsia="黑体"/>
       <w:color w:themeColor="text2" w:themeShade="BF" w:val="17365D"/>
       <w:spacing w:val="5"/>
       <w:kern w:val="28"/>
@@ -4285,7 +4600,7 @@
       </w:numPr>
     </w:pPr>
     <w:rPr>
-      <w:rFonts w:asciiTheme="majorHAnsi" w:cstheme="majorBidi" w:eastAsiaTheme="majorEastAsia" w:hAnsiTheme="majorHAnsi"/>
+      <w:rFonts w:asciiTheme="majorHAnsi" w:cstheme="majorBidi" w:hAnsiTheme="majorHAnsi" w:eastAsia="黑体"/>
       <w:i/>
       <w:iCs/>
       <w:color w:themeColor="accent1" w:val="4F81BD"/>
@@ -4301,7 +4616,7 @@
     <w:uiPriority w:val="11"/>
     <w:rsid w:val="00FC693F"/>
     <w:rPr>
-      <w:rFonts w:asciiTheme="majorHAnsi" w:cstheme="majorBidi" w:eastAsiaTheme="majorEastAsia" w:hAnsiTheme="majorHAnsi"/>
+      <w:rFonts w:asciiTheme="majorHAnsi" w:cstheme="majorBidi" w:hAnsiTheme="majorHAnsi" w:eastAsia="黑体"/>
       <w:i/>
       <w:iCs/>
       <w:color w:themeColor="accent1" w:val="4F81BD"/>
@@ -4368,6 +4683,7 @@
       <w:spacing w:after="120"/>
     </w:pPr>
     <w:rPr>
+      <w:rFonts w:eastAsia="黑体"/>
       <w:sz w:val="16"/>
       <w:szCs w:val="16"/>
     </w:rPr>
@@ -4379,6 +4695,7 @@
     <w:uiPriority w:val="99"/>
     <w:rsid w:val="00AA1D8D"/>
     <w:rPr>
+      <w:rFonts w:eastAsia="黑体"/>
       <w:sz w:val="16"/>
       <w:szCs w:val="16"/>
     </w:rPr>
@@ -4548,7 +4865,7 @@
       </w:tabs>
     </w:pPr>
     <w:rPr>
-      <w:rFonts w:ascii="Courier" w:hAnsi="Courier"/>
+      <w:rFonts w:ascii="Courier" w:hAnsi="Courier" w:eastAsia="黑体"/>
       <w:sz w:val="20"/>
       <w:szCs w:val="20"/>
     </w:rPr>
@@ -4560,7 +4877,7 @@
     <w:uiPriority w:val="99"/>
     <w:rsid w:val="0029639D"/>
     <w:rPr>
-      <w:rFonts w:ascii="Courier" w:hAnsi="Courier"/>
+      <w:rFonts w:ascii="Courier" w:hAnsi="Courier" w:eastAsia="黑体"/>
       <w:sz w:val="20"/>
       <w:szCs w:val="20"/>
     </w:rPr>
@@ -4596,6 +4913,7 @@
     <w:uiPriority w:val="29"/>
     <w:rsid w:val="00FC693F"/>
     <w:rPr>
+      <w:rFonts w:eastAsia="黑体"/>
       <w:i/>
       <w:iCs/>
       <w:color w:themeColor="text1" w:val="000000"/>
@@ -4609,7 +4927,7 @@
     <w:semiHidden/>
     <w:rsid w:val="00FC693F"/>
     <w:rPr>
-      <w:rFonts w:asciiTheme="majorHAnsi" w:cstheme="majorBidi" w:eastAsiaTheme="majorEastAsia" w:hAnsiTheme="majorHAnsi"/>
+      <w:rFonts w:asciiTheme="majorHAnsi" w:cstheme="majorBidi" w:hAnsiTheme="majorHAnsi" w:eastAsia="黑体"/>
       <w:b/>
       <w:bCs/>
       <w:i/>
@@ -4625,7 +4943,7 @@
     <w:semiHidden/>
     <w:rsid w:val="00FC693F"/>
     <w:rPr>
-      <w:rFonts w:asciiTheme="majorHAnsi" w:cstheme="majorBidi" w:eastAsiaTheme="majorEastAsia" w:hAnsiTheme="majorHAnsi"/>
+      <w:rFonts w:asciiTheme="majorHAnsi" w:cstheme="majorBidi" w:hAnsiTheme="majorHAnsi" w:eastAsia="黑体"/>
       <w:color w:themeColor="accent1" w:themeShade="7F" w:val="243F60"/>
     </w:rPr>
   </w:style>
@@ -4637,7 +4955,7 @@
     <w:semiHidden/>
     <w:rsid w:val="00FC693F"/>
     <w:rPr>
-      <w:rFonts w:asciiTheme="majorHAnsi" w:cstheme="majorBidi" w:eastAsiaTheme="majorEastAsia" w:hAnsiTheme="majorHAnsi"/>
+      <w:rFonts w:asciiTheme="majorHAnsi" w:cstheme="majorBidi" w:hAnsiTheme="majorHAnsi" w:eastAsia="黑体"/>
       <w:i/>
       <w:iCs/>
       <w:color w:themeColor="accent1" w:themeShade="7F" w:val="243F60"/>
@@ -4651,7 +4969,7 @@
     <w:semiHidden/>
     <w:rsid w:val="00FC693F"/>
     <w:rPr>
-      <w:rFonts w:asciiTheme="majorHAnsi" w:cstheme="majorBidi" w:eastAsiaTheme="majorEastAsia" w:hAnsiTheme="majorHAnsi"/>
+      <w:rFonts w:asciiTheme="majorHAnsi" w:cstheme="majorBidi" w:hAnsiTheme="majorHAnsi" w:eastAsia="黑体"/>
       <w:i/>
       <w:iCs/>
       <w:color w:themeColor="text1" w:themeTint="BF" w:val="404040"/>
@@ -4665,7 +4983,7 @@
     <w:semiHidden/>
     <w:rsid w:val="00FC693F"/>
     <w:rPr>
-      <w:rFonts w:asciiTheme="majorHAnsi" w:cstheme="majorBidi" w:eastAsiaTheme="majorEastAsia" w:hAnsiTheme="majorHAnsi"/>
+      <w:rFonts w:asciiTheme="majorHAnsi" w:cstheme="majorBidi" w:hAnsiTheme="majorHAnsi" w:eastAsia="黑体"/>
       <w:color w:themeColor="accent1" w:val="4F81BD"/>
       <w:sz w:val="20"/>
       <w:szCs w:val="20"/>
@@ -4679,7 +4997,7 @@
     <w:semiHidden/>
     <w:rsid w:val="00FC693F"/>
     <w:rPr>
-      <w:rFonts w:asciiTheme="majorHAnsi" w:cstheme="majorBidi" w:eastAsiaTheme="majorEastAsia" w:hAnsiTheme="majorHAnsi"/>
+      <w:rFonts w:asciiTheme="majorHAnsi" w:cstheme="majorBidi" w:hAnsiTheme="majorHAnsi" w:eastAsia="黑体"/>
       <w:i/>
       <w:iCs/>
       <w:color w:themeColor="text1" w:themeTint="BF" w:val="404040"/>
@@ -4700,6 +5018,7 @@
       <w:spacing w:line="240" w:lineRule="auto"/>
     </w:pPr>
     <w:rPr>
+      <w:rFonts w:eastAsia="黑体"/>
       <w:b/>
       <w:bCs/>
       <w:color w:themeColor="accent1" w:val="4F81BD"/>
@@ -4714,6 +5033,7 @@
     <w:qFormat/>
     <w:rsid w:val="00FC693F"/>
     <w:rPr>
+      <w:rFonts w:eastAsia="黑体"/>
       <w:b/>
       <w:bCs/>
     </w:rPr>
@@ -4725,6 +5045,7 @@
     <w:qFormat/>
     <w:rsid w:val="00FC693F"/>
     <w:rPr>
+      <w:rFonts w:eastAsia="黑体"/>
       <w:i/>
       <w:iCs/>
     </w:rPr>
@@ -4745,6 +5066,7 @@
       <w:ind w:left="936" w:right="936"/>
     </w:pPr>
     <w:rPr>
+      <w:rFonts w:eastAsia="黑体"/>
       <w:b/>
       <w:bCs/>
       <w:i/>
@@ -4759,6 +5081,7 @@
     <w:uiPriority w:val="30"/>
     <w:rsid w:val="00FC693F"/>
     <w:rPr>
+      <w:rFonts w:eastAsia="黑体"/>
       <w:b/>
       <w:bCs/>
       <w:i/>
@@ -4773,6 +5096,7 @@
     <w:qFormat/>
     <w:rsid w:val="00FC693F"/>
     <w:rPr>
+      <w:rFonts w:eastAsia="黑体"/>
       <w:i/>
       <w:iCs/>
       <w:color w:themeColor="text1" w:themeTint="7F" w:val="808080"/>
@@ -4785,6 +5109,7 @@
     <w:qFormat/>
     <w:rsid w:val="00FC693F"/>
     <w:rPr>
+      <w:rFonts w:eastAsia="黑体"/>
       <w:b/>
       <w:bCs/>
       <w:i/>
@@ -4799,6 +5124,7 @@
     <w:qFormat/>
     <w:rsid w:val="00FC693F"/>
     <w:rPr>
+      <w:rFonts w:eastAsia="黑体"/>
       <w:smallCaps/>
       <w:color w:themeColor="accent2" w:val="C0504D"/>
       <w:u w:val="single"/>
@@ -4811,6 +5137,7 @@
     <w:qFormat/>
     <w:rsid w:val="00FC693F"/>
     <w:rPr>
+      <w:rFonts w:eastAsia="黑体"/>
       <w:b/>
       <w:bCs/>
       <w:smallCaps/>
@@ -4826,6 +5153,7 @@
     <w:qFormat/>
     <w:rsid w:val="00FC693F"/>
     <w:rPr>
+      <w:rFonts w:eastAsia="黑体"/>
       <w:b/>
       <w:bCs/>
       <w:smallCaps/>
@@ -4880,6 +5208,7 @@
       <w:spacing w:after="0" w:line="240" w:lineRule="auto"/>
     </w:pPr>
     <w:rPr>
+      <w:rFonts w:eastAsia="黑体"/>
       <w:color w:themeColor="text1" w:themeShade="BF" w:val="000000"/>
     </w:rPr>
     <w:tblPr>
@@ -4902,6 +5231,7 @@
         <w:spacing w:after="0" w:before="0" w:line="240" w:lineRule="auto"/>
       </w:pPr>
       <w:rPr>
+        <w:rFonts w:eastAsia="黑体"/>
         <w:b/>
         <w:bCs/>
       </w:rPr>
@@ -4922,6 +5252,7 @@
         <w:spacing w:after="0" w:before="0" w:line="240" w:lineRule="auto"/>
       </w:pPr>
       <w:rPr>
+        <w:rFonts w:eastAsia="黑体"/>
         <w:b/>
         <w:bCs/>
       </w:rPr>
@@ -4939,12 +5270,14 @@
     </w:tblStylePr>
     <w:tblStylePr w:type="firstCol">
       <w:rPr>
+        <w:rFonts w:eastAsia="黑体"/>
         <w:b/>
         <w:bCs/>
       </w:rPr>
     </w:tblStylePr>
     <w:tblStylePr w:type="lastCol">
       <w:rPr>
+        <w:rFonts w:eastAsia="黑体"/>
         <w:b/>
         <w:bCs/>
       </w:rPr>
@@ -4983,6 +5316,7 @@
       <w:spacing w:after="0" w:line="240" w:lineRule="auto"/>
     </w:pPr>
     <w:rPr>
+      <w:rFonts w:eastAsia="黑体"/>
       <w:color w:themeColor="accent1" w:themeShade="BF" w:val="365F91"/>
     </w:rPr>
     <w:tblPr>
@@ -5005,6 +5339,7 @@
         <w:spacing w:after="0" w:before="0" w:line="240" w:lineRule="auto"/>
       </w:pPr>
       <w:rPr>
+        <w:rFonts w:eastAsia="黑体"/>
         <w:b/>
         <w:bCs/>
       </w:rPr>
@@ -5025,6 +5360,7 @@
         <w:spacing w:after="0" w:before="0" w:line="240" w:lineRule="auto"/>
       </w:pPr>
       <w:rPr>
+        <w:rFonts w:eastAsia="黑体"/>
         <w:b/>
         <w:bCs/>
       </w:rPr>
@@ -5042,12 +5378,14 @@
     </w:tblStylePr>
     <w:tblStylePr w:type="firstCol">
       <w:rPr>
+        <w:rFonts w:eastAsia="黑体"/>
         <w:b/>
         <w:bCs/>
       </w:rPr>
     </w:tblStylePr>
     <w:tblStylePr w:type="lastCol">
       <w:rPr>
+        <w:rFonts w:eastAsia="黑体"/>
         <w:b/>
         <w:bCs/>
       </w:rPr>
@@ -5086,6 +5424,7 @@
       <w:spacing w:after="0" w:line="240" w:lineRule="auto"/>
     </w:pPr>
     <w:rPr>
+      <w:rFonts w:eastAsia="黑体"/>
       <w:color w:themeColor="accent2" w:themeShade="BF" w:val="943634"/>
     </w:rPr>
     <w:tblPr>
@@ -5108,6 +5447,7 @@
         <w:spacing w:after="0" w:before="0" w:line="240" w:lineRule="auto"/>
       </w:pPr>
       <w:rPr>
+        <w:rFonts w:eastAsia="黑体"/>
         <w:b/>
         <w:bCs/>
       </w:rPr>
@@ -5128,6 +5468,7 @@
         <w:spacing w:after="0" w:before="0" w:line="240" w:lineRule="auto"/>
       </w:pPr>
       <w:rPr>
+        <w:rFonts w:eastAsia="黑体"/>
         <w:b/>
         <w:bCs/>
       </w:rPr>
@@ -5145,12 +5486,14 @@
     </w:tblStylePr>
     <w:tblStylePr w:type="firstCol">
       <w:rPr>
+        <w:rFonts w:eastAsia="黑体"/>
         <w:b/>
         <w:bCs/>
       </w:rPr>
     </w:tblStylePr>
     <w:tblStylePr w:type="lastCol">
       <w:rPr>
+        <w:rFonts w:eastAsia="黑体"/>
         <w:b/>
         <w:bCs/>
       </w:rPr>
@@ -5189,6 +5532,7 @@
       <w:spacing w:after="0" w:line="240" w:lineRule="auto"/>
     </w:pPr>
     <w:rPr>
+      <w:rFonts w:eastAsia="黑体"/>
       <w:color w:themeColor="accent3" w:themeShade="BF" w:val="76923C"/>
     </w:rPr>
     <w:tblPr>
@@ -5211,6 +5555,7 @@
         <w:spacing w:after="0" w:before="0" w:line="240" w:lineRule="auto"/>
       </w:pPr>
       <w:rPr>
+        <w:rFonts w:eastAsia="黑体"/>
         <w:b/>
         <w:bCs/>
       </w:rPr>
@@ -5231,6 +5576,7 @@
         <w:spacing w:after="0" w:before="0" w:line="240" w:lineRule="auto"/>
       </w:pPr>
       <w:rPr>
+        <w:rFonts w:eastAsia="黑体"/>
         <w:b/>
         <w:bCs/>
       </w:rPr>
@@ -5248,12 +5594,14 @@
     </w:tblStylePr>
     <w:tblStylePr w:type="firstCol">
       <w:rPr>
+        <w:rFonts w:eastAsia="黑体"/>
         <w:b/>
         <w:bCs/>
       </w:rPr>
     </w:tblStylePr>
     <w:tblStylePr w:type="lastCol">
       <w:rPr>
+        <w:rFonts w:eastAsia="黑体"/>
         <w:b/>
         <w:bCs/>
       </w:rPr>
@@ -5292,6 +5640,7 @@
       <w:spacing w:after="0" w:line="240" w:lineRule="auto"/>
     </w:pPr>
     <w:rPr>
+      <w:rFonts w:eastAsia="黑体"/>
       <w:color w:themeColor="accent4" w:themeShade="BF" w:val="5F497A"/>
     </w:rPr>
     <w:tblPr>
@@ -5314,6 +5663,7 @@
         <w:spacing w:after="0" w:before="0" w:line="240" w:lineRule="auto"/>
       </w:pPr>
       <w:rPr>
+        <w:rFonts w:eastAsia="黑体"/>
         <w:b/>
         <w:bCs/>
       </w:rPr>
@@ -5334,6 +5684,7 @@
         <w:spacing w:after="0" w:before="0" w:line="240" w:lineRule="auto"/>
       </w:pPr>
       <w:rPr>
+        <w:rFonts w:eastAsia="黑体"/>
         <w:b/>
         <w:bCs/>
       </w:rPr>
@@ -5351,12 +5702,14 @@
     </w:tblStylePr>
     <w:tblStylePr w:type="firstCol">
       <w:rPr>
+        <w:rFonts w:eastAsia="黑体"/>
         <w:b/>
         <w:bCs/>
       </w:rPr>
     </w:tblStylePr>
     <w:tblStylePr w:type="lastCol">
       <w:rPr>
+        <w:rFonts w:eastAsia="黑体"/>
         <w:b/>
         <w:bCs/>
       </w:rPr>
@@ -5395,6 +5748,7 @@
       <w:spacing w:after="0" w:line="240" w:lineRule="auto"/>
     </w:pPr>
     <w:rPr>
+      <w:rFonts w:eastAsia="黑体"/>
       <w:color w:themeColor="accent5" w:themeShade="BF" w:val="31849B"/>
     </w:rPr>
     <w:tblPr>
@@ -5417,6 +5771,7 @@
         <w:spacing w:after="0" w:before="0" w:line="240" w:lineRule="auto"/>
       </w:pPr>
       <w:rPr>
+        <w:rFonts w:eastAsia="黑体"/>
         <w:b/>
         <w:bCs/>
       </w:rPr>
@@ -5437,6 +5792,7 @@
         <w:spacing w:after="0" w:before="0" w:line="240" w:lineRule="auto"/>
       </w:pPr>
       <w:rPr>
+        <w:rFonts w:eastAsia="黑体"/>
         <w:b/>
         <w:bCs/>
       </w:rPr>
@@ -5454,12 +5810,14 @@
     </w:tblStylePr>
     <w:tblStylePr w:type="firstCol">
       <w:rPr>
+        <w:rFonts w:eastAsia="黑体"/>
         <w:b/>
         <w:bCs/>
       </w:rPr>
     </w:tblStylePr>
     <w:tblStylePr w:type="lastCol">
       <w:rPr>
+        <w:rFonts w:eastAsia="黑体"/>
         <w:b/>
         <w:bCs/>
       </w:rPr>
@@ -5498,6 +5856,7 @@
       <w:spacing w:after="0" w:line="240" w:lineRule="auto"/>
     </w:pPr>
     <w:rPr>
+      <w:rFonts w:eastAsia="黑体"/>
       <w:color w:themeColor="accent6" w:themeShade="BF" w:val="E36C0A"/>
     </w:rPr>
     <w:tblPr>
@@ -5520,6 +5879,7 @@
         <w:spacing w:after="0" w:before="0" w:line="240" w:lineRule="auto"/>
       </w:pPr>
       <w:rPr>
+        <w:rFonts w:eastAsia="黑体"/>
         <w:b/>
         <w:bCs/>
       </w:rPr>
@@ -5540,6 +5900,7 @@
         <w:spacing w:after="0" w:before="0" w:line="240" w:lineRule="auto"/>
       </w:pPr>
       <w:rPr>
+        <w:rFonts w:eastAsia="黑体"/>
         <w:b/>
         <w:bCs/>
       </w:rPr>
@@ -5557,12 +5918,14 @@
     </w:tblStylePr>
     <w:tblStylePr w:type="firstCol">
       <w:rPr>
+        <w:rFonts w:eastAsia="黑体"/>
         <w:b/>
         <w:bCs/>
       </w:rPr>
     </w:tblStylePr>
     <w:tblStylePr w:type="lastCol">
       <w:rPr>
+        <w:rFonts w:eastAsia="黑体"/>
         <w:b/>
         <w:bCs/>
       </w:rPr>
@@ -5622,6 +5985,7 @@
         <w:spacing w:after="0" w:before="0" w:line="240" w:lineRule="auto"/>
       </w:pPr>
       <w:rPr>
+        <w:rFonts w:eastAsia="黑体"/>
         <w:b/>
         <w:bCs/>
         <w:color w:themeColor="background1" w:val="FFFFFF"/>
@@ -5636,6 +6000,7 @@
         <w:spacing w:after="0" w:before="0" w:line="240" w:lineRule="auto"/>
       </w:pPr>
       <w:rPr>
+        <w:rFonts w:eastAsia="黑体"/>
         <w:b/>
         <w:bCs/>
       </w:rPr>
@@ -5651,12 +6016,14 @@
     </w:tblStylePr>
     <w:tblStylePr w:type="firstCol">
       <w:rPr>
+        <w:rFonts w:eastAsia="黑体"/>
         <w:b/>
         <w:bCs/>
       </w:rPr>
     </w:tblStylePr>
     <w:tblStylePr w:type="lastCol">
       <w:rPr>
+        <w:rFonts w:eastAsia="黑体"/>
         <w:b/>
         <w:bCs/>
       </w:rPr>
@@ -5714,6 +6081,7 @@
         <w:spacing w:after="0" w:before="0" w:line="240" w:lineRule="auto"/>
       </w:pPr>
       <w:rPr>
+        <w:rFonts w:eastAsia="黑体"/>
         <w:b/>
         <w:bCs/>
         <w:color w:themeColor="background1" w:val="FFFFFF"/>
@@ -5728,6 +6096,7 @@
         <w:spacing w:after="0" w:before="0" w:line="240" w:lineRule="auto"/>
       </w:pPr>
       <w:rPr>
+        <w:rFonts w:eastAsia="黑体"/>
         <w:b/>
         <w:bCs/>
       </w:rPr>
@@ -5743,12 +6112,14 @@
     </w:tblStylePr>
     <w:tblStylePr w:type="firstCol">
       <w:rPr>
+        <w:rFonts w:eastAsia="黑体"/>
         <w:b/>
         <w:bCs/>
       </w:rPr>
     </w:tblStylePr>
     <w:tblStylePr w:type="lastCol">
       <w:rPr>
+        <w:rFonts w:eastAsia="黑体"/>
         <w:b/>
         <w:bCs/>
       </w:rPr>
@@ -5806,6 +6177,7 @@
         <w:spacing w:after="0" w:before="0" w:line="240" w:lineRule="auto"/>
       </w:pPr>
       <w:rPr>
+        <w:rFonts w:eastAsia="黑体"/>
         <w:b/>
         <w:bCs/>
         <w:color w:themeColor="background1" w:val="FFFFFF"/>
@@ -5820,6 +6192,7 @@
         <w:spacing w:after="0" w:before="0" w:line="240" w:lineRule="auto"/>
       </w:pPr>
       <w:rPr>
+        <w:rFonts w:eastAsia="黑体"/>
         <w:b/>
         <w:bCs/>
       </w:rPr>
@@ -5835,12 +6208,14 @@
     </w:tblStylePr>
     <w:tblStylePr w:type="firstCol">
       <w:rPr>
+        <w:rFonts w:eastAsia="黑体"/>
         <w:b/>
         <w:bCs/>
       </w:rPr>
     </w:tblStylePr>
     <w:tblStylePr w:type="lastCol">
       <w:rPr>
+        <w:rFonts w:eastAsia="黑体"/>
         <w:b/>
         <w:bCs/>
       </w:rPr>
@@ -5898,6 +6273,7 @@
         <w:spacing w:after="0" w:before="0" w:line="240" w:lineRule="auto"/>
       </w:pPr>
       <w:rPr>
+        <w:rFonts w:eastAsia="黑体"/>
         <w:b/>
         <w:bCs/>
         <w:color w:themeColor="background1" w:val="FFFFFF"/>
@@ -5912,6 +6288,7 @@
         <w:spacing w:after="0" w:before="0" w:line="240" w:lineRule="auto"/>
       </w:pPr>
       <w:rPr>
+        <w:rFonts w:eastAsia="黑体"/>
         <w:b/>
         <w:bCs/>
       </w:rPr>
@@ -5927,12 +6304,14 @@
     </w:tblStylePr>
     <w:tblStylePr w:type="firstCol">
       <w:rPr>
+        <w:rFonts w:eastAsia="黑体"/>
         <w:b/>
         <w:bCs/>
       </w:rPr>
     </w:tblStylePr>
     <w:tblStylePr w:type="lastCol">
       <w:rPr>
+        <w:rFonts w:eastAsia="黑体"/>
         <w:b/>
         <w:bCs/>
       </w:rPr>
@@ -5990,6 +6369,7 @@
         <w:spacing w:after="0" w:before="0" w:line="240" w:lineRule="auto"/>
       </w:pPr>
       <w:rPr>
+        <w:rFonts w:eastAsia="黑体"/>
         <w:b/>
         <w:bCs/>
         <w:color w:themeColor="background1" w:val="FFFFFF"/>
@@ -6004,6 +6384,7 @@
         <w:spacing w:after="0" w:before="0" w:line="240" w:lineRule="auto"/>
       </w:pPr>
       <w:rPr>
+        <w:rFonts w:eastAsia="黑体"/>
         <w:b/>
         <w:bCs/>
       </w:rPr>
@@ -6019,12 +6400,14 @@
     </w:tblStylePr>
     <w:tblStylePr w:type="firstCol">
       <w:rPr>
+        <w:rFonts w:eastAsia="黑体"/>
         <w:b/>
         <w:bCs/>
       </w:rPr>
     </w:tblStylePr>
     <w:tblStylePr w:type="lastCol">
       <w:rPr>
+        <w:rFonts w:eastAsia="黑体"/>
         <w:b/>
         <w:bCs/>
       </w:rPr>
@@ -6082,6 +6465,7 @@
         <w:spacing w:after="0" w:before="0" w:line="240" w:lineRule="auto"/>
       </w:pPr>
       <w:rPr>
+        <w:rFonts w:eastAsia="黑体"/>
         <w:b/>
         <w:bCs/>
         <w:color w:themeColor="background1" w:val="FFFFFF"/>
@@ -6096,6 +6480,7 @@
         <w:spacing w:after="0" w:before="0" w:line="240" w:lineRule="auto"/>
       </w:pPr>
       <w:rPr>
+        <w:rFonts w:eastAsia="黑体"/>
         <w:b/>
         <w:bCs/>
       </w:rPr>
@@ -6111,12 +6496,14 @@
     </w:tblStylePr>
     <w:tblStylePr w:type="firstCol">
       <w:rPr>
+        <w:rFonts w:eastAsia="黑体"/>
         <w:b/>
         <w:bCs/>
       </w:rPr>
     </w:tblStylePr>
     <w:tblStylePr w:type="lastCol">
       <w:rPr>
+        <w:rFonts w:eastAsia="黑体"/>
         <w:b/>
         <w:bCs/>
       </w:rPr>
@@ -6174,6 +6561,7 @@
         <w:spacing w:after="0" w:before="0" w:line="240" w:lineRule="auto"/>
       </w:pPr>
       <w:rPr>
+        <w:rFonts w:eastAsia="黑体"/>
         <w:b/>
         <w:bCs/>
         <w:color w:themeColor="background1" w:val="FFFFFF"/>
@@ -6188,6 +6576,7 @@
         <w:spacing w:after="0" w:before="0" w:line="240" w:lineRule="auto"/>
       </w:pPr>
       <w:rPr>
+        <w:rFonts w:eastAsia="黑体"/>
         <w:b/>
         <w:bCs/>
       </w:rPr>
@@ -6203,12 +6592,14 @@
     </w:tblStylePr>
     <w:tblStylePr w:type="firstCol">
       <w:rPr>
+        <w:rFonts w:eastAsia="黑体"/>
         <w:b/>
         <w:bCs/>
       </w:rPr>
     </w:tblStylePr>
     <w:tblStylePr w:type="lastCol">
       <w:rPr>
+        <w:rFonts w:eastAsia="黑体"/>
         <w:b/>
         <w:bCs/>
       </w:rPr>
@@ -6268,7 +6659,7 @@
         <w:spacing w:after="0" w:before="0" w:line="240" w:lineRule="auto"/>
       </w:pPr>
       <w:rPr>
-        <w:rFonts w:asciiTheme="majorHAnsi" w:cstheme="majorBidi" w:eastAsiaTheme="majorEastAsia" w:hAnsiTheme="majorHAnsi"/>
+        <w:rFonts w:asciiTheme="majorHAnsi" w:cstheme="majorBidi" w:hAnsiTheme="majorHAnsi" w:eastAsia="黑体"/>
         <w:b/>
         <w:bCs/>
       </w:rPr>
@@ -6289,7 +6680,7 @@
         <w:spacing w:after="0" w:before="0" w:line="240" w:lineRule="auto"/>
       </w:pPr>
       <w:rPr>
-        <w:rFonts w:asciiTheme="majorHAnsi" w:cstheme="majorBidi" w:eastAsiaTheme="majorEastAsia" w:hAnsiTheme="majorHAnsi"/>
+        <w:rFonts w:asciiTheme="majorHAnsi" w:cstheme="majorBidi" w:hAnsiTheme="majorHAnsi" w:eastAsia="黑体"/>
         <w:b/>
         <w:bCs/>
       </w:rPr>
@@ -6307,14 +6698,14 @@
     </w:tblStylePr>
     <w:tblStylePr w:type="firstCol">
       <w:rPr>
-        <w:rFonts w:asciiTheme="majorHAnsi" w:cstheme="majorBidi" w:eastAsiaTheme="majorEastAsia" w:hAnsiTheme="majorHAnsi"/>
+        <w:rFonts w:asciiTheme="majorHAnsi" w:cstheme="majorBidi" w:hAnsiTheme="majorHAnsi" w:eastAsia="黑体"/>
         <w:b/>
         <w:bCs/>
       </w:rPr>
     </w:tblStylePr>
     <w:tblStylePr w:type="lastCol">
       <w:rPr>
-        <w:rFonts w:asciiTheme="majorHAnsi" w:cstheme="majorBidi" w:eastAsiaTheme="majorEastAsia" w:hAnsiTheme="majorHAnsi"/>
+        <w:rFonts w:asciiTheme="majorHAnsi" w:cstheme="majorBidi" w:hAnsiTheme="majorHAnsi" w:eastAsia="黑体"/>
         <w:b/>
         <w:bCs/>
       </w:rPr>
@@ -6398,7 +6789,7 @@
         <w:spacing w:after="0" w:before="0" w:line="240" w:lineRule="auto"/>
       </w:pPr>
       <w:rPr>
-        <w:rFonts w:asciiTheme="majorHAnsi" w:cstheme="majorBidi" w:eastAsiaTheme="majorEastAsia" w:hAnsiTheme="majorHAnsi"/>
+        <w:rFonts w:asciiTheme="majorHAnsi" w:cstheme="majorBidi" w:hAnsiTheme="majorHAnsi" w:eastAsia="黑体"/>
         <w:b/>
         <w:bCs/>
       </w:rPr>
@@ -6419,7 +6810,7 @@
         <w:spacing w:after="0" w:before="0" w:line="240" w:lineRule="auto"/>
       </w:pPr>
       <w:rPr>
-        <w:rFonts w:asciiTheme="majorHAnsi" w:cstheme="majorBidi" w:eastAsiaTheme="majorEastAsia" w:hAnsiTheme="majorHAnsi"/>
+        <w:rFonts w:asciiTheme="majorHAnsi" w:cstheme="majorBidi" w:hAnsiTheme="majorHAnsi" w:eastAsia="黑体"/>
         <w:b/>
         <w:bCs/>
       </w:rPr>
@@ -6437,14 +6828,14 @@
     </w:tblStylePr>
     <w:tblStylePr w:type="firstCol">
       <w:rPr>
-        <w:rFonts w:asciiTheme="majorHAnsi" w:cstheme="majorBidi" w:eastAsiaTheme="majorEastAsia" w:hAnsiTheme="majorHAnsi"/>
+        <w:rFonts w:asciiTheme="majorHAnsi" w:cstheme="majorBidi" w:hAnsiTheme="majorHAnsi" w:eastAsia="黑体"/>
         <w:b/>
         <w:bCs/>
       </w:rPr>
     </w:tblStylePr>
     <w:tblStylePr w:type="lastCol">
       <w:rPr>
-        <w:rFonts w:asciiTheme="majorHAnsi" w:cstheme="majorBidi" w:eastAsiaTheme="majorEastAsia" w:hAnsiTheme="majorHAnsi"/>
+        <w:rFonts w:asciiTheme="majorHAnsi" w:cstheme="majorBidi" w:hAnsiTheme="majorHAnsi" w:eastAsia="黑体"/>
         <w:b/>
         <w:bCs/>
       </w:rPr>
@@ -6528,7 +6919,7 @@
         <w:spacing w:after="0" w:before="0" w:line="240" w:lineRule="auto"/>
       </w:pPr>
       <w:rPr>
-        <w:rFonts w:asciiTheme="majorHAnsi" w:cstheme="majorBidi" w:eastAsiaTheme="majorEastAsia" w:hAnsiTheme="majorHAnsi"/>
+        <w:rFonts w:asciiTheme="majorHAnsi" w:cstheme="majorBidi" w:hAnsiTheme="majorHAnsi" w:eastAsia="黑体"/>
         <w:b/>
         <w:bCs/>
       </w:rPr>
@@ -6549,7 +6940,7 @@
         <w:spacing w:after="0" w:before="0" w:line="240" w:lineRule="auto"/>
       </w:pPr>
       <w:rPr>
-        <w:rFonts w:asciiTheme="majorHAnsi" w:cstheme="majorBidi" w:eastAsiaTheme="majorEastAsia" w:hAnsiTheme="majorHAnsi"/>
+        <w:rFonts w:asciiTheme="majorHAnsi" w:cstheme="majorBidi" w:hAnsiTheme="majorHAnsi" w:eastAsia="黑体"/>
         <w:b/>
         <w:bCs/>
       </w:rPr>
@@ -6567,14 +6958,14 @@
     </w:tblStylePr>
     <w:tblStylePr w:type="firstCol">
       <w:rPr>
-        <w:rFonts w:asciiTheme="majorHAnsi" w:cstheme="majorBidi" w:eastAsiaTheme="majorEastAsia" w:hAnsiTheme="majorHAnsi"/>
+        <w:rFonts w:asciiTheme="majorHAnsi" w:cstheme="majorBidi" w:hAnsiTheme="majorHAnsi" w:eastAsia="黑体"/>
         <w:b/>
         <w:bCs/>
       </w:rPr>
     </w:tblStylePr>
     <w:tblStylePr w:type="lastCol">
       <w:rPr>
-        <w:rFonts w:asciiTheme="majorHAnsi" w:cstheme="majorBidi" w:eastAsiaTheme="majorEastAsia" w:hAnsiTheme="majorHAnsi"/>
+        <w:rFonts w:asciiTheme="majorHAnsi" w:cstheme="majorBidi" w:hAnsiTheme="majorHAnsi" w:eastAsia="黑体"/>
         <w:b/>
         <w:bCs/>
       </w:rPr>
@@ -6658,7 +7049,7 @@
         <w:spacing w:after="0" w:before="0" w:line="240" w:lineRule="auto"/>
       </w:pPr>
       <w:rPr>
-        <w:rFonts w:asciiTheme="majorHAnsi" w:cstheme="majorBidi" w:eastAsiaTheme="majorEastAsia" w:hAnsiTheme="majorHAnsi"/>
+        <w:rFonts w:asciiTheme="majorHAnsi" w:cstheme="majorBidi" w:hAnsiTheme="majorHAnsi" w:eastAsia="黑体"/>
         <w:b/>
         <w:bCs/>
       </w:rPr>
@@ -6679,7 +7070,7 @@
         <w:spacing w:after="0" w:before="0" w:line="240" w:lineRule="auto"/>
       </w:pPr>
       <w:rPr>
-        <w:rFonts w:asciiTheme="majorHAnsi" w:cstheme="majorBidi" w:eastAsiaTheme="majorEastAsia" w:hAnsiTheme="majorHAnsi"/>
+        <w:rFonts w:asciiTheme="majorHAnsi" w:cstheme="majorBidi" w:hAnsiTheme="majorHAnsi" w:eastAsia="黑体"/>
         <w:b/>
         <w:bCs/>
       </w:rPr>
@@ -6697,14 +7088,14 @@
     </w:tblStylePr>
     <w:tblStylePr w:type="firstCol">
       <w:rPr>
-        <w:rFonts w:asciiTheme="majorHAnsi" w:cstheme="majorBidi" w:eastAsiaTheme="majorEastAsia" w:hAnsiTheme="majorHAnsi"/>
+        <w:rFonts w:asciiTheme="majorHAnsi" w:cstheme="majorBidi" w:hAnsiTheme="majorHAnsi" w:eastAsia="黑体"/>
         <w:b/>
         <w:bCs/>
       </w:rPr>
     </w:tblStylePr>
     <w:tblStylePr w:type="lastCol">
       <w:rPr>
-        <w:rFonts w:asciiTheme="majorHAnsi" w:cstheme="majorBidi" w:eastAsiaTheme="majorEastAsia" w:hAnsiTheme="majorHAnsi"/>
+        <w:rFonts w:asciiTheme="majorHAnsi" w:cstheme="majorBidi" w:hAnsiTheme="majorHAnsi" w:eastAsia="黑体"/>
         <w:b/>
         <w:bCs/>
       </w:rPr>
@@ -6788,7 +7179,7 @@
         <w:spacing w:after="0" w:before="0" w:line="240" w:lineRule="auto"/>
       </w:pPr>
       <w:rPr>
-        <w:rFonts w:asciiTheme="majorHAnsi" w:cstheme="majorBidi" w:eastAsiaTheme="majorEastAsia" w:hAnsiTheme="majorHAnsi"/>
+        <w:rFonts w:asciiTheme="majorHAnsi" w:cstheme="majorBidi" w:hAnsiTheme="majorHAnsi" w:eastAsia="黑体"/>
         <w:b/>
         <w:bCs/>
       </w:rPr>
@@ -6809,7 +7200,7 @@
         <w:spacing w:after="0" w:before="0" w:line="240" w:lineRule="auto"/>
       </w:pPr>
       <w:rPr>
-        <w:rFonts w:asciiTheme="majorHAnsi" w:cstheme="majorBidi" w:eastAsiaTheme="majorEastAsia" w:hAnsiTheme="majorHAnsi"/>
+        <w:rFonts w:asciiTheme="majorHAnsi" w:cstheme="majorBidi" w:hAnsiTheme="majorHAnsi" w:eastAsia="黑体"/>
         <w:b/>
         <w:bCs/>
       </w:rPr>
@@ -6827,14 +7218,14 @@
     </w:tblStylePr>
     <w:tblStylePr w:type="firstCol">
       <w:rPr>
-        <w:rFonts w:asciiTheme="majorHAnsi" w:cstheme="majorBidi" w:eastAsiaTheme="majorEastAsia" w:hAnsiTheme="majorHAnsi"/>
+        <w:rFonts w:asciiTheme="majorHAnsi" w:cstheme="majorBidi" w:hAnsiTheme="majorHAnsi" w:eastAsia="黑体"/>
         <w:b/>
         <w:bCs/>
       </w:rPr>
     </w:tblStylePr>
     <w:tblStylePr w:type="lastCol">
       <w:rPr>
-        <w:rFonts w:asciiTheme="majorHAnsi" w:cstheme="majorBidi" w:eastAsiaTheme="majorEastAsia" w:hAnsiTheme="majorHAnsi"/>
+        <w:rFonts w:asciiTheme="majorHAnsi" w:cstheme="majorBidi" w:hAnsiTheme="majorHAnsi" w:eastAsia="黑体"/>
         <w:b/>
         <w:bCs/>
       </w:rPr>
@@ -6918,7 +7309,7 @@
         <w:spacing w:after="0" w:before="0" w:line="240" w:lineRule="auto"/>
       </w:pPr>
       <w:rPr>
-        <w:rFonts w:asciiTheme="majorHAnsi" w:cstheme="majorBidi" w:eastAsiaTheme="majorEastAsia" w:hAnsiTheme="majorHAnsi"/>
+        <w:rFonts w:asciiTheme="majorHAnsi" w:cstheme="majorBidi" w:hAnsiTheme="majorHAnsi" w:eastAsia="黑体"/>
         <w:b/>
         <w:bCs/>
       </w:rPr>
@@ -6939,7 +7330,7 @@
         <w:spacing w:after="0" w:before="0" w:line="240" w:lineRule="auto"/>
       </w:pPr>
       <w:rPr>
-        <w:rFonts w:asciiTheme="majorHAnsi" w:cstheme="majorBidi" w:eastAsiaTheme="majorEastAsia" w:hAnsiTheme="majorHAnsi"/>
+        <w:rFonts w:asciiTheme="majorHAnsi" w:cstheme="majorBidi" w:hAnsiTheme="majorHAnsi" w:eastAsia="黑体"/>
         <w:b/>
         <w:bCs/>
       </w:rPr>
@@ -6957,14 +7348,14 @@
     </w:tblStylePr>
     <w:tblStylePr w:type="firstCol">
       <w:rPr>
-        <w:rFonts w:asciiTheme="majorHAnsi" w:cstheme="majorBidi" w:eastAsiaTheme="majorEastAsia" w:hAnsiTheme="majorHAnsi"/>
+        <w:rFonts w:asciiTheme="majorHAnsi" w:cstheme="majorBidi" w:hAnsiTheme="majorHAnsi" w:eastAsia="黑体"/>
         <w:b/>
         <w:bCs/>
       </w:rPr>
     </w:tblStylePr>
     <w:tblStylePr w:type="lastCol">
       <w:rPr>
-        <w:rFonts w:asciiTheme="majorHAnsi" w:cstheme="majorBidi" w:eastAsiaTheme="majorEastAsia" w:hAnsiTheme="majorHAnsi"/>
+        <w:rFonts w:asciiTheme="majorHAnsi" w:cstheme="majorBidi" w:hAnsiTheme="majorHAnsi" w:eastAsia="黑体"/>
         <w:b/>
         <w:bCs/>
       </w:rPr>
@@ -7048,7 +7439,7 @@
         <w:spacing w:after="0" w:before="0" w:line="240" w:lineRule="auto"/>
       </w:pPr>
       <w:rPr>
-        <w:rFonts w:asciiTheme="majorHAnsi" w:cstheme="majorBidi" w:eastAsiaTheme="majorEastAsia" w:hAnsiTheme="majorHAnsi"/>
+        <w:rFonts w:asciiTheme="majorHAnsi" w:cstheme="majorBidi" w:hAnsiTheme="majorHAnsi" w:eastAsia="黑体"/>
         <w:b/>
         <w:bCs/>
       </w:rPr>
@@ -7069,7 +7460,7 @@
         <w:spacing w:after="0" w:before="0" w:line="240" w:lineRule="auto"/>
       </w:pPr>
       <w:rPr>
-        <w:rFonts w:asciiTheme="majorHAnsi" w:cstheme="majorBidi" w:eastAsiaTheme="majorEastAsia" w:hAnsiTheme="majorHAnsi"/>
+        <w:rFonts w:asciiTheme="majorHAnsi" w:cstheme="majorBidi" w:hAnsiTheme="majorHAnsi" w:eastAsia="黑体"/>
         <w:b/>
         <w:bCs/>
       </w:rPr>
@@ -7087,14 +7478,14 @@
     </w:tblStylePr>
     <w:tblStylePr w:type="firstCol">
       <w:rPr>
-        <w:rFonts w:asciiTheme="majorHAnsi" w:cstheme="majorBidi" w:eastAsiaTheme="majorEastAsia" w:hAnsiTheme="majorHAnsi"/>
+        <w:rFonts w:asciiTheme="majorHAnsi" w:cstheme="majorBidi" w:hAnsiTheme="majorHAnsi" w:eastAsia="黑体"/>
         <w:b/>
         <w:bCs/>
       </w:rPr>
     </w:tblStylePr>
     <w:tblStylePr w:type="lastCol">
       <w:rPr>
-        <w:rFonts w:asciiTheme="majorHAnsi" w:cstheme="majorBidi" w:eastAsiaTheme="majorEastAsia" w:hAnsiTheme="majorHAnsi"/>
+        <w:rFonts w:asciiTheme="majorHAnsi" w:cstheme="majorBidi" w:hAnsiTheme="majorHAnsi" w:eastAsia="黑体"/>
         <w:b/>
         <w:bCs/>
       </w:rPr>
@@ -7177,6 +7568,7 @@
         <w:spacing w:after="0" w:before="0" w:line="240" w:lineRule="auto"/>
       </w:pPr>
       <w:rPr>
+        <w:rFonts w:eastAsia="黑体"/>
         <w:b/>
         <w:bCs/>
         <w:color w:themeColor="background1" w:val="FFFFFF"/>
@@ -7199,6 +7591,7 @@
         <w:spacing w:after="0" w:before="0" w:line="240" w:lineRule="auto"/>
       </w:pPr>
       <w:rPr>
+        <w:rFonts w:eastAsia="黑体"/>
         <w:b/>
         <w:bCs/>
       </w:rPr>
@@ -7216,12 +7609,14 @@
     </w:tblStylePr>
     <w:tblStylePr w:type="firstCol">
       <w:rPr>
+        <w:rFonts w:eastAsia="黑体"/>
         <w:b/>
         <w:bCs/>
       </w:rPr>
     </w:tblStylePr>
     <w:tblStylePr w:type="lastCol">
       <w:rPr>
+        <w:rFonts w:eastAsia="黑体"/>
         <w:b/>
         <w:bCs/>
       </w:rPr>
@@ -7283,6 +7678,7 @@
         <w:spacing w:after="0" w:before="0" w:line="240" w:lineRule="auto"/>
       </w:pPr>
       <w:rPr>
+        <w:rFonts w:eastAsia="黑体"/>
         <w:b/>
         <w:bCs/>
         <w:color w:themeColor="background1" w:val="FFFFFF"/>
@@ -7305,6 +7701,7 @@
         <w:spacing w:after="0" w:before="0" w:line="240" w:lineRule="auto"/>
       </w:pPr>
       <w:rPr>
+        <w:rFonts w:eastAsia="黑体"/>
         <w:b/>
         <w:bCs/>
       </w:rPr>
@@ -7322,12 +7719,14 @@
     </w:tblStylePr>
     <w:tblStylePr w:type="firstCol">
       <w:rPr>
+        <w:rFonts w:eastAsia="黑体"/>
         <w:b/>
         <w:bCs/>
       </w:rPr>
     </w:tblStylePr>
     <w:tblStylePr w:type="lastCol">
       <w:rPr>
+        <w:rFonts w:eastAsia="黑体"/>
         <w:b/>
         <w:bCs/>
       </w:rPr>
@@ -7389,6 +7788,7 @@
         <w:spacing w:after="0" w:before="0" w:line="240" w:lineRule="auto"/>
       </w:pPr>
       <w:rPr>
+        <w:rFonts w:eastAsia="黑体"/>
         <w:b/>
         <w:bCs/>
         <w:color w:themeColor="background1" w:val="FFFFFF"/>
@@ -7411,6 +7811,7 @@
         <w:spacing w:after="0" w:before="0" w:line="240" w:lineRule="auto"/>
       </w:pPr>
       <w:rPr>
+        <w:rFonts w:eastAsia="黑体"/>
         <w:b/>
         <w:bCs/>
       </w:rPr>
@@ -7428,12 +7829,14 @@
     </w:tblStylePr>
     <w:tblStylePr w:type="firstCol">
       <w:rPr>
+        <w:rFonts w:eastAsia="黑体"/>
         <w:b/>
         <w:bCs/>
       </w:rPr>
     </w:tblStylePr>
     <w:tblStylePr w:type="lastCol">
       <w:rPr>
+        <w:rFonts w:eastAsia="黑体"/>
         <w:b/>
         <w:bCs/>
       </w:rPr>
@@ -7495,6 +7898,7 @@
         <w:spacing w:after="0" w:before="0" w:line="240" w:lineRule="auto"/>
       </w:pPr>
       <w:rPr>
+        <w:rFonts w:eastAsia="黑体"/>
         <w:b/>
         <w:bCs/>
         <w:color w:themeColor="background1" w:val="FFFFFF"/>
@@ -7517,6 +7921,7 @@
         <w:spacing w:after="0" w:before="0" w:line="240" w:lineRule="auto"/>
       </w:pPr>
       <w:rPr>
+        <w:rFonts w:eastAsia="黑体"/>
         <w:b/>
         <w:bCs/>
       </w:rPr>
@@ -7534,12 +7939,14 @@
     </w:tblStylePr>
     <w:tblStylePr w:type="firstCol">
       <w:rPr>
+        <w:rFonts w:eastAsia="黑体"/>
         <w:b/>
         <w:bCs/>
       </w:rPr>
     </w:tblStylePr>
     <w:tblStylePr w:type="lastCol">
       <w:rPr>
+        <w:rFonts w:eastAsia="黑体"/>
         <w:b/>
         <w:bCs/>
       </w:rPr>
@@ -7601,6 +8008,7 @@
         <w:spacing w:after="0" w:before="0" w:line="240" w:lineRule="auto"/>
       </w:pPr>
       <w:rPr>
+        <w:rFonts w:eastAsia="黑体"/>
         <w:b/>
         <w:bCs/>
         <w:color w:themeColor="background1" w:val="FFFFFF"/>
@@ -7623,6 +8031,7 @@
         <w:spacing w:after="0" w:before="0" w:line="240" w:lineRule="auto"/>
       </w:pPr>
       <w:rPr>
+        <w:rFonts w:eastAsia="黑体"/>
         <w:b/>
         <w:bCs/>
       </w:rPr>
@@ -7640,12 +8049,14 @@
     </w:tblStylePr>
     <w:tblStylePr w:type="firstCol">
       <w:rPr>
+        <w:rFonts w:eastAsia="黑体"/>
         <w:b/>
         <w:bCs/>
       </w:rPr>
     </w:tblStylePr>
     <w:tblStylePr w:type="lastCol">
       <w:rPr>
+        <w:rFonts w:eastAsia="黑体"/>
         <w:b/>
         <w:bCs/>
       </w:rPr>
@@ -7707,6 +8118,7 @@
         <w:spacing w:after="0" w:before="0" w:line="240" w:lineRule="auto"/>
       </w:pPr>
       <w:rPr>
+        <w:rFonts w:eastAsia="黑体"/>
         <w:b/>
         <w:bCs/>
         <w:color w:themeColor="background1" w:val="FFFFFF"/>
@@ -7729,6 +8141,7 @@
         <w:spacing w:after="0" w:before="0" w:line="240" w:lineRule="auto"/>
       </w:pPr>
       <w:rPr>
+        <w:rFonts w:eastAsia="黑体"/>
         <w:b/>
         <w:bCs/>
       </w:rPr>
@@ -7746,12 +8159,14 @@
     </w:tblStylePr>
     <w:tblStylePr w:type="firstCol">
       <w:rPr>
+        <w:rFonts w:eastAsia="黑体"/>
         <w:b/>
         <w:bCs/>
       </w:rPr>
     </w:tblStylePr>
     <w:tblStylePr w:type="lastCol">
       <w:rPr>
+        <w:rFonts w:eastAsia="黑体"/>
         <w:b/>
         <w:bCs/>
       </w:rPr>
@@ -7813,6 +8228,7 @@
         <w:spacing w:after="0" w:before="0" w:line="240" w:lineRule="auto"/>
       </w:pPr>
       <w:rPr>
+        <w:rFonts w:eastAsia="黑体"/>
         <w:b/>
         <w:bCs/>
         <w:color w:themeColor="background1" w:val="FFFFFF"/>
@@ -7835,6 +8251,7 @@
         <w:spacing w:after="0" w:before="0" w:line="240" w:lineRule="auto"/>
       </w:pPr>
       <w:rPr>
+        <w:rFonts w:eastAsia="黑体"/>
         <w:b/>
         <w:bCs/>
       </w:rPr>
@@ -7852,12 +8269,14 @@
     </w:tblStylePr>
     <w:tblStylePr w:type="firstCol">
       <w:rPr>
+        <w:rFonts w:eastAsia="黑体"/>
         <w:b/>
         <w:bCs/>
       </w:rPr>
     </w:tblStylePr>
     <w:tblStylePr w:type="lastCol">
       <w:rPr>
+        <w:rFonts w:eastAsia="黑体"/>
         <w:b/>
         <w:bCs/>
       </w:rPr>
@@ -7916,6 +8335,7 @@
         <w:spacing w:after="0" w:before="0" w:line="240" w:lineRule="auto"/>
       </w:pPr>
       <w:rPr>
+        <w:rFonts w:eastAsia="黑体"/>
         <w:b/>
         <w:bCs/>
         <w:color w:themeColor="background1" w:val="FFFFFF"/>
@@ -7938,6 +8358,7 @@
         <w:spacing w:after="0" w:before="0" w:line="240" w:lineRule="auto"/>
       </w:pPr>
       <w:rPr>
+        <w:rFonts w:eastAsia="黑体"/>
         <w:color w:val="auto"/>
       </w:rPr>
       <w:tblPr/>
@@ -7955,6 +8376,7 @@
     </w:tblStylePr>
     <w:tblStylePr w:type="firstCol">
       <w:rPr>
+        <w:rFonts w:eastAsia="黑体"/>
         <w:b/>
         <w:bCs/>
         <w:color w:themeColor="background1" w:val="FFFFFF"/>
@@ -7974,6 +8396,7 @@
     </w:tblStylePr>
     <w:tblStylePr w:type="lastCol">
       <w:rPr>
+        <w:rFonts w:eastAsia="黑体"/>
         <w:b/>
         <w:bCs/>
         <w:color w:themeColor="background1" w:val="FFFFFF"/>
@@ -8022,6 +8445,7 @@
     </w:tblStylePr>
     <w:tblStylePr w:type="nwCell">
       <w:rPr>
+        <w:rFonts w:eastAsia="黑体"/>
         <w:color w:themeColor="background1" w:val="FFFFFF"/>
       </w:rPr>
       <w:tblPr/>
@@ -8065,6 +8489,7 @@
         <w:spacing w:after="0" w:before="0" w:line="240" w:lineRule="auto"/>
       </w:pPr>
       <w:rPr>
+        <w:rFonts w:eastAsia="黑体"/>
         <w:b/>
         <w:bCs/>
         <w:color w:themeColor="background1" w:val="FFFFFF"/>
@@ -8087,6 +8512,7 @@
         <w:spacing w:after="0" w:before="0" w:line="240" w:lineRule="auto"/>
       </w:pPr>
       <w:rPr>
+        <w:rFonts w:eastAsia="黑体"/>
         <w:color w:val="auto"/>
       </w:rPr>
       <w:tblPr/>
@@ -8104,6 +8530,7 @@
     </w:tblStylePr>
     <w:tblStylePr w:type="firstCol">
       <w:rPr>
+        <w:rFonts w:eastAsia="黑体"/>
         <w:b/>
         <w:bCs/>
         <w:color w:themeColor="background1" w:val="FFFFFF"/>
@@ -8123,6 +8550,7 @@
     </w:tblStylePr>
     <w:tblStylePr w:type="lastCol">
       <w:rPr>
+        <w:rFonts w:eastAsia="黑体"/>
         <w:b/>
         <w:bCs/>
         <w:color w:themeColor="background1" w:val="FFFFFF"/>
@@ -8171,6 +8599,7 @@
     </w:tblStylePr>
     <w:tblStylePr w:type="nwCell">
       <w:rPr>
+        <w:rFonts w:eastAsia="黑体"/>
         <w:color w:themeColor="background1" w:val="FFFFFF"/>
       </w:rPr>
       <w:tblPr/>
@@ -8214,6 +8643,7 @@
         <w:spacing w:after="0" w:before="0" w:line="240" w:lineRule="auto"/>
       </w:pPr>
       <w:rPr>
+        <w:rFonts w:eastAsia="黑体"/>
         <w:b/>
         <w:bCs/>
         <w:color w:themeColor="background1" w:val="FFFFFF"/>
@@ -8236,6 +8666,7 @@
         <w:spacing w:after="0" w:before="0" w:line="240" w:lineRule="auto"/>
       </w:pPr>
       <w:rPr>
+        <w:rFonts w:eastAsia="黑体"/>
         <w:color w:val="auto"/>
       </w:rPr>
       <w:tblPr/>
@@ -8253,6 +8684,7 @@
     </w:tblStylePr>
     <w:tblStylePr w:type="firstCol">
       <w:rPr>
+        <w:rFonts w:eastAsia="黑体"/>
         <w:b/>
         <w:bCs/>
         <w:color w:themeColor="background1" w:val="FFFFFF"/>
@@ -8272,6 +8704,7 @@
     </w:tblStylePr>
     <w:tblStylePr w:type="lastCol">
       <w:rPr>
+        <w:rFonts w:eastAsia="黑体"/>
         <w:b/>
         <w:bCs/>
         <w:color w:themeColor="background1" w:val="FFFFFF"/>
@@ -8320,6 +8753,7 @@
     </w:tblStylePr>
     <w:tblStylePr w:type="nwCell">
       <w:rPr>
+        <w:rFonts w:eastAsia="黑体"/>
         <w:color w:themeColor="background1" w:val="FFFFFF"/>
       </w:rPr>
       <w:tblPr/>
@@ -8363,6 +8797,7 @@
         <w:spacing w:after="0" w:before="0" w:line="240" w:lineRule="auto"/>
       </w:pPr>
       <w:rPr>
+        <w:rFonts w:eastAsia="黑体"/>
         <w:b/>
         <w:bCs/>
         <w:color w:themeColor="background1" w:val="FFFFFF"/>
@@ -8385,6 +8820,7 @@
         <w:spacing w:after="0" w:before="0" w:line="240" w:lineRule="auto"/>
       </w:pPr>
       <w:rPr>
+        <w:rFonts w:eastAsia="黑体"/>
         <w:color w:val="auto"/>
       </w:rPr>
       <w:tblPr/>
@@ -8402,6 +8838,7 @@
     </w:tblStylePr>
     <w:tblStylePr w:type="firstCol">
       <w:rPr>
+        <w:rFonts w:eastAsia="黑体"/>
         <w:b/>
         <w:bCs/>
         <w:color w:themeColor="background1" w:val="FFFFFF"/>
@@ -8421,6 +8858,7 @@
     </w:tblStylePr>
     <w:tblStylePr w:type="lastCol">
       <w:rPr>
+        <w:rFonts w:eastAsia="黑体"/>
         <w:b/>
         <w:bCs/>
         <w:color w:themeColor="background1" w:val="FFFFFF"/>
@@ -8469,6 +8907,7 @@
     </w:tblStylePr>
     <w:tblStylePr w:type="nwCell">
       <w:rPr>
+        <w:rFonts w:eastAsia="黑体"/>
         <w:color w:themeColor="background1" w:val="FFFFFF"/>
       </w:rPr>
       <w:tblPr/>
@@ -8512,6 +8951,7 @@
         <w:spacing w:after="0" w:before="0" w:line="240" w:lineRule="auto"/>
       </w:pPr>
       <w:rPr>
+        <w:rFonts w:eastAsia="黑体"/>
         <w:b/>
         <w:bCs/>
         <w:color w:themeColor="background1" w:val="FFFFFF"/>
@@ -8534,6 +8974,7 @@
         <w:spacing w:after="0" w:before="0" w:line="240" w:lineRule="auto"/>
       </w:pPr>
       <w:rPr>
+        <w:rFonts w:eastAsia="黑体"/>
         <w:color w:val="auto"/>
       </w:rPr>
       <w:tblPr/>
@@ -8551,6 +8992,7 @@
     </w:tblStylePr>
     <w:tblStylePr w:type="firstCol">
       <w:rPr>
+        <w:rFonts w:eastAsia="黑体"/>
         <w:b/>
         <w:bCs/>
         <w:color w:themeColor="background1" w:val="FFFFFF"/>
@@ -8570,6 +9012,7 @@
     </w:tblStylePr>
     <w:tblStylePr w:type="lastCol">
       <w:rPr>
+        <w:rFonts w:eastAsia="黑体"/>
         <w:b/>
         <w:bCs/>
         <w:color w:themeColor="background1" w:val="FFFFFF"/>
@@ -8618,6 +9061,7 @@
     </w:tblStylePr>
     <w:tblStylePr w:type="nwCell">
       <w:rPr>
+        <w:rFonts w:eastAsia="黑体"/>
         <w:color w:themeColor="background1" w:val="FFFFFF"/>
       </w:rPr>
       <w:tblPr/>
@@ -8661,6 +9105,7 @@
         <w:spacing w:after="0" w:before="0" w:line="240" w:lineRule="auto"/>
       </w:pPr>
       <w:rPr>
+        <w:rFonts w:eastAsia="黑体"/>
         <w:b/>
         <w:bCs/>
         <w:color w:themeColor="background1" w:val="FFFFFF"/>
@@ -8683,6 +9128,7 @@
         <w:spacing w:after="0" w:before="0" w:line="240" w:lineRule="auto"/>
       </w:pPr>
       <w:rPr>
+        <w:rFonts w:eastAsia="黑体"/>
         <w:color w:val="auto"/>
       </w:rPr>
       <w:tblPr/>
@@ -8700,6 +9146,7 @@
     </w:tblStylePr>
     <w:tblStylePr w:type="firstCol">
       <w:rPr>
+        <w:rFonts w:eastAsia="黑体"/>
         <w:b/>
         <w:bCs/>
         <w:color w:themeColor="background1" w:val="FFFFFF"/>
@@ -8719,6 +9166,7 @@
     </w:tblStylePr>
     <w:tblStylePr w:type="lastCol">
       <w:rPr>
+        <w:rFonts w:eastAsia="黑体"/>
         <w:b/>
         <w:bCs/>
         <w:color w:themeColor="background1" w:val="FFFFFF"/>
@@ -8767,6 +9215,7 @@
     </w:tblStylePr>
     <w:tblStylePr w:type="nwCell">
       <w:rPr>
+        <w:rFonts w:eastAsia="黑体"/>
         <w:color w:themeColor="background1" w:val="FFFFFF"/>
       </w:rPr>
       <w:tblPr/>
@@ -8810,6 +9259,7 @@
         <w:spacing w:after="0" w:before="0" w:line="240" w:lineRule="auto"/>
       </w:pPr>
       <w:rPr>
+        <w:rFonts w:eastAsia="黑体"/>
         <w:b/>
         <w:bCs/>
         <w:color w:themeColor="background1" w:val="FFFFFF"/>
@@ -8832,6 +9282,7 @@
         <w:spacing w:after="0" w:before="0" w:line="240" w:lineRule="auto"/>
       </w:pPr>
       <w:rPr>
+        <w:rFonts w:eastAsia="黑体"/>
         <w:color w:val="auto"/>
       </w:rPr>
       <w:tblPr/>
@@ -8849,6 +9300,7 @@
     </w:tblStylePr>
     <w:tblStylePr w:type="firstCol">
       <w:rPr>
+        <w:rFonts w:eastAsia="黑体"/>
         <w:b/>
         <w:bCs/>
         <w:color w:themeColor="background1" w:val="FFFFFF"/>
@@ -8868,6 +9320,7 @@
     </w:tblStylePr>
     <w:tblStylePr w:type="lastCol">
       <w:rPr>
+        <w:rFonts w:eastAsia="黑体"/>
         <w:b/>
         <w:bCs/>
         <w:color w:themeColor="background1" w:val="FFFFFF"/>
@@ -8916,6 +9369,7 @@
     </w:tblStylePr>
     <w:tblStylePr w:type="nwCell">
       <w:rPr>
+        <w:rFonts w:eastAsia="黑体"/>
         <w:color w:themeColor="background1" w:val="FFFFFF"/>
       </w:rPr>
       <w:tblPr/>
@@ -8940,6 +9394,7 @@
       <w:spacing w:after="0" w:line="240" w:lineRule="auto"/>
     </w:pPr>
     <w:rPr>
+      <w:rFonts w:eastAsia="黑体"/>
       <w:color w:themeColor="text1" w:val="000000"/>
     </w:rPr>
     <w:tblPr>
@@ -8959,7 +9414,7 @@
     </w:tblPr>
     <w:tblStylePr w:type="firstRow">
       <w:rPr>
-        <w:rFonts w:asciiTheme="majorHAnsi" w:cstheme="majorBidi" w:eastAsiaTheme="majorEastAsia" w:hAnsiTheme="majorHAnsi"/>
+        <w:rFonts w:asciiTheme="majorHAnsi" w:cstheme="majorBidi" w:hAnsiTheme="majorHAnsi" w:eastAsia="黑体"/>
       </w:rPr>
       <w:tblPr/>
       <w:tcPr>
@@ -8971,6 +9426,7 @@
     </w:tblStylePr>
     <w:tblStylePr w:type="lastRow">
       <w:rPr>
+        <w:rFonts w:eastAsia="黑体"/>
         <w:b/>
         <w:bCs/>
         <w:color w:themeColor="text2" w:val="1F497D"/>
@@ -8985,12 +9441,14 @@
     </w:tblStylePr>
     <w:tblStylePr w:type="firstCol">
       <w:rPr>
+        <w:rFonts w:eastAsia="黑体"/>
         <w:b/>
         <w:bCs/>
       </w:rPr>
     </w:tblStylePr>
     <w:tblStylePr w:type="lastCol">
       <w:rPr>
+        <w:rFonts w:eastAsia="黑体"/>
         <w:b/>
         <w:bCs/>
       </w:rPr>
@@ -9024,6 +9482,7 @@
       <w:spacing w:after="0" w:line="240" w:lineRule="auto"/>
     </w:pPr>
     <w:rPr>
+      <w:rFonts w:eastAsia="黑体"/>
       <w:color w:themeColor="text1" w:val="000000"/>
     </w:rPr>
     <w:tblPr>
@@ -9043,7 +9502,7 @@
     </w:tblPr>
     <w:tblStylePr w:type="firstRow">
       <w:rPr>
-        <w:rFonts w:asciiTheme="majorHAnsi" w:cstheme="majorBidi" w:eastAsiaTheme="majorEastAsia" w:hAnsiTheme="majorHAnsi"/>
+        <w:rFonts w:asciiTheme="majorHAnsi" w:cstheme="majorBidi" w:hAnsiTheme="majorHAnsi" w:eastAsia="黑体"/>
       </w:rPr>
       <w:tblPr/>
       <w:tcPr>
@@ -9055,6 +9514,7 @@
     </w:tblStylePr>
     <w:tblStylePr w:type="lastRow">
       <w:rPr>
+        <w:rFonts w:eastAsia="黑体"/>
         <w:b/>
         <w:bCs/>
         <w:color w:themeColor="text2" w:val="1F497D"/>
@@ -9069,12 +9529,14 @@
     </w:tblStylePr>
     <w:tblStylePr w:type="firstCol">
       <w:rPr>
+        <w:rFonts w:eastAsia="黑体"/>
         <w:b/>
         <w:bCs/>
       </w:rPr>
     </w:tblStylePr>
     <w:tblStylePr w:type="lastCol">
       <w:rPr>
+        <w:rFonts w:eastAsia="黑体"/>
         <w:b/>
         <w:bCs/>
       </w:rPr>
@@ -9108,6 +9570,7 @@
       <w:spacing w:after="0" w:line="240" w:lineRule="auto"/>
     </w:pPr>
     <w:rPr>
+      <w:rFonts w:eastAsia="黑体"/>
       <w:color w:themeColor="text1" w:val="000000"/>
     </w:rPr>
     <w:tblPr>
@@ -9127,7 +9590,7 @@
     </w:tblPr>
     <w:tblStylePr w:type="firstRow">
       <w:rPr>
-        <w:rFonts w:asciiTheme="majorHAnsi" w:cstheme="majorBidi" w:eastAsiaTheme="majorEastAsia" w:hAnsiTheme="majorHAnsi"/>
+        <w:rFonts w:asciiTheme="majorHAnsi" w:cstheme="majorBidi" w:hAnsiTheme="majorHAnsi" w:eastAsia="黑体"/>
       </w:rPr>
       <w:tblPr/>
       <w:tcPr>
@@ -9139,6 +9602,7 @@
     </w:tblStylePr>
     <w:tblStylePr w:type="lastRow">
       <w:rPr>
+        <w:rFonts w:eastAsia="黑体"/>
         <w:b/>
         <w:bCs/>
         <w:color w:themeColor="text2" w:val="1F497D"/>
@@ -9153,12 +9617,14 @@
     </w:tblStylePr>
     <w:tblStylePr w:type="firstCol">
       <w:rPr>
+        <w:rFonts w:eastAsia="黑体"/>
         <w:b/>
         <w:bCs/>
       </w:rPr>
     </w:tblStylePr>
     <w:tblStylePr w:type="lastCol">
       <w:rPr>
+        <w:rFonts w:eastAsia="黑体"/>
         <w:b/>
         <w:bCs/>
       </w:rPr>
@@ -9192,6 +9658,7 @@
       <w:spacing w:after="0" w:line="240" w:lineRule="auto"/>
     </w:pPr>
     <w:rPr>
+      <w:rFonts w:eastAsia="黑体"/>
       <w:color w:themeColor="text1" w:val="000000"/>
     </w:rPr>
     <w:tblPr>
@@ -9211,7 +9678,7 @@
     </w:tblPr>
     <w:tblStylePr w:type="firstRow">
       <w:rPr>
-        <w:rFonts w:asciiTheme="majorHAnsi" w:cstheme="majorBidi" w:eastAsiaTheme="majorEastAsia" w:hAnsiTheme="majorHAnsi"/>
+        <w:rFonts w:asciiTheme="majorHAnsi" w:cstheme="majorBidi" w:hAnsiTheme="majorHAnsi" w:eastAsia="黑体"/>
       </w:rPr>
       <w:tblPr/>
       <w:tcPr>
@@ -9223,6 +9690,7 @@
     </w:tblStylePr>
     <w:tblStylePr w:type="lastRow">
       <w:rPr>
+        <w:rFonts w:eastAsia="黑体"/>
         <w:b/>
         <w:bCs/>
         <w:color w:themeColor="text2" w:val="1F497D"/>
@@ -9237,12 +9705,14 @@
     </w:tblStylePr>
     <w:tblStylePr w:type="firstCol">
       <w:rPr>
+        <w:rFonts w:eastAsia="黑体"/>
         <w:b/>
         <w:bCs/>
       </w:rPr>
     </w:tblStylePr>
     <w:tblStylePr w:type="lastCol">
       <w:rPr>
+        <w:rFonts w:eastAsia="黑体"/>
         <w:b/>
         <w:bCs/>
       </w:rPr>
@@ -9276,6 +9746,7 @@
       <w:spacing w:after="0" w:line="240" w:lineRule="auto"/>
     </w:pPr>
     <w:rPr>
+      <w:rFonts w:eastAsia="黑体"/>
       <w:color w:themeColor="text1" w:val="000000"/>
     </w:rPr>
     <w:tblPr>
@@ -9295,7 +9766,7 @@
     </w:tblPr>
     <w:tblStylePr w:type="firstRow">
       <w:rPr>
-        <w:rFonts w:asciiTheme="majorHAnsi" w:cstheme="majorBidi" w:eastAsiaTheme="majorEastAsia" w:hAnsiTheme="majorHAnsi"/>
+        <w:rFonts w:asciiTheme="majorHAnsi" w:cstheme="majorBidi" w:hAnsiTheme="majorHAnsi" w:eastAsia="黑体"/>
       </w:rPr>
       <w:tblPr/>
       <w:tcPr>
@@ -9307,6 +9778,7 @@
     </w:tblStylePr>
     <w:tblStylePr w:type="lastRow">
       <w:rPr>
+        <w:rFonts w:eastAsia="黑体"/>
         <w:b/>
         <w:bCs/>
         <w:color w:themeColor="text2" w:val="1F497D"/>
@@ -9321,12 +9793,14 @@
     </w:tblStylePr>
     <w:tblStylePr w:type="firstCol">
       <w:rPr>
+        <w:rFonts w:eastAsia="黑体"/>
         <w:b/>
         <w:bCs/>
       </w:rPr>
     </w:tblStylePr>
     <w:tblStylePr w:type="lastCol">
       <w:rPr>
+        <w:rFonts w:eastAsia="黑体"/>
         <w:b/>
         <w:bCs/>
       </w:rPr>
@@ -9360,6 +9834,7 @@
       <w:spacing w:after="0" w:line="240" w:lineRule="auto"/>
     </w:pPr>
     <w:rPr>
+      <w:rFonts w:eastAsia="黑体"/>
       <w:color w:themeColor="text1" w:val="000000"/>
     </w:rPr>
     <w:tblPr>
@@ -9379,7 +9854,7 @@
     </w:tblPr>
     <w:tblStylePr w:type="firstRow">
       <w:rPr>
-        <w:rFonts w:asciiTheme="majorHAnsi" w:cstheme="majorBidi" w:eastAsiaTheme="majorEastAsia" w:hAnsiTheme="majorHAnsi"/>
+        <w:rFonts w:asciiTheme="majorHAnsi" w:cstheme="majorBidi" w:hAnsiTheme="majorHAnsi" w:eastAsia="黑体"/>
       </w:rPr>
       <w:tblPr/>
       <w:tcPr>
@@ -9391,6 +9866,7 @@
     </w:tblStylePr>
     <w:tblStylePr w:type="lastRow">
       <w:rPr>
+        <w:rFonts w:eastAsia="黑体"/>
         <w:b/>
         <w:bCs/>
         <w:color w:themeColor="text2" w:val="1F497D"/>
@@ -9405,12 +9881,14 @@
     </w:tblStylePr>
     <w:tblStylePr w:type="firstCol">
       <w:rPr>
+        <w:rFonts w:eastAsia="黑体"/>
         <w:b/>
         <w:bCs/>
       </w:rPr>
     </w:tblStylePr>
     <w:tblStylePr w:type="lastCol">
       <w:rPr>
+        <w:rFonts w:eastAsia="黑体"/>
         <w:b/>
         <w:bCs/>
       </w:rPr>
@@ -9444,6 +9922,7 @@
       <w:spacing w:after="0" w:line="240" w:lineRule="auto"/>
     </w:pPr>
     <w:rPr>
+      <w:rFonts w:eastAsia="黑体"/>
       <w:color w:themeColor="text1" w:val="000000"/>
     </w:rPr>
     <w:tblPr>
@@ -9463,7 +9942,7 @@
     </w:tblPr>
     <w:tblStylePr w:type="firstRow">
       <w:rPr>
-        <w:rFonts w:asciiTheme="majorHAnsi" w:cstheme="majorBidi" w:eastAsiaTheme="majorEastAsia" w:hAnsiTheme="majorHAnsi"/>
+        <w:rFonts w:asciiTheme="majorHAnsi" w:cstheme="majorBidi" w:hAnsiTheme="majorHAnsi" w:eastAsia="黑体"/>
       </w:rPr>
       <w:tblPr/>
       <w:tcPr>
@@ -9475,6 +9954,7 @@
     </w:tblStylePr>
     <w:tblStylePr w:type="lastRow">
       <w:rPr>
+        <w:rFonts w:eastAsia="黑体"/>
         <w:b/>
         <w:bCs/>
         <w:color w:themeColor="text2" w:val="1F497D"/>
@@ -9489,12 +9969,14 @@
     </w:tblStylePr>
     <w:tblStylePr w:type="firstCol">
       <w:rPr>
+        <w:rFonts w:eastAsia="黑体"/>
         <w:b/>
         <w:bCs/>
       </w:rPr>
     </w:tblStylePr>
     <w:tblStylePr w:type="lastCol">
       <w:rPr>
+        <w:rFonts w:eastAsia="黑体"/>
         <w:b/>
         <w:bCs/>
       </w:rPr>
@@ -9528,7 +10010,7 @@
       <w:spacing w:after="0" w:line="240" w:lineRule="auto"/>
     </w:pPr>
     <w:rPr>
-      <w:rFonts w:asciiTheme="majorHAnsi" w:cstheme="majorBidi" w:eastAsiaTheme="majorEastAsia" w:hAnsiTheme="majorHAnsi"/>
+      <w:rFonts w:asciiTheme="majorHAnsi" w:cstheme="majorBidi" w:hAnsiTheme="majorHAnsi" w:eastAsia="黑体"/>
       <w:color w:themeColor="text1" w:val="000000"/>
     </w:rPr>
     <w:tblPr>
@@ -9550,6 +10032,7 @@
     </w:tblPr>
     <w:tblStylePr w:type="firstRow">
       <w:rPr>
+        <w:rFonts w:eastAsia="黑体"/>
         <w:sz w:val="24"/>
         <w:szCs w:val="24"/>
       </w:rPr>
@@ -9656,7 +10139,7 @@
       <w:spacing w:after="0" w:line="240" w:lineRule="auto"/>
     </w:pPr>
     <w:rPr>
-      <w:rFonts w:asciiTheme="majorHAnsi" w:cstheme="majorBidi" w:eastAsiaTheme="majorEastAsia" w:hAnsiTheme="majorHAnsi"/>
+      <w:rFonts w:asciiTheme="majorHAnsi" w:cstheme="majorBidi" w:hAnsiTheme="majorHAnsi" w:eastAsia="黑体"/>
       <w:color w:themeColor="text1" w:val="000000"/>
     </w:rPr>
     <w:tblPr>
@@ -9678,6 +10161,7 @@
     </w:tblPr>
     <w:tblStylePr w:type="firstRow">
       <w:rPr>
+        <w:rFonts w:eastAsia="黑体"/>
         <w:sz w:val="24"/>
         <w:szCs w:val="24"/>
       </w:rPr>
@@ -9784,7 +10268,7 @@
       <w:spacing w:after="0" w:line="240" w:lineRule="auto"/>
     </w:pPr>
     <w:rPr>
-      <w:rFonts w:asciiTheme="majorHAnsi" w:cstheme="majorBidi" w:eastAsiaTheme="majorEastAsia" w:hAnsiTheme="majorHAnsi"/>
+      <w:rFonts w:asciiTheme="majorHAnsi" w:cstheme="majorBidi" w:hAnsiTheme="majorHAnsi" w:eastAsia="黑体"/>
       <w:color w:themeColor="text1" w:val="000000"/>
     </w:rPr>
     <w:tblPr>
@@ -9806,6 +10290,7 @@
     </w:tblPr>
     <w:tblStylePr w:type="firstRow">
       <w:rPr>
+        <w:rFonts w:eastAsia="黑体"/>
         <w:sz w:val="24"/>
         <w:szCs w:val="24"/>
       </w:rPr>
@@ -9912,7 +10397,7 @@
       <w:spacing w:after="0" w:line="240" w:lineRule="auto"/>
     </w:pPr>
     <w:rPr>
-      <w:rFonts w:asciiTheme="majorHAnsi" w:cstheme="majorBidi" w:eastAsiaTheme="majorEastAsia" w:hAnsiTheme="majorHAnsi"/>
+      <w:rFonts w:asciiTheme="majorHAnsi" w:cstheme="majorBidi" w:hAnsiTheme="majorHAnsi" w:eastAsia="黑体"/>
       <w:color w:themeColor="text1" w:val="000000"/>
     </w:rPr>
     <w:tblPr>
@@ -9934,6 +10419,7 @@
     </w:tblPr>
     <w:tblStylePr w:type="firstRow">
       <w:rPr>
+        <w:rFonts w:eastAsia="黑体"/>
         <w:sz w:val="24"/>
         <w:szCs w:val="24"/>
       </w:rPr>
@@ -10040,7 +10526,7 @@
       <w:spacing w:after="0" w:line="240" w:lineRule="auto"/>
     </w:pPr>
     <w:rPr>
-      <w:rFonts w:asciiTheme="majorHAnsi" w:cstheme="majorBidi" w:eastAsiaTheme="majorEastAsia" w:hAnsiTheme="majorHAnsi"/>
+      <w:rFonts w:asciiTheme="majorHAnsi" w:cstheme="majorBidi" w:hAnsiTheme="majorHAnsi" w:eastAsia="黑体"/>
       <w:color w:themeColor="text1" w:val="000000"/>
     </w:rPr>
     <w:tblPr>
@@ -10062,6 +10548,7 @@
     </w:tblPr>
     <w:tblStylePr w:type="firstRow">
       <w:rPr>
+        <w:rFonts w:eastAsia="黑体"/>
         <w:sz w:val="24"/>
         <w:szCs w:val="24"/>
       </w:rPr>
@@ -10168,7 +10655,7 @@
       <w:spacing w:after="0" w:line="240" w:lineRule="auto"/>
     </w:pPr>
     <w:rPr>
-      <w:rFonts w:asciiTheme="majorHAnsi" w:cstheme="majorBidi" w:eastAsiaTheme="majorEastAsia" w:hAnsiTheme="majorHAnsi"/>
+      <w:rFonts w:asciiTheme="majorHAnsi" w:cstheme="majorBidi" w:hAnsiTheme="majorHAnsi" w:eastAsia="黑体"/>
       <w:color w:themeColor="text1" w:val="000000"/>
     </w:rPr>
     <w:tblPr>
@@ -10190,6 +10677,7 @@
     </w:tblPr>
     <w:tblStylePr w:type="firstRow">
       <w:rPr>
+        <w:rFonts w:eastAsia="黑体"/>
         <w:sz w:val="24"/>
         <w:szCs w:val="24"/>
       </w:rPr>
@@ -10296,7 +10784,7 @@
       <w:spacing w:after="0" w:line="240" w:lineRule="auto"/>
     </w:pPr>
     <w:rPr>
-      <w:rFonts w:asciiTheme="majorHAnsi" w:cstheme="majorBidi" w:eastAsiaTheme="majorEastAsia" w:hAnsiTheme="majorHAnsi"/>
+      <w:rFonts w:asciiTheme="majorHAnsi" w:cstheme="majorBidi" w:hAnsiTheme="majorHAnsi" w:eastAsia="黑体"/>
       <w:color w:themeColor="text1" w:val="000000"/>
     </w:rPr>
     <w:tblPr>
@@ -10318,6 +10806,7 @@
     </w:tblPr>
     <w:tblStylePr w:type="firstRow">
       <w:rPr>
+        <w:rFonts w:eastAsia="黑体"/>
         <w:sz w:val="24"/>
         <w:szCs w:val="24"/>
       </w:rPr>
@@ -10447,12 +10936,14 @@
     </w:tcPr>
     <w:tblStylePr w:type="firstRow">
       <w:rPr>
+        <w:rFonts w:eastAsia="黑体"/>
         <w:b/>
         <w:bCs/>
       </w:rPr>
     </w:tblStylePr>
     <w:tblStylePr w:type="lastRow">
       <w:rPr>
+        <w:rFonts w:eastAsia="黑体"/>
         <w:b/>
         <w:bCs/>
       </w:rPr>
@@ -10465,12 +10956,14 @@
     </w:tblStylePr>
     <w:tblStylePr w:type="firstCol">
       <w:rPr>
+        <w:rFonts w:eastAsia="黑体"/>
         <w:b/>
         <w:bCs/>
       </w:rPr>
     </w:tblStylePr>
     <w:tblStylePr w:type="lastCol">
       <w:rPr>
+        <w:rFonts w:eastAsia="黑体"/>
         <w:b/>
         <w:bCs/>
       </w:rPr>
@@ -10520,12 +11013,14 @@
     </w:tcPr>
     <w:tblStylePr w:type="firstRow">
       <w:rPr>
+        <w:rFonts w:eastAsia="黑体"/>
         <w:b/>
         <w:bCs/>
       </w:rPr>
     </w:tblStylePr>
     <w:tblStylePr w:type="lastRow">
       <w:rPr>
+        <w:rFonts w:eastAsia="黑体"/>
         <w:b/>
         <w:bCs/>
       </w:rPr>
@@ -10538,12 +11033,14 @@
     </w:tblStylePr>
     <w:tblStylePr w:type="firstCol">
       <w:rPr>
+        <w:rFonts w:eastAsia="黑体"/>
         <w:b/>
         <w:bCs/>
       </w:rPr>
     </w:tblStylePr>
     <w:tblStylePr w:type="lastCol">
       <w:rPr>
+        <w:rFonts w:eastAsia="黑体"/>
         <w:b/>
         <w:bCs/>
       </w:rPr>
@@ -10593,12 +11090,14 @@
     </w:tcPr>
     <w:tblStylePr w:type="firstRow">
       <w:rPr>
+        <w:rFonts w:eastAsia="黑体"/>
         <w:b/>
         <w:bCs/>
       </w:rPr>
     </w:tblStylePr>
     <w:tblStylePr w:type="lastRow">
       <w:rPr>
+        <w:rFonts w:eastAsia="黑体"/>
         <w:b/>
         <w:bCs/>
       </w:rPr>
@@ -10611,12 +11110,14 @@
     </w:tblStylePr>
     <w:tblStylePr w:type="firstCol">
       <w:rPr>
+        <w:rFonts w:eastAsia="黑体"/>
         <w:b/>
         <w:bCs/>
       </w:rPr>
     </w:tblStylePr>
     <w:tblStylePr w:type="lastCol">
       <w:rPr>
+        <w:rFonts w:eastAsia="黑体"/>
         <w:b/>
         <w:bCs/>
       </w:rPr>
@@ -10666,12 +11167,14 @@
     </w:tcPr>
     <w:tblStylePr w:type="firstRow">
       <w:rPr>
+        <w:rFonts w:eastAsia="黑体"/>
         <w:b/>
         <w:bCs/>
       </w:rPr>
     </w:tblStylePr>
     <w:tblStylePr w:type="lastRow">
       <w:rPr>
+        <w:rFonts w:eastAsia="黑体"/>
         <w:b/>
         <w:bCs/>
       </w:rPr>
@@ -10684,12 +11187,14 @@
     </w:tblStylePr>
     <w:tblStylePr w:type="firstCol">
       <w:rPr>
+        <w:rFonts w:eastAsia="黑体"/>
         <w:b/>
         <w:bCs/>
       </w:rPr>
     </w:tblStylePr>
     <w:tblStylePr w:type="lastCol">
       <w:rPr>
+        <w:rFonts w:eastAsia="黑体"/>
         <w:b/>
         <w:bCs/>
       </w:rPr>
@@ -10739,12 +11244,14 @@
     </w:tcPr>
     <w:tblStylePr w:type="firstRow">
       <w:rPr>
+        <w:rFonts w:eastAsia="黑体"/>
         <w:b/>
         <w:bCs/>
       </w:rPr>
     </w:tblStylePr>
     <w:tblStylePr w:type="lastRow">
       <w:rPr>
+        <w:rFonts w:eastAsia="黑体"/>
         <w:b/>
         <w:bCs/>
       </w:rPr>
@@ -10757,12 +11264,14 @@
     </w:tblStylePr>
     <w:tblStylePr w:type="firstCol">
       <w:rPr>
+        <w:rFonts w:eastAsia="黑体"/>
         <w:b/>
         <w:bCs/>
       </w:rPr>
     </w:tblStylePr>
     <w:tblStylePr w:type="lastCol">
       <w:rPr>
+        <w:rFonts w:eastAsia="黑体"/>
         <w:b/>
         <w:bCs/>
       </w:rPr>
@@ -10812,12 +11321,14 @@
     </w:tcPr>
     <w:tblStylePr w:type="firstRow">
       <w:rPr>
+        <w:rFonts w:eastAsia="黑体"/>
         <w:b/>
         <w:bCs/>
       </w:rPr>
     </w:tblStylePr>
     <w:tblStylePr w:type="lastRow">
       <w:rPr>
+        <w:rFonts w:eastAsia="黑体"/>
         <w:b/>
         <w:bCs/>
       </w:rPr>
@@ -10830,12 +11341,14 @@
     </w:tblStylePr>
     <w:tblStylePr w:type="firstCol">
       <w:rPr>
+        <w:rFonts w:eastAsia="黑体"/>
         <w:b/>
         <w:bCs/>
       </w:rPr>
     </w:tblStylePr>
     <w:tblStylePr w:type="lastCol">
       <w:rPr>
+        <w:rFonts w:eastAsia="黑体"/>
         <w:b/>
         <w:bCs/>
       </w:rPr>
@@ -10885,12 +11398,14 @@
     </w:tcPr>
     <w:tblStylePr w:type="firstRow">
       <w:rPr>
+        <w:rFonts w:eastAsia="黑体"/>
         <w:b/>
         <w:bCs/>
       </w:rPr>
     </w:tblStylePr>
     <w:tblStylePr w:type="lastRow">
       <w:rPr>
+        <w:rFonts w:eastAsia="黑体"/>
         <w:b/>
         <w:bCs/>
       </w:rPr>
@@ -10903,12 +11418,14 @@
     </w:tblStylePr>
     <w:tblStylePr w:type="firstCol">
       <w:rPr>
+        <w:rFonts w:eastAsia="黑体"/>
         <w:b/>
         <w:bCs/>
       </w:rPr>
     </w:tblStylePr>
     <w:tblStylePr w:type="lastCol">
       <w:rPr>
+        <w:rFonts w:eastAsia="黑体"/>
         <w:b/>
         <w:bCs/>
       </w:rPr>
@@ -10935,7 +11452,7 @@
       <w:spacing w:after="0" w:line="240" w:lineRule="auto"/>
     </w:pPr>
     <w:rPr>
-      <w:rFonts w:asciiTheme="majorHAnsi" w:cstheme="majorBidi" w:eastAsiaTheme="majorEastAsia" w:hAnsiTheme="majorHAnsi"/>
+      <w:rFonts w:asciiTheme="majorHAnsi" w:cstheme="majorBidi" w:hAnsiTheme="majorHAnsi" w:eastAsia="黑体"/>
       <w:color w:themeColor="text1" w:val="000000"/>
     </w:rPr>
     <w:tblPr>
@@ -10962,6 +11479,7 @@
     </w:tcPr>
     <w:tblStylePr w:type="firstRow">
       <w:rPr>
+        <w:rFonts w:eastAsia="黑体"/>
         <w:b/>
         <w:bCs/>
         <w:color w:themeColor="text1" w:val="000000"/>
@@ -10973,6 +11491,7 @@
     </w:tblStylePr>
     <w:tblStylePr w:type="lastRow">
       <w:rPr>
+        <w:rFonts w:eastAsia="黑体"/>
         <w:b/>
         <w:bCs/>
         <w:color w:themeColor="text1" w:val="000000"/>
@@ -10992,6 +11511,7 @@
     </w:tblStylePr>
     <w:tblStylePr w:type="firstCol">
       <w:rPr>
+        <w:rFonts w:eastAsia="黑体"/>
         <w:b/>
         <w:bCs/>
         <w:color w:themeColor="text1" w:val="000000"/>
@@ -11011,6 +11531,7 @@
     </w:tblStylePr>
     <w:tblStylePr w:type="lastCol">
       <w:rPr>
+        <w:rFonts w:eastAsia="黑体"/>
         <w:b w:val="0"/>
         <w:bCs w:val="0"/>
         <w:color w:themeColor="text1" w:val="000000"/>
@@ -11060,7 +11581,7 @@
       <w:spacing w:after="0" w:line="240" w:lineRule="auto"/>
     </w:pPr>
     <w:rPr>
-      <w:rFonts w:asciiTheme="majorHAnsi" w:cstheme="majorBidi" w:eastAsiaTheme="majorEastAsia" w:hAnsiTheme="majorHAnsi"/>
+      <w:rFonts w:asciiTheme="majorHAnsi" w:cstheme="majorBidi" w:hAnsiTheme="majorHAnsi" w:eastAsia="黑体"/>
       <w:color w:themeColor="text1" w:val="000000"/>
     </w:rPr>
     <w:tblPr>
@@ -11087,6 +11608,7 @@
     </w:tcPr>
     <w:tblStylePr w:type="firstRow">
       <w:rPr>
+        <w:rFonts w:eastAsia="黑体"/>
         <w:b/>
         <w:bCs/>
         <w:color w:themeColor="text1" w:val="000000"/>
@@ -11098,6 +11620,7 @@
     </w:tblStylePr>
     <w:tblStylePr w:type="lastRow">
       <w:rPr>
+        <w:rFonts w:eastAsia="黑体"/>
         <w:b/>
         <w:bCs/>
         <w:color w:themeColor="text1" w:val="000000"/>
@@ -11117,6 +11640,7 @@
     </w:tblStylePr>
     <w:tblStylePr w:type="firstCol">
       <w:rPr>
+        <w:rFonts w:eastAsia="黑体"/>
         <w:b/>
         <w:bCs/>
         <w:color w:themeColor="text1" w:val="000000"/>
@@ -11136,6 +11660,7 @@
     </w:tblStylePr>
     <w:tblStylePr w:type="lastCol">
       <w:rPr>
+        <w:rFonts w:eastAsia="黑体"/>
         <w:b w:val="0"/>
         <w:bCs w:val="0"/>
         <w:color w:themeColor="text1" w:val="000000"/>
@@ -11185,7 +11710,7 @@
       <w:spacing w:after="0" w:line="240" w:lineRule="auto"/>
     </w:pPr>
     <w:rPr>
-      <w:rFonts w:asciiTheme="majorHAnsi" w:cstheme="majorBidi" w:eastAsiaTheme="majorEastAsia" w:hAnsiTheme="majorHAnsi"/>
+      <w:rFonts w:asciiTheme="majorHAnsi" w:cstheme="majorBidi" w:hAnsiTheme="majorHAnsi" w:eastAsia="黑体"/>
       <w:color w:themeColor="text1" w:val="000000"/>
     </w:rPr>
     <w:tblPr>
@@ -11212,6 +11737,7 @@
     </w:tcPr>
     <w:tblStylePr w:type="firstRow">
       <w:rPr>
+        <w:rFonts w:eastAsia="黑体"/>
         <w:b/>
         <w:bCs/>
         <w:color w:themeColor="text1" w:val="000000"/>
@@ -11223,6 +11749,7 @@
     </w:tblStylePr>
     <w:tblStylePr w:type="lastRow">
       <w:rPr>
+        <w:rFonts w:eastAsia="黑体"/>
         <w:b/>
         <w:bCs/>
         <w:color w:themeColor="text1" w:val="000000"/>
@@ -11242,6 +11769,7 @@
     </w:tblStylePr>
     <w:tblStylePr w:type="firstCol">
       <w:rPr>
+        <w:rFonts w:eastAsia="黑体"/>
         <w:b/>
         <w:bCs/>
         <w:color w:themeColor="text1" w:val="000000"/>
@@ -11261,6 +11789,7 @@
     </w:tblStylePr>
     <w:tblStylePr w:type="lastCol">
       <w:rPr>
+        <w:rFonts w:eastAsia="黑体"/>
         <w:b w:val="0"/>
         <w:bCs w:val="0"/>
         <w:color w:themeColor="text1" w:val="000000"/>
@@ -11310,7 +11839,7 @@
       <w:spacing w:after="0" w:line="240" w:lineRule="auto"/>
     </w:pPr>
     <w:rPr>
-      <w:rFonts w:asciiTheme="majorHAnsi" w:cstheme="majorBidi" w:eastAsiaTheme="majorEastAsia" w:hAnsiTheme="majorHAnsi"/>
+      <w:rFonts w:asciiTheme="majorHAnsi" w:cstheme="majorBidi" w:hAnsiTheme="majorHAnsi" w:eastAsia="黑体"/>
       <w:color w:themeColor="text1" w:val="000000"/>
     </w:rPr>
     <w:tblPr>
@@ -11337,6 +11866,7 @@
     </w:tcPr>
     <w:tblStylePr w:type="firstRow">
       <w:rPr>
+        <w:rFonts w:eastAsia="黑体"/>
         <w:b/>
         <w:bCs/>
         <w:color w:themeColor="text1" w:val="000000"/>
@@ -11348,6 +11878,7 @@
     </w:tblStylePr>
     <w:tblStylePr w:type="lastRow">
       <w:rPr>
+        <w:rFonts w:eastAsia="黑体"/>
         <w:b/>
         <w:bCs/>
         <w:color w:themeColor="text1" w:val="000000"/>
@@ -11367,6 +11898,7 @@
     </w:tblStylePr>
     <w:tblStylePr w:type="firstCol">
       <w:rPr>
+        <w:rFonts w:eastAsia="黑体"/>
         <w:b/>
         <w:bCs/>
         <w:color w:themeColor="text1" w:val="000000"/>
@@ -11386,6 +11918,7 @@
     </w:tblStylePr>
     <w:tblStylePr w:type="lastCol">
       <w:rPr>
+        <w:rFonts w:eastAsia="黑体"/>
         <w:b w:val="0"/>
         <w:bCs w:val="0"/>
         <w:color w:themeColor="text1" w:val="000000"/>
@@ -11435,7 +11968,7 @@
       <w:spacing w:after="0" w:line="240" w:lineRule="auto"/>
     </w:pPr>
     <w:rPr>
-      <w:rFonts w:asciiTheme="majorHAnsi" w:cstheme="majorBidi" w:eastAsiaTheme="majorEastAsia" w:hAnsiTheme="majorHAnsi"/>
+      <w:rFonts w:asciiTheme="majorHAnsi" w:cstheme="majorBidi" w:hAnsiTheme="majorHAnsi" w:eastAsia="黑体"/>
       <w:color w:themeColor="text1" w:val="000000"/>
     </w:rPr>
     <w:tblPr>
@@ -11462,6 +11995,7 @@
     </w:tcPr>
     <w:tblStylePr w:type="firstRow">
       <w:rPr>
+        <w:rFonts w:eastAsia="黑体"/>
         <w:b/>
         <w:bCs/>
         <w:color w:themeColor="text1" w:val="000000"/>
@@ -11473,6 +12007,7 @@
     </w:tblStylePr>
     <w:tblStylePr w:type="lastRow">
       <w:rPr>
+        <w:rFonts w:eastAsia="黑体"/>
         <w:b/>
         <w:bCs/>
         <w:color w:themeColor="text1" w:val="000000"/>
@@ -11492,6 +12027,7 @@
     </w:tblStylePr>
     <w:tblStylePr w:type="firstCol">
       <w:rPr>
+        <w:rFonts w:eastAsia="黑体"/>
         <w:b/>
         <w:bCs/>
         <w:color w:themeColor="text1" w:val="000000"/>
@@ -11511,6 +12047,7 @@
     </w:tblStylePr>
     <w:tblStylePr w:type="lastCol">
       <w:rPr>
+        <w:rFonts w:eastAsia="黑体"/>
         <w:b w:val="0"/>
         <w:bCs w:val="0"/>
         <w:color w:themeColor="text1" w:val="000000"/>
@@ -11560,7 +12097,7 @@
       <w:spacing w:after="0" w:line="240" w:lineRule="auto"/>
     </w:pPr>
     <w:rPr>
-      <w:rFonts w:asciiTheme="majorHAnsi" w:cstheme="majorBidi" w:eastAsiaTheme="majorEastAsia" w:hAnsiTheme="majorHAnsi"/>
+      <w:rFonts w:asciiTheme="majorHAnsi" w:cstheme="majorBidi" w:hAnsiTheme="majorHAnsi" w:eastAsia="黑体"/>
       <w:color w:themeColor="text1" w:val="000000"/>
     </w:rPr>
     <w:tblPr>
@@ -11587,6 +12124,7 @@
     </w:tcPr>
     <w:tblStylePr w:type="firstRow">
       <w:rPr>
+        <w:rFonts w:eastAsia="黑体"/>
         <w:b/>
         <w:bCs/>
         <w:color w:themeColor="text1" w:val="000000"/>
@@ -11598,6 +12136,7 @@
     </w:tblStylePr>
     <w:tblStylePr w:type="lastRow">
       <w:rPr>
+        <w:rFonts w:eastAsia="黑体"/>
         <w:b/>
         <w:bCs/>
         <w:color w:themeColor="text1" w:val="000000"/>
@@ -11617,6 +12156,7 @@
     </w:tblStylePr>
     <w:tblStylePr w:type="firstCol">
       <w:rPr>
+        <w:rFonts w:eastAsia="黑体"/>
         <w:b/>
         <w:bCs/>
         <w:color w:themeColor="text1" w:val="000000"/>
@@ -11636,6 +12176,7 @@
     </w:tblStylePr>
     <w:tblStylePr w:type="lastCol">
       <w:rPr>
+        <w:rFonts w:eastAsia="黑体"/>
         <w:b w:val="0"/>
         <w:bCs w:val="0"/>
         <w:color w:themeColor="text1" w:val="000000"/>
@@ -11685,7 +12226,7 @@
       <w:spacing w:after="0" w:line="240" w:lineRule="auto"/>
     </w:pPr>
     <w:rPr>
-      <w:rFonts w:asciiTheme="majorHAnsi" w:cstheme="majorBidi" w:eastAsiaTheme="majorEastAsia" w:hAnsiTheme="majorHAnsi"/>
+      <w:rFonts w:asciiTheme="majorHAnsi" w:cstheme="majorBidi" w:hAnsiTheme="majorHAnsi" w:eastAsia="黑体"/>
       <w:color w:themeColor="text1" w:val="000000"/>
     </w:rPr>
     <w:tblPr>
@@ -11712,6 +12253,7 @@
     </w:tcPr>
     <w:tblStylePr w:type="firstRow">
       <w:rPr>
+        <w:rFonts w:eastAsia="黑体"/>
         <w:b/>
         <w:bCs/>
         <w:color w:themeColor="text1" w:val="000000"/>
@@ -11723,6 +12265,7 @@
     </w:tblStylePr>
     <w:tblStylePr w:type="lastRow">
       <w:rPr>
+        <w:rFonts w:eastAsia="黑体"/>
         <w:b/>
         <w:bCs/>
         <w:color w:themeColor="text1" w:val="000000"/>
@@ -11742,6 +12285,7 @@
     </w:tblStylePr>
     <w:tblStylePr w:type="firstCol">
       <w:rPr>
+        <w:rFonts w:eastAsia="黑体"/>
         <w:b/>
         <w:bCs/>
         <w:color w:themeColor="text1" w:val="000000"/>
@@ -11761,6 +12305,7 @@
     </w:tblStylePr>
     <w:tblStylePr w:type="lastCol">
       <w:rPr>
+        <w:rFonts w:eastAsia="黑体"/>
         <w:b w:val="0"/>
         <w:bCs w:val="0"/>
         <w:color w:themeColor="text1" w:val="000000"/>
@@ -11833,6 +12378,7 @@
     </w:tcPr>
     <w:tblStylePr w:type="firstRow">
       <w:rPr>
+        <w:rFonts w:eastAsia="黑体"/>
         <w:b/>
         <w:bCs/>
         <w:i w:val="0"/>
@@ -11854,6 +12400,7 @@
     </w:tblStylePr>
     <w:tblStylePr w:type="lastRow">
       <w:rPr>
+        <w:rFonts w:eastAsia="黑体"/>
         <w:b/>
         <w:bCs/>
         <w:i w:val="0"/>
@@ -11875,6 +12422,7 @@
     </w:tblStylePr>
     <w:tblStylePr w:type="firstCol">
       <w:rPr>
+        <w:rFonts w:eastAsia="黑体"/>
         <w:b/>
         <w:bCs/>
         <w:i w:val="0"/>
@@ -11894,6 +12442,7 @@
     </w:tblStylePr>
     <w:tblStylePr w:type="lastCol">
       <w:rPr>
+        <w:rFonts w:eastAsia="黑体"/>
         <w:b/>
         <w:bCs/>
         <w:i w:val="0"/>
@@ -11974,6 +12523,7 @@
     </w:tcPr>
     <w:tblStylePr w:type="firstRow">
       <w:rPr>
+        <w:rFonts w:eastAsia="黑体"/>
         <w:b/>
         <w:bCs/>
         <w:i w:val="0"/>
@@ -11995,6 +12545,7 @@
     </w:tblStylePr>
     <w:tblStylePr w:type="lastRow">
       <w:rPr>
+        <w:rFonts w:eastAsia="黑体"/>
         <w:b/>
         <w:bCs/>
         <w:i w:val="0"/>
@@ -12016,6 +12567,7 @@
     </w:tblStylePr>
     <w:tblStylePr w:type="firstCol">
       <w:rPr>
+        <w:rFonts w:eastAsia="黑体"/>
         <w:b/>
         <w:bCs/>
         <w:i w:val="0"/>
@@ -12035,6 +12587,7 @@
     </w:tblStylePr>
     <w:tblStylePr w:type="lastCol">
       <w:rPr>
+        <w:rFonts w:eastAsia="黑体"/>
         <w:b/>
         <w:bCs/>
         <w:i w:val="0"/>
@@ -12115,6 +12668,7 @@
     </w:tcPr>
     <w:tblStylePr w:type="firstRow">
       <w:rPr>
+        <w:rFonts w:eastAsia="黑体"/>
         <w:b/>
         <w:bCs/>
         <w:i w:val="0"/>
@@ -12136,6 +12690,7 @@
     </w:tblStylePr>
     <w:tblStylePr w:type="lastRow">
       <w:rPr>
+        <w:rFonts w:eastAsia="黑体"/>
         <w:b/>
         <w:bCs/>
         <w:i w:val="0"/>
@@ -12157,6 +12712,7 @@
     </w:tblStylePr>
     <w:tblStylePr w:type="firstCol">
       <w:rPr>
+        <w:rFonts w:eastAsia="黑体"/>
         <w:b/>
         <w:bCs/>
         <w:i w:val="0"/>
@@ -12176,6 +12732,7 @@
     </w:tblStylePr>
     <w:tblStylePr w:type="lastCol">
       <w:rPr>
+        <w:rFonts w:eastAsia="黑体"/>
         <w:b/>
         <w:bCs/>
         <w:i w:val="0"/>
@@ -12256,6 +12813,7 @@
     </w:tcPr>
     <w:tblStylePr w:type="firstRow">
       <w:rPr>
+        <w:rFonts w:eastAsia="黑体"/>
         <w:b/>
         <w:bCs/>
         <w:i w:val="0"/>
@@ -12277,6 +12835,7 @@
     </w:tblStylePr>
     <w:tblStylePr w:type="lastRow">
       <w:rPr>
+        <w:rFonts w:eastAsia="黑体"/>
         <w:b/>
         <w:bCs/>
         <w:i w:val="0"/>
@@ -12298,6 +12857,7 @@
     </w:tblStylePr>
     <w:tblStylePr w:type="firstCol">
       <w:rPr>
+        <w:rFonts w:eastAsia="黑体"/>
         <w:b/>
         <w:bCs/>
         <w:i w:val="0"/>
@@ -12317,6 +12877,7 @@
     </w:tblStylePr>
     <w:tblStylePr w:type="lastCol">
       <w:rPr>
+        <w:rFonts w:eastAsia="黑体"/>
         <w:b/>
         <w:bCs/>
         <w:i w:val="0"/>
@@ -12397,6 +12958,7 @@
     </w:tcPr>
     <w:tblStylePr w:type="firstRow">
       <w:rPr>
+        <w:rFonts w:eastAsia="黑体"/>
         <w:b/>
         <w:bCs/>
         <w:i w:val="0"/>
@@ -12418,6 +12980,7 @@
     </w:tblStylePr>
     <w:tblStylePr w:type="lastRow">
       <w:rPr>
+        <w:rFonts w:eastAsia="黑体"/>
         <w:b/>
         <w:bCs/>
         <w:i w:val="0"/>
@@ -12439,6 +13002,7 @@
     </w:tblStylePr>
     <w:tblStylePr w:type="firstCol">
       <w:rPr>
+        <w:rFonts w:eastAsia="黑体"/>
         <w:b/>
         <w:bCs/>
         <w:i w:val="0"/>
@@ -12458,6 +13022,7 @@
     </w:tblStylePr>
     <w:tblStylePr w:type="lastCol">
       <w:rPr>
+        <w:rFonts w:eastAsia="黑体"/>
         <w:b/>
         <w:bCs/>
         <w:i w:val="0"/>
@@ -12538,6 +13103,7 @@
     </w:tcPr>
     <w:tblStylePr w:type="firstRow">
       <w:rPr>
+        <w:rFonts w:eastAsia="黑体"/>
         <w:b/>
         <w:bCs/>
         <w:i w:val="0"/>
@@ -12559,6 +13125,7 @@
     </w:tblStylePr>
     <w:tblStylePr w:type="lastRow">
       <w:rPr>
+        <w:rFonts w:eastAsia="黑体"/>
         <w:b/>
         <w:bCs/>
         <w:i w:val="0"/>
@@ -12580,6 +13147,7 @@
     </w:tblStylePr>
     <w:tblStylePr w:type="firstCol">
       <w:rPr>
+        <w:rFonts w:eastAsia="黑体"/>
         <w:b/>
         <w:bCs/>
         <w:i w:val="0"/>
@@ -12599,6 +13167,7 @@
     </w:tblStylePr>
     <w:tblStylePr w:type="lastCol">
       <w:rPr>
+        <w:rFonts w:eastAsia="黑体"/>
         <w:b/>
         <w:bCs/>
         <w:i w:val="0"/>
@@ -12679,6 +13248,7 @@
     </w:tcPr>
     <w:tblStylePr w:type="firstRow">
       <w:rPr>
+        <w:rFonts w:eastAsia="黑体"/>
         <w:b/>
         <w:bCs/>
         <w:i w:val="0"/>
@@ -12700,6 +13270,7 @@
     </w:tblStylePr>
     <w:tblStylePr w:type="lastRow">
       <w:rPr>
+        <w:rFonts w:eastAsia="黑体"/>
         <w:b/>
         <w:bCs/>
         <w:i w:val="0"/>
@@ -12721,6 +13292,7 @@
     </w:tblStylePr>
     <w:tblStylePr w:type="firstCol">
       <w:rPr>
+        <w:rFonts w:eastAsia="黑体"/>
         <w:b/>
         <w:bCs/>
         <w:i w:val="0"/>
@@ -12740,6 +13312,7 @@
     </w:tblStylePr>
     <w:tblStylePr w:type="lastCol">
       <w:rPr>
+        <w:rFonts w:eastAsia="黑体"/>
         <w:b/>
         <w:bCs/>
         <w:i w:val="0"/>
@@ -12797,6 +13370,7 @@
       <w:spacing w:after="0" w:line="240" w:lineRule="auto"/>
     </w:pPr>
     <w:rPr>
+      <w:rFonts w:eastAsia="黑体"/>
       <w:color w:themeColor="background1" w:val="FFFFFF"/>
     </w:rPr>
     <w:tblPr>
@@ -12815,6 +13389,7 @@
     </w:tcPr>
     <w:tblStylePr w:type="firstRow">
       <w:rPr>
+        <w:rFonts w:eastAsia="黑体"/>
         <w:b/>
         <w:bCs/>
       </w:rPr>
@@ -12911,6 +13486,7 @@
       <w:spacing w:after="0" w:line="240" w:lineRule="auto"/>
     </w:pPr>
     <w:rPr>
+      <w:rFonts w:eastAsia="黑体"/>
       <w:color w:themeColor="background1" w:val="FFFFFF"/>
     </w:rPr>
     <w:tblPr>
@@ -12929,6 +13505,7 @@
     </w:tcPr>
     <w:tblStylePr w:type="firstRow">
       <w:rPr>
+        <w:rFonts w:eastAsia="黑体"/>
         <w:b/>
         <w:bCs/>
       </w:rPr>
@@ -13025,6 +13602,7 @@
       <w:spacing w:after="0" w:line="240" w:lineRule="auto"/>
     </w:pPr>
     <w:rPr>
+      <w:rFonts w:eastAsia="黑体"/>
       <w:color w:themeColor="background1" w:val="FFFFFF"/>
     </w:rPr>
     <w:tblPr>
@@ -13043,6 +13621,7 @@
     </w:tcPr>
     <w:tblStylePr w:type="firstRow">
       <w:rPr>
+        <w:rFonts w:eastAsia="黑体"/>
         <w:b/>
         <w:bCs/>
       </w:rPr>
@@ -13139,6 +13718,7 @@
       <w:spacing w:after="0" w:line="240" w:lineRule="auto"/>
     </w:pPr>
     <w:rPr>
+      <w:rFonts w:eastAsia="黑体"/>
       <w:color w:themeColor="background1" w:val="FFFFFF"/>
     </w:rPr>
     <w:tblPr>
@@ -13157,6 +13737,7 @@
     </w:tcPr>
     <w:tblStylePr w:type="firstRow">
       <w:rPr>
+        <w:rFonts w:eastAsia="黑体"/>
         <w:b/>
         <w:bCs/>
       </w:rPr>
@@ -13253,6 +13834,7 @@
       <w:spacing w:after="0" w:line="240" w:lineRule="auto"/>
     </w:pPr>
     <w:rPr>
+      <w:rFonts w:eastAsia="黑体"/>
       <w:color w:themeColor="background1" w:val="FFFFFF"/>
     </w:rPr>
     <w:tblPr>
@@ -13271,6 +13853,7 @@
     </w:tcPr>
     <w:tblStylePr w:type="firstRow">
       <w:rPr>
+        <w:rFonts w:eastAsia="黑体"/>
         <w:b/>
         <w:bCs/>
       </w:rPr>
@@ -13367,6 +13950,7 @@
       <w:spacing w:after="0" w:line="240" w:lineRule="auto"/>
     </w:pPr>
     <w:rPr>
+      <w:rFonts w:eastAsia="黑体"/>
       <w:color w:themeColor="background1" w:val="FFFFFF"/>
     </w:rPr>
     <w:tblPr>
@@ -13385,6 +13969,7 @@
     </w:tcPr>
     <w:tblStylePr w:type="firstRow">
       <w:rPr>
+        <w:rFonts w:eastAsia="黑体"/>
         <w:b/>
         <w:bCs/>
       </w:rPr>
@@ -13481,6 +14066,7 @@
       <w:spacing w:after="0" w:line="240" w:lineRule="auto"/>
     </w:pPr>
     <w:rPr>
+      <w:rFonts w:eastAsia="黑体"/>
       <w:color w:themeColor="background1" w:val="FFFFFF"/>
     </w:rPr>
     <w:tblPr>
@@ -13499,6 +14085,7 @@
     </w:tcPr>
     <w:tblStylePr w:type="firstRow">
       <w:rPr>
+        <w:rFonts w:eastAsia="黑体"/>
         <w:b/>
         <w:bCs/>
       </w:rPr>
@@ -13595,6 +14182,7 @@
       <w:spacing w:after="0" w:line="240" w:lineRule="auto"/>
     </w:pPr>
     <w:rPr>
+      <w:rFonts w:eastAsia="黑体"/>
       <w:color w:themeColor="text1" w:val="000000"/>
     </w:rPr>
     <w:tblPr>
@@ -13621,6 +14209,7 @@
     </w:tcPr>
     <w:tblStylePr w:type="firstRow">
       <w:rPr>
+        <w:rFonts w:eastAsia="黑体"/>
         <w:b/>
         <w:bCs/>
       </w:rPr>
@@ -13639,6 +14228,7 @@
     </w:tblStylePr>
     <w:tblStylePr w:type="lastRow">
       <w:rPr>
+        <w:rFonts w:eastAsia="黑体"/>
         <w:b/>
         <w:bCs/>
         <w:color w:themeColor="background1" w:val="FFFFFF"/>
@@ -13653,6 +14243,7 @@
     </w:tblStylePr>
     <w:tblStylePr w:type="firstCol">
       <w:rPr>
+        <w:rFonts w:eastAsia="黑体"/>
         <w:color w:themeColor="background1" w:val="FFFFFF"/>
       </w:rPr>
       <w:tblPr/>
@@ -13670,6 +14261,7 @@
     </w:tblStylePr>
     <w:tblStylePr w:type="lastCol">
       <w:rPr>
+        <w:rFonts w:eastAsia="黑体"/>
         <w:color w:themeColor="background1" w:val="FFFFFF"/>
       </w:rPr>
       <w:tblPr/>
@@ -13699,11 +14291,13 @@
     </w:tblStylePr>
     <w:tblStylePr w:type="neCell">
       <w:rPr>
+        <w:rFonts w:eastAsia="黑体"/>
         <w:color w:themeColor="text1" w:val="000000"/>
       </w:rPr>
     </w:tblStylePr>
     <w:tblStylePr w:type="nwCell">
       <w:rPr>
+        <w:rFonts w:eastAsia="黑体"/>
         <w:color w:themeColor="text1" w:val="000000"/>
       </w:rPr>
     </w:tblStylePr>
@@ -13717,6 +14311,7 @@
       <w:spacing w:after="0" w:line="240" w:lineRule="auto"/>
     </w:pPr>
     <w:rPr>
+      <w:rFonts w:eastAsia="黑体"/>
       <w:color w:themeColor="text1" w:val="000000"/>
     </w:rPr>
     <w:tblPr>
@@ -13743,6 +14338,7 @@
     </w:tcPr>
     <w:tblStylePr w:type="firstRow">
       <w:rPr>
+        <w:rFonts w:eastAsia="黑体"/>
         <w:b/>
         <w:bCs/>
       </w:rPr>
@@ -13761,6 +14357,7 @@
     </w:tblStylePr>
     <w:tblStylePr w:type="lastRow">
       <w:rPr>
+        <w:rFonts w:eastAsia="黑体"/>
         <w:b/>
         <w:bCs/>
         <w:color w:themeColor="background1" w:val="FFFFFF"/>
@@ -13775,6 +14372,7 @@
     </w:tblStylePr>
     <w:tblStylePr w:type="firstCol">
       <w:rPr>
+        <w:rFonts w:eastAsia="黑体"/>
         <w:color w:themeColor="background1" w:val="FFFFFF"/>
       </w:rPr>
       <w:tblPr/>
@@ -13792,6 +14390,7 @@
     </w:tblStylePr>
     <w:tblStylePr w:type="lastCol">
       <w:rPr>
+        <w:rFonts w:eastAsia="黑体"/>
         <w:color w:themeColor="background1" w:val="FFFFFF"/>
       </w:rPr>
       <w:tblPr/>
@@ -13821,11 +14420,13 @@
     </w:tblStylePr>
     <w:tblStylePr w:type="neCell">
       <w:rPr>
+        <w:rFonts w:eastAsia="黑体"/>
         <w:color w:themeColor="text1" w:val="000000"/>
       </w:rPr>
     </w:tblStylePr>
     <w:tblStylePr w:type="nwCell">
       <w:rPr>
+        <w:rFonts w:eastAsia="黑体"/>
         <w:color w:themeColor="text1" w:val="000000"/>
       </w:rPr>
     </w:tblStylePr>
@@ -13839,6 +14440,7 @@
       <w:spacing w:after="0" w:line="240" w:lineRule="auto"/>
     </w:pPr>
     <w:rPr>
+      <w:rFonts w:eastAsia="黑体"/>
       <w:color w:themeColor="text1" w:val="000000"/>
     </w:rPr>
     <w:tblPr>
@@ -13865,6 +14467,7 @@
     </w:tcPr>
     <w:tblStylePr w:type="firstRow">
       <w:rPr>
+        <w:rFonts w:eastAsia="黑体"/>
         <w:b/>
         <w:bCs/>
       </w:rPr>
@@ -13883,6 +14486,7 @@
     </w:tblStylePr>
     <w:tblStylePr w:type="lastRow">
       <w:rPr>
+        <w:rFonts w:eastAsia="黑体"/>
         <w:b/>
         <w:bCs/>
         <w:color w:themeColor="background1" w:val="FFFFFF"/>
@@ -13897,6 +14501,7 @@
     </w:tblStylePr>
     <w:tblStylePr w:type="firstCol">
       <w:rPr>
+        <w:rFonts w:eastAsia="黑体"/>
         <w:color w:themeColor="background1" w:val="FFFFFF"/>
       </w:rPr>
       <w:tblPr/>
@@ -13914,6 +14519,7 @@
     </w:tblStylePr>
     <w:tblStylePr w:type="lastCol">
       <w:rPr>
+        <w:rFonts w:eastAsia="黑体"/>
         <w:color w:themeColor="background1" w:val="FFFFFF"/>
       </w:rPr>
       <w:tblPr/>
@@ -13943,11 +14549,13 @@
     </w:tblStylePr>
     <w:tblStylePr w:type="neCell">
       <w:rPr>
+        <w:rFonts w:eastAsia="黑体"/>
         <w:color w:themeColor="text1" w:val="000000"/>
       </w:rPr>
     </w:tblStylePr>
     <w:tblStylePr w:type="nwCell">
       <w:rPr>
+        <w:rFonts w:eastAsia="黑体"/>
         <w:color w:themeColor="text1" w:val="000000"/>
       </w:rPr>
     </w:tblStylePr>
@@ -13961,6 +14569,7 @@
       <w:spacing w:after="0" w:line="240" w:lineRule="auto"/>
     </w:pPr>
     <w:rPr>
+      <w:rFonts w:eastAsia="黑体"/>
       <w:color w:themeColor="text1" w:val="000000"/>
     </w:rPr>
     <w:tblPr>
@@ -13987,6 +14596,7 @@
     </w:tcPr>
     <w:tblStylePr w:type="firstRow">
       <w:rPr>
+        <w:rFonts w:eastAsia="黑体"/>
         <w:b/>
         <w:bCs/>
       </w:rPr>
@@ -14005,6 +14615,7 @@
     </w:tblStylePr>
     <w:tblStylePr w:type="lastRow">
       <w:rPr>
+        <w:rFonts w:eastAsia="黑体"/>
         <w:b/>
         <w:bCs/>
         <w:color w:themeColor="background1" w:val="FFFFFF"/>
@@ -14019,6 +14630,7 @@
     </w:tblStylePr>
     <w:tblStylePr w:type="firstCol">
       <w:rPr>
+        <w:rFonts w:eastAsia="黑体"/>
         <w:color w:themeColor="background1" w:val="FFFFFF"/>
       </w:rPr>
       <w:tblPr/>
@@ -14036,6 +14648,7 @@
     </w:tblStylePr>
     <w:tblStylePr w:type="lastCol">
       <w:rPr>
+        <w:rFonts w:eastAsia="黑体"/>
         <w:color w:themeColor="background1" w:val="FFFFFF"/>
       </w:rPr>
       <w:tblPr/>
@@ -14073,6 +14686,7 @@
       <w:spacing w:after="0" w:line="240" w:lineRule="auto"/>
     </w:pPr>
     <w:rPr>
+      <w:rFonts w:eastAsia="黑体"/>
       <w:color w:themeColor="text1" w:val="000000"/>
     </w:rPr>
     <w:tblPr>
@@ -14099,6 +14713,7 @@
     </w:tcPr>
     <w:tblStylePr w:type="firstRow">
       <w:rPr>
+        <w:rFonts w:eastAsia="黑体"/>
         <w:b/>
         <w:bCs/>
       </w:rPr>
@@ -14117,6 +14732,7 @@
     </w:tblStylePr>
     <w:tblStylePr w:type="lastRow">
       <w:rPr>
+        <w:rFonts w:eastAsia="黑体"/>
         <w:b/>
         <w:bCs/>
         <w:color w:themeColor="background1" w:val="FFFFFF"/>
@@ -14131,6 +14747,7 @@
     </w:tblStylePr>
     <w:tblStylePr w:type="firstCol">
       <w:rPr>
+        <w:rFonts w:eastAsia="黑体"/>
         <w:color w:themeColor="background1" w:val="FFFFFF"/>
       </w:rPr>
       <w:tblPr/>
@@ -14148,6 +14765,7 @@
     </w:tblStylePr>
     <w:tblStylePr w:type="lastCol">
       <w:rPr>
+        <w:rFonts w:eastAsia="黑体"/>
         <w:color w:themeColor="background1" w:val="FFFFFF"/>
       </w:rPr>
       <w:tblPr/>
@@ -14177,11 +14795,13 @@
     </w:tblStylePr>
     <w:tblStylePr w:type="neCell">
       <w:rPr>
+        <w:rFonts w:eastAsia="黑体"/>
         <w:color w:themeColor="text1" w:val="000000"/>
       </w:rPr>
     </w:tblStylePr>
     <w:tblStylePr w:type="nwCell">
       <w:rPr>
+        <w:rFonts w:eastAsia="黑体"/>
         <w:color w:themeColor="text1" w:val="000000"/>
       </w:rPr>
     </w:tblStylePr>
@@ -14195,6 +14815,7 @@
       <w:spacing w:after="0" w:line="240" w:lineRule="auto"/>
     </w:pPr>
     <w:rPr>
+      <w:rFonts w:eastAsia="黑体"/>
       <w:color w:themeColor="text1" w:val="000000"/>
     </w:rPr>
     <w:tblPr>
@@ -14221,6 +14842,7 @@
     </w:tcPr>
     <w:tblStylePr w:type="firstRow">
       <w:rPr>
+        <w:rFonts w:eastAsia="黑体"/>
         <w:b/>
         <w:bCs/>
       </w:rPr>
@@ -14239,6 +14861,7 @@
     </w:tblStylePr>
     <w:tblStylePr w:type="lastRow">
       <w:rPr>
+        <w:rFonts w:eastAsia="黑体"/>
         <w:b/>
         <w:bCs/>
         <w:color w:themeColor="background1" w:val="FFFFFF"/>
@@ -14253,6 +14876,7 @@
     </w:tblStylePr>
     <w:tblStylePr w:type="firstCol">
       <w:rPr>
+        <w:rFonts w:eastAsia="黑体"/>
         <w:color w:themeColor="background1" w:val="FFFFFF"/>
       </w:rPr>
       <w:tblPr/>
@@ -14270,6 +14894,7 @@
     </w:tblStylePr>
     <w:tblStylePr w:type="lastCol">
       <w:rPr>
+        <w:rFonts w:eastAsia="黑体"/>
         <w:color w:themeColor="background1" w:val="FFFFFF"/>
       </w:rPr>
       <w:tblPr/>
@@ -14299,11 +14924,13 @@
     </w:tblStylePr>
     <w:tblStylePr w:type="neCell">
       <w:rPr>
+        <w:rFonts w:eastAsia="黑体"/>
         <w:color w:themeColor="text1" w:val="000000"/>
       </w:rPr>
     </w:tblStylePr>
     <w:tblStylePr w:type="nwCell">
       <w:rPr>
+        <w:rFonts w:eastAsia="黑体"/>
         <w:color w:themeColor="text1" w:val="000000"/>
       </w:rPr>
     </w:tblStylePr>
@@ -14317,6 +14944,7 @@
       <w:spacing w:after="0" w:line="240" w:lineRule="auto"/>
     </w:pPr>
     <w:rPr>
+      <w:rFonts w:eastAsia="黑体"/>
       <w:color w:themeColor="text1" w:val="000000"/>
     </w:rPr>
     <w:tblPr>
@@ -14343,6 +14971,7 @@
     </w:tcPr>
     <w:tblStylePr w:type="firstRow">
       <w:rPr>
+        <w:rFonts w:eastAsia="黑体"/>
         <w:b/>
         <w:bCs/>
       </w:rPr>
@@ -14361,6 +14990,7 @@
     </w:tblStylePr>
     <w:tblStylePr w:type="lastRow">
       <w:rPr>
+        <w:rFonts w:eastAsia="黑体"/>
         <w:b/>
         <w:bCs/>
         <w:color w:themeColor="background1" w:val="FFFFFF"/>
@@ -14375,6 +15005,7 @@
     </w:tblStylePr>
     <w:tblStylePr w:type="firstCol">
       <w:rPr>
+        <w:rFonts w:eastAsia="黑体"/>
         <w:color w:themeColor="background1" w:val="FFFFFF"/>
       </w:rPr>
       <w:tblPr/>
@@ -14392,6 +15023,7 @@
     </w:tblStylePr>
     <w:tblStylePr w:type="lastCol">
       <w:rPr>
+        <w:rFonts w:eastAsia="黑体"/>
         <w:color w:themeColor="background1" w:val="FFFFFF"/>
       </w:rPr>
       <w:tblPr/>
@@ -14421,11 +15053,13 @@
     </w:tblStylePr>
     <w:tblStylePr w:type="neCell">
       <w:rPr>
+        <w:rFonts w:eastAsia="黑体"/>
         <w:color w:themeColor="text1" w:val="000000"/>
       </w:rPr>
     </w:tblStylePr>
     <w:tblStylePr w:type="nwCell">
       <w:rPr>
+        <w:rFonts w:eastAsia="黑体"/>
         <w:color w:themeColor="text1" w:val="000000"/>
       </w:rPr>
     </w:tblStylePr>
@@ -14439,6 +15073,7 @@
       <w:spacing w:after="0" w:line="240" w:lineRule="auto"/>
     </w:pPr>
     <w:rPr>
+      <w:rFonts w:eastAsia="黑体"/>
       <w:color w:themeColor="text1" w:val="000000"/>
     </w:rPr>
     <w:tblPr>
@@ -14457,6 +15092,7 @@
     </w:tcPr>
     <w:tblStylePr w:type="firstRow">
       <w:rPr>
+        <w:rFonts w:eastAsia="黑体"/>
         <w:b/>
         <w:bCs/>
         <w:color w:themeColor="background1" w:val="FFFFFF"/>
@@ -14471,6 +15107,7 @@
     </w:tblStylePr>
     <w:tblStylePr w:type="lastRow">
       <w:rPr>
+        <w:rFonts w:eastAsia="黑体"/>
         <w:b/>
         <w:bCs/>
         <w:color w:themeColor="accent2" w:themeShade="CC" w:val="9E3A38"/>
@@ -14485,12 +15122,14 @@
     </w:tblStylePr>
     <w:tblStylePr w:type="firstCol">
       <w:rPr>
+        <w:rFonts w:eastAsia="黑体"/>
         <w:b/>
         <w:bCs/>
       </w:rPr>
     </w:tblStylePr>
     <w:tblStylePr w:type="lastCol">
       <w:rPr>
+        <w:rFonts w:eastAsia="黑体"/>
         <w:b/>
         <w:bCs/>
       </w:rPr>
@@ -14525,6 +15164,7 @@
       <w:spacing w:after="0" w:line="240" w:lineRule="auto"/>
     </w:pPr>
     <w:rPr>
+      <w:rFonts w:eastAsia="黑体"/>
       <w:color w:themeColor="text1" w:val="000000"/>
     </w:rPr>
     <w:tblPr>
@@ -14543,6 +15183,7 @@
     </w:tcPr>
     <w:tblStylePr w:type="firstRow">
       <w:rPr>
+        <w:rFonts w:eastAsia="黑体"/>
         <w:b/>
         <w:bCs/>
         <w:color w:themeColor="background1" w:val="FFFFFF"/>
@@ -14557,6 +15198,7 @@
     </w:tblStylePr>
     <w:tblStylePr w:type="lastRow">
       <w:rPr>
+        <w:rFonts w:eastAsia="黑体"/>
         <w:b/>
         <w:bCs/>
         <w:color w:themeColor="accent2" w:themeShade="CC" w:val="9E3A38"/>
@@ -14571,12 +15213,14 @@
     </w:tblStylePr>
     <w:tblStylePr w:type="firstCol">
       <w:rPr>
+        <w:rFonts w:eastAsia="黑体"/>
         <w:b/>
         <w:bCs/>
       </w:rPr>
     </w:tblStylePr>
     <w:tblStylePr w:type="lastCol">
       <w:rPr>
+        <w:rFonts w:eastAsia="黑体"/>
         <w:b/>
         <w:bCs/>
       </w:rPr>
@@ -14611,6 +15255,7 @@
       <w:spacing w:after="0" w:line="240" w:lineRule="auto"/>
     </w:pPr>
     <w:rPr>
+      <w:rFonts w:eastAsia="黑体"/>
       <w:color w:themeColor="text1" w:val="000000"/>
     </w:rPr>
     <w:tblPr>
@@ -14629,6 +15274,7 @@
     </w:tcPr>
     <w:tblStylePr w:type="firstRow">
       <w:rPr>
+        <w:rFonts w:eastAsia="黑体"/>
         <w:b/>
         <w:bCs/>
         <w:color w:themeColor="background1" w:val="FFFFFF"/>
@@ -14643,6 +15289,7 @@
     </w:tblStylePr>
     <w:tblStylePr w:type="lastRow">
       <w:rPr>
+        <w:rFonts w:eastAsia="黑体"/>
         <w:b/>
         <w:bCs/>
         <w:color w:themeColor="accent2" w:themeShade="CC" w:val="9E3A38"/>
@@ -14657,12 +15304,14 @@
     </w:tblStylePr>
     <w:tblStylePr w:type="firstCol">
       <w:rPr>
+        <w:rFonts w:eastAsia="黑体"/>
         <w:b/>
         <w:bCs/>
       </w:rPr>
     </w:tblStylePr>
     <w:tblStylePr w:type="lastCol">
       <w:rPr>
+        <w:rFonts w:eastAsia="黑体"/>
         <w:b/>
         <w:bCs/>
       </w:rPr>
@@ -14697,6 +15346,7 @@
       <w:spacing w:after="0" w:line="240" w:lineRule="auto"/>
     </w:pPr>
     <w:rPr>
+      <w:rFonts w:eastAsia="黑体"/>
       <w:color w:themeColor="text1" w:val="000000"/>
     </w:rPr>
     <w:tblPr>
@@ -14715,6 +15365,7 @@
     </w:tcPr>
     <w:tblStylePr w:type="firstRow">
       <w:rPr>
+        <w:rFonts w:eastAsia="黑体"/>
         <w:b/>
         <w:bCs/>
         <w:color w:themeColor="background1" w:val="FFFFFF"/>
@@ -14729,6 +15380,7 @@
     </w:tblStylePr>
     <w:tblStylePr w:type="lastRow">
       <w:rPr>
+        <w:rFonts w:eastAsia="黑体"/>
         <w:b/>
         <w:bCs/>
         <w:color w:themeColor="accent4" w:themeShade="CC" w:val="664E82"/>
@@ -14743,12 +15395,14 @@
     </w:tblStylePr>
     <w:tblStylePr w:type="firstCol">
       <w:rPr>
+        <w:rFonts w:eastAsia="黑体"/>
         <w:b/>
         <w:bCs/>
       </w:rPr>
     </w:tblStylePr>
     <w:tblStylePr w:type="lastCol">
       <w:rPr>
+        <w:rFonts w:eastAsia="黑体"/>
         <w:b/>
         <w:bCs/>
       </w:rPr>
@@ -14783,6 +15437,7 @@
       <w:spacing w:after="0" w:line="240" w:lineRule="auto"/>
     </w:pPr>
     <w:rPr>
+      <w:rFonts w:eastAsia="黑体"/>
       <w:color w:themeColor="text1" w:val="000000"/>
     </w:rPr>
     <w:tblPr>
@@ -14801,6 +15456,7 @@
     </w:tcPr>
     <w:tblStylePr w:type="firstRow">
       <w:rPr>
+        <w:rFonts w:eastAsia="黑体"/>
         <w:b/>
         <w:bCs/>
         <w:color w:themeColor="background1" w:val="FFFFFF"/>
@@ -14815,6 +15471,7 @@
     </w:tblStylePr>
     <w:tblStylePr w:type="lastRow">
       <w:rPr>
+        <w:rFonts w:eastAsia="黑体"/>
         <w:b/>
         <w:bCs/>
         <w:color w:themeColor="accent3" w:themeShade="CC" w:val="7E9C40"/>
@@ -14829,12 +15486,14 @@
     </w:tblStylePr>
     <w:tblStylePr w:type="firstCol">
       <w:rPr>
+        <w:rFonts w:eastAsia="黑体"/>
         <w:b/>
         <w:bCs/>
       </w:rPr>
     </w:tblStylePr>
     <w:tblStylePr w:type="lastCol">
       <w:rPr>
+        <w:rFonts w:eastAsia="黑体"/>
         <w:b/>
         <w:bCs/>
       </w:rPr>
@@ -14869,6 +15528,7 @@
       <w:spacing w:after="0" w:line="240" w:lineRule="auto"/>
     </w:pPr>
     <w:rPr>
+      <w:rFonts w:eastAsia="黑体"/>
       <w:color w:themeColor="text1" w:val="000000"/>
     </w:rPr>
     <w:tblPr>
@@ -14887,6 +15547,7 @@
     </w:tcPr>
     <w:tblStylePr w:type="firstRow">
       <w:rPr>
+        <w:rFonts w:eastAsia="黑体"/>
         <w:b/>
         <w:bCs/>
         <w:color w:themeColor="background1" w:val="FFFFFF"/>
@@ -14901,6 +15562,7 @@
     </w:tblStylePr>
     <w:tblStylePr w:type="lastRow">
       <w:rPr>
+        <w:rFonts w:eastAsia="黑体"/>
         <w:b/>
         <w:bCs/>
         <w:color w:themeColor="accent6" w:themeShade="CC" w:val="F2730A"/>
@@ -14915,12 +15577,14 @@
     </w:tblStylePr>
     <w:tblStylePr w:type="firstCol">
       <w:rPr>
+        <w:rFonts w:eastAsia="黑体"/>
         <w:b/>
         <w:bCs/>
       </w:rPr>
     </w:tblStylePr>
     <w:tblStylePr w:type="lastCol">
       <w:rPr>
+        <w:rFonts w:eastAsia="黑体"/>
         <w:b/>
         <w:bCs/>
       </w:rPr>
@@ -14955,6 +15619,7 @@
       <w:spacing w:after="0" w:line="240" w:lineRule="auto"/>
     </w:pPr>
     <w:rPr>
+      <w:rFonts w:eastAsia="黑体"/>
       <w:color w:themeColor="text1" w:val="000000"/>
     </w:rPr>
     <w:tblPr>
@@ -14973,6 +15638,7 @@
     </w:tcPr>
     <w:tblStylePr w:type="firstRow">
       <w:rPr>
+        <w:rFonts w:eastAsia="黑体"/>
         <w:b/>
         <w:bCs/>
         <w:color w:themeColor="background1" w:val="FFFFFF"/>
@@ -14987,6 +15653,7 @@
     </w:tblStylePr>
     <w:tblStylePr w:type="lastRow">
       <w:rPr>
+        <w:rFonts w:eastAsia="黑体"/>
         <w:b/>
         <w:bCs/>
         <w:color w:themeColor="accent5" w:themeShade="CC" w:val="348DA5"/>
@@ -15001,12 +15668,14 @@
     </w:tblStylePr>
     <w:tblStylePr w:type="firstCol">
       <w:rPr>
+        <w:rFonts w:eastAsia="黑体"/>
         <w:b/>
         <w:bCs/>
       </w:rPr>
     </w:tblStylePr>
     <w:tblStylePr w:type="lastCol">
       <w:rPr>
+        <w:rFonts w:eastAsia="黑体"/>
         <w:b/>
         <w:bCs/>
       </w:rPr>
@@ -15041,6 +15710,7 @@
       <w:spacing w:after="0" w:line="240" w:lineRule="auto"/>
     </w:pPr>
     <w:rPr>
+      <w:rFonts w:eastAsia="黑体"/>
       <w:color w:themeColor="text1" w:val="000000"/>
     </w:rPr>
     <w:tblPr>
@@ -15062,6 +15732,7 @@
     </w:tcPr>
     <w:tblStylePr w:type="firstRow">
       <w:rPr>
+        <w:rFonts w:eastAsia="黑体"/>
         <w:b/>
         <w:bCs/>
       </w:rPr>
@@ -15072,6 +15743,7 @@
     </w:tblStylePr>
     <w:tblStylePr w:type="lastRow">
       <w:rPr>
+        <w:rFonts w:eastAsia="黑体"/>
         <w:b/>
         <w:bCs/>
         <w:color w:themeColor="text1" w:val="000000"/>
@@ -15083,6 +15755,7 @@
     </w:tblStylePr>
     <w:tblStylePr w:type="firstCol">
       <w:rPr>
+        <w:rFonts w:eastAsia="黑体"/>
         <w:color w:themeColor="background1" w:val="FFFFFF"/>
       </w:rPr>
       <w:tblPr/>
@@ -15092,6 +15765,7 @@
     </w:tblStylePr>
     <w:tblStylePr w:type="lastCol">
       <w:rPr>
+        <w:rFonts w:eastAsia="黑体"/>
         <w:color w:themeColor="background1" w:val="FFFFFF"/>
       </w:rPr>
       <w:tblPr/>
@@ -15121,6 +15795,7 @@
       <w:spacing w:after="0" w:line="240" w:lineRule="auto"/>
     </w:pPr>
     <w:rPr>
+      <w:rFonts w:eastAsia="黑体"/>
       <w:color w:themeColor="text1" w:val="000000"/>
     </w:rPr>
     <w:tblPr>
@@ -15142,6 +15817,7 @@
     </w:tcPr>
     <w:tblStylePr w:type="firstRow">
       <w:rPr>
+        <w:rFonts w:eastAsia="黑体"/>
         <w:b/>
         <w:bCs/>
       </w:rPr>
@@ -15152,6 +15828,7 @@
     </w:tblStylePr>
     <w:tblStylePr w:type="lastRow">
       <w:rPr>
+        <w:rFonts w:eastAsia="黑体"/>
         <w:b/>
         <w:bCs/>
         <w:color w:themeColor="text1" w:val="000000"/>
@@ -15163,6 +15840,7 @@
     </w:tblStylePr>
     <w:tblStylePr w:type="firstCol">
       <w:rPr>
+        <w:rFonts w:eastAsia="黑体"/>
         <w:color w:themeColor="background1" w:val="FFFFFF"/>
       </w:rPr>
       <w:tblPr/>
@@ -15172,6 +15850,7 @@
     </w:tblStylePr>
     <w:tblStylePr w:type="lastCol">
       <w:rPr>
+        <w:rFonts w:eastAsia="黑体"/>
         <w:color w:themeColor="background1" w:val="FFFFFF"/>
       </w:rPr>
       <w:tblPr/>
@@ -15201,6 +15880,7 @@
       <w:spacing w:after="0" w:line="240" w:lineRule="auto"/>
     </w:pPr>
     <w:rPr>
+      <w:rFonts w:eastAsia="黑体"/>
       <w:color w:themeColor="text1" w:val="000000"/>
     </w:rPr>
     <w:tblPr>
@@ -15222,6 +15902,7 @@
     </w:tcPr>
     <w:tblStylePr w:type="firstRow">
       <w:rPr>
+        <w:rFonts w:eastAsia="黑体"/>
         <w:b/>
         <w:bCs/>
       </w:rPr>
@@ -15232,6 +15913,7 @@
     </w:tblStylePr>
     <w:tblStylePr w:type="lastRow">
       <w:rPr>
+        <w:rFonts w:eastAsia="黑体"/>
         <w:b/>
         <w:bCs/>
         <w:color w:themeColor="text1" w:val="000000"/>
@@ -15243,6 +15925,7 @@
     </w:tblStylePr>
     <w:tblStylePr w:type="firstCol">
       <w:rPr>
+        <w:rFonts w:eastAsia="黑体"/>
         <w:color w:themeColor="background1" w:val="FFFFFF"/>
       </w:rPr>
       <w:tblPr/>
@@ -15252,6 +15935,7 @@
     </w:tblStylePr>
     <w:tblStylePr w:type="lastCol">
       <w:rPr>
+        <w:rFonts w:eastAsia="黑体"/>
         <w:color w:themeColor="background1" w:val="FFFFFF"/>
       </w:rPr>
       <w:tblPr/>
@@ -15281,6 +15965,7 @@
       <w:spacing w:after="0" w:line="240" w:lineRule="auto"/>
     </w:pPr>
     <w:rPr>
+      <w:rFonts w:eastAsia="黑体"/>
       <w:color w:themeColor="text1" w:val="000000"/>
     </w:rPr>
     <w:tblPr>
@@ -15302,6 +15987,7 @@
     </w:tcPr>
     <w:tblStylePr w:type="firstRow">
       <w:rPr>
+        <w:rFonts w:eastAsia="黑体"/>
         <w:b/>
         <w:bCs/>
       </w:rPr>
@@ -15312,6 +15998,7 @@
     </w:tblStylePr>
     <w:tblStylePr w:type="lastRow">
       <w:rPr>
+        <w:rFonts w:eastAsia="黑体"/>
         <w:b/>
         <w:bCs/>
         <w:color w:themeColor="text1" w:val="000000"/>
@@ -15323,6 +16010,7 @@
     </w:tblStylePr>
     <w:tblStylePr w:type="firstCol">
       <w:rPr>
+        <w:rFonts w:eastAsia="黑体"/>
         <w:color w:themeColor="background1" w:val="FFFFFF"/>
       </w:rPr>
       <w:tblPr/>
@@ -15332,6 +16020,7 @@
     </w:tblStylePr>
     <w:tblStylePr w:type="lastCol">
       <w:rPr>
+        <w:rFonts w:eastAsia="黑体"/>
         <w:color w:themeColor="background1" w:val="FFFFFF"/>
       </w:rPr>
       <w:tblPr/>
@@ -15361,6 +16050,7 @@
       <w:spacing w:after="0" w:line="240" w:lineRule="auto"/>
     </w:pPr>
     <w:rPr>
+      <w:rFonts w:eastAsia="黑体"/>
       <w:color w:themeColor="text1" w:val="000000"/>
     </w:rPr>
     <w:tblPr>
@@ -15382,6 +16072,7 @@
     </w:tcPr>
     <w:tblStylePr w:type="firstRow">
       <w:rPr>
+        <w:rFonts w:eastAsia="黑体"/>
         <w:b/>
         <w:bCs/>
       </w:rPr>
@@ -15392,6 +16083,7 @@
     </w:tblStylePr>
     <w:tblStylePr w:type="lastRow">
       <w:rPr>
+        <w:rFonts w:eastAsia="黑体"/>
         <w:b/>
         <w:bCs/>
         <w:color w:themeColor="text1" w:val="000000"/>
@@ -15403,6 +16095,7 @@
     </w:tblStylePr>
     <w:tblStylePr w:type="firstCol">
       <w:rPr>
+        <w:rFonts w:eastAsia="黑体"/>
         <w:color w:themeColor="background1" w:val="FFFFFF"/>
       </w:rPr>
       <w:tblPr/>
@@ -15412,6 +16105,7 @@
     </w:tblStylePr>
     <w:tblStylePr w:type="lastCol">
       <w:rPr>
+        <w:rFonts w:eastAsia="黑体"/>
         <w:color w:themeColor="background1" w:val="FFFFFF"/>
       </w:rPr>
       <w:tblPr/>
@@ -15441,6 +16135,7 @@
       <w:spacing w:after="0" w:line="240" w:lineRule="auto"/>
     </w:pPr>
     <w:rPr>
+      <w:rFonts w:eastAsia="黑体"/>
       <w:color w:themeColor="text1" w:val="000000"/>
     </w:rPr>
     <w:tblPr>
@@ -15462,6 +16157,7 @@
     </w:tcPr>
     <w:tblStylePr w:type="firstRow">
       <w:rPr>
+        <w:rFonts w:eastAsia="黑体"/>
         <w:b/>
         <w:bCs/>
       </w:rPr>
@@ -15472,6 +16168,7 @@
     </w:tblStylePr>
     <w:tblStylePr w:type="lastRow">
       <w:rPr>
+        <w:rFonts w:eastAsia="黑体"/>
         <w:b/>
         <w:bCs/>
         <w:color w:themeColor="text1" w:val="000000"/>
@@ -15483,6 +16180,7 @@
     </w:tblStylePr>
     <w:tblStylePr w:type="firstCol">
       <w:rPr>
+        <w:rFonts w:eastAsia="黑体"/>
         <w:color w:themeColor="background1" w:val="FFFFFF"/>
       </w:rPr>
       <w:tblPr/>
@@ -15492,6 +16190,7 @@
     </w:tblStylePr>
     <w:tblStylePr w:type="lastCol">
       <w:rPr>
+        <w:rFonts w:eastAsia="黑体"/>
         <w:color w:themeColor="background1" w:val="FFFFFF"/>
       </w:rPr>
       <w:tblPr/>
@@ -15521,6 +16220,7 @@
       <w:spacing w:after="0" w:line="240" w:lineRule="auto"/>
     </w:pPr>
     <w:rPr>
+      <w:rFonts w:eastAsia="黑体"/>
       <w:color w:themeColor="text1" w:val="000000"/>
     </w:rPr>
     <w:tblPr>
@@ -15542,6 +16242,7 @@
     </w:tcPr>
     <w:tblStylePr w:type="firstRow">
       <w:rPr>
+        <w:rFonts w:eastAsia="黑体"/>
         <w:b/>
         <w:bCs/>
       </w:rPr>
@@ -15552,6 +16253,7 @@
     </w:tblStylePr>
     <w:tblStylePr w:type="lastRow">
       <w:rPr>
+        <w:rFonts w:eastAsia="黑体"/>
         <w:b/>
         <w:bCs/>
         <w:color w:themeColor="text1" w:val="000000"/>
@@ -15563,6 +16265,7 @@
     </w:tblStylePr>
     <w:tblStylePr w:type="firstCol">
       <w:rPr>
+        <w:rFonts w:eastAsia="黑体"/>
         <w:color w:themeColor="background1" w:val="FFFFFF"/>
       </w:rPr>
       <w:tblPr/>
@@ -15572,6 +16275,7 @@
     </w:tblStylePr>
     <w:tblStylePr w:type="lastCol">
       <w:rPr>
+        <w:rFonts w:eastAsia="黑体"/>
         <w:color w:themeColor="background1" w:val="FFFFFF"/>
       </w:rPr>
       <w:tblPr/>
@@ -15604,6 +16308,7 @@
     <w:name w:val="KeywordTok"/>
     <w:basedOn w:val="VerbatimChar"/>
     <w:rPr>
+      <w:rFonts w:eastAsia="黑体"/>
       <w:b/>
       <w:color w:val="007020"/>
     </w:rPr>
@@ -15612,6 +16317,7 @@
     <w:name w:val="DataTypeTok"/>
     <w:basedOn w:val="VerbatimChar"/>
     <w:rPr>
+      <w:rFonts w:eastAsia="黑体"/>
       <w:color w:val="902000"/>
     </w:rPr>
   </w:style>
@@ -15619,6 +16325,7 @@
     <w:name w:val="DecValTok"/>
     <w:basedOn w:val="VerbatimChar"/>
     <w:rPr>
+      <w:rFonts w:eastAsia="黑体"/>
       <w:color w:val="40a070"/>
     </w:rPr>
   </w:style>
@@ -15626,6 +16333,7 @@
     <w:name w:val="BaseNTok"/>
     <w:basedOn w:val="VerbatimChar"/>
     <w:rPr>
+      <w:rFonts w:eastAsia="黑体"/>
       <w:color w:val="40a070"/>
     </w:rPr>
   </w:style>
@@ -15633,6 +16341,7 @@
     <w:name w:val="FloatTok"/>
     <w:basedOn w:val="VerbatimChar"/>
     <w:rPr>
+      <w:rFonts w:eastAsia="黑体"/>
       <w:color w:val="40a070"/>
     </w:rPr>
   </w:style>
@@ -15640,6 +16349,7 @@
     <w:name w:val="ConstantTok"/>
     <w:basedOn w:val="VerbatimChar"/>
     <w:rPr>
+      <w:rFonts w:eastAsia="黑体"/>
       <w:color w:val="880000"/>
     </w:rPr>
   </w:style>
@@ -15647,6 +16357,7 @@
     <w:name w:val="CharTok"/>
     <w:basedOn w:val="VerbatimChar"/>
     <w:rPr>
+      <w:rFonts w:eastAsia="黑体"/>
       <w:color w:val="4070a0"/>
     </w:rPr>
   </w:style>
@@ -15654,6 +16365,7 @@
     <w:name w:val="SpecialCharTok"/>
     <w:basedOn w:val="VerbatimChar"/>
     <w:rPr>
+      <w:rFonts w:eastAsia="黑体"/>
       <w:color w:val="4070a0"/>
     </w:rPr>
   </w:style>
@@ -15661,6 +16373,7 @@
     <w:name w:val="StringTok"/>
     <w:basedOn w:val="VerbatimChar"/>
     <w:rPr>
+      <w:rFonts w:eastAsia="黑体"/>
       <w:color w:val="4070a0"/>
     </w:rPr>
   </w:style>
@@ -15668,6 +16381,7 @@
     <w:name w:val="VerbatimStringTok"/>
     <w:basedOn w:val="VerbatimChar"/>
     <w:rPr>
+      <w:rFonts w:eastAsia="黑体"/>
       <w:color w:val="4070a0"/>
     </w:rPr>
   </w:style>
@@ -15675,6 +16389,7 @@
     <w:name w:val="SpecialStringTok"/>
     <w:basedOn w:val="VerbatimChar"/>
     <w:rPr>
+      <w:rFonts w:eastAsia="黑体"/>
       <w:color w:val="bb6688"/>
     </w:rPr>
   </w:style>
@@ -15682,6 +16397,7 @@
     <w:name w:val="ImportTok"/>
     <w:basedOn w:val="VerbatimChar"/>
     <w:rPr>
+      <w:rFonts w:eastAsia="黑体"/>
       <w:b/>
       <w:color w:val="008000"/>
     </w:rPr>
@@ -15690,6 +16406,7 @@
     <w:name w:val="CommentTok"/>
     <w:basedOn w:val="VerbatimChar"/>
     <w:rPr>
+      <w:rFonts w:eastAsia="黑体"/>
       <w:i/>
       <w:color w:val="60a0b0"/>
     </w:rPr>
@@ -15698,6 +16415,7 @@
     <w:name w:val="DocumentationTok"/>
     <w:basedOn w:val="VerbatimChar"/>
     <w:rPr>
+      <w:rFonts w:eastAsia="黑体"/>
       <w:i/>
       <w:color w:val="ba2121"/>
     </w:rPr>
@@ -15706,6 +16424,7 @@
     <w:name w:val="AnnotationTok"/>
     <w:basedOn w:val="VerbatimChar"/>
     <w:rPr>
+      <w:rFonts w:eastAsia="黑体"/>
       <w:b/>
       <w:i/>
       <w:color w:val="60a0b0"/>
@@ -15715,6 +16434,7 @@
     <w:name w:val="CommentVarTok"/>
     <w:basedOn w:val="VerbatimChar"/>
     <w:rPr>
+      <w:rFonts w:eastAsia="黑体"/>
       <w:b/>
       <w:i/>
       <w:color w:val="60a0b0"/>
@@ -15724,6 +16444,7 @@
     <w:name w:val="OtherTok"/>
     <w:basedOn w:val="VerbatimChar"/>
     <w:rPr>
+      <w:rFonts w:eastAsia="黑体"/>
       <w:color w:val="007020"/>
     </w:rPr>
   </w:style>
@@ -15731,6 +16452,7 @@
     <w:name w:val="FunctionTok"/>
     <w:basedOn w:val="VerbatimChar"/>
     <w:rPr>
+      <w:rFonts w:eastAsia="黑体"/>
       <w:color w:val="06287e"/>
     </w:rPr>
   </w:style>
@@ -15738,6 +16460,7 @@
     <w:name w:val="VariableTok"/>
     <w:basedOn w:val="VerbatimChar"/>
     <w:rPr>
+      <w:rFonts w:eastAsia="黑体"/>
       <w:color w:val="19177c"/>
     </w:rPr>
   </w:style>
@@ -15745,6 +16468,7 @@
     <w:name w:val="ControlFlowTok"/>
     <w:basedOn w:val="VerbatimChar"/>
     <w:rPr>
+      <w:rFonts w:eastAsia="黑体"/>
       <w:b/>
       <w:color w:val="007020"/>
     </w:rPr>
@@ -15753,6 +16477,7 @@
     <w:name w:val="OperatorTok"/>
     <w:basedOn w:val="VerbatimChar"/>
     <w:rPr>
+      <w:rFonts w:eastAsia="黑体"/>
       <w:color w:val="666666"/>
     </w:rPr>
   </w:style>
@@ -15760,18 +16485,22 @@
     <w:name w:val="BuiltInTok"/>
     <w:basedOn w:val="VerbatimChar"/>
     <w:rPr>
+      <w:rFonts w:eastAsia="黑体"/>
       <w:color w:val="008000"/>
     </w:rPr>
   </w:style>
   <w:style w:type="character" w:customStyle="1" w:styleId="ExtensionTok">
     <w:name w:val="ExtensionTok"/>
     <w:basedOn w:val="VerbatimChar"/>
-    <w:rPr/>
+    <w:rPr>
+      <w:rFonts w:eastAsia="黑体"/>
+    </w:rPr>
   </w:style>
   <w:style w:type="character" w:customStyle="1" w:styleId="PreprocessorTok">
     <w:name w:val="PreprocessorTok"/>
     <w:basedOn w:val="VerbatimChar"/>
     <w:rPr>
+      <w:rFonts w:eastAsia="黑体"/>
       <w:color w:val="bc7a00"/>
     </w:rPr>
   </w:style>
@@ -15779,18 +16508,22 @@
     <w:name w:val="AttributeTok"/>
     <w:basedOn w:val="VerbatimChar"/>
     <w:rPr>
+      <w:rFonts w:eastAsia="黑体"/>
       <w:color w:val="7d9029"/>
     </w:rPr>
   </w:style>
   <w:style w:type="character" w:customStyle="1" w:styleId="RegionMarkerTok">
     <w:name w:val="RegionMarkerTok"/>
     <w:basedOn w:val="VerbatimChar"/>
-    <w:rPr/>
+    <w:rPr>
+      <w:rFonts w:eastAsia="黑体"/>
+    </w:rPr>
   </w:style>
   <w:style w:type="character" w:customStyle="1" w:styleId="InformationTok">
     <w:name w:val="InformationTok"/>
     <w:basedOn w:val="VerbatimChar"/>
     <w:rPr>
+      <w:rFonts w:eastAsia="黑体"/>
       <w:b/>
       <w:i/>
       <w:color w:val="60a0b0"/>
@@ -15800,6 +16533,7 @@
     <w:name w:val="WarningTok"/>
     <w:basedOn w:val="VerbatimChar"/>
     <w:rPr>
+      <w:rFonts w:eastAsia="黑体"/>
       <w:b/>
       <w:i/>
       <w:color w:val="60a0b0"/>
@@ -15809,6 +16543,7 @@
     <w:name w:val="AlertTok"/>
     <w:basedOn w:val="VerbatimChar"/>
     <w:rPr>
+      <w:rFonts w:eastAsia="黑体"/>
       <w:b/>
       <w:color w:val="ff0000"/>
     </w:rPr>
@@ -15817,6 +16552,7 @@
     <w:name w:val="ErrorTok"/>
     <w:basedOn w:val="VerbatimChar"/>
     <w:rPr>
+      <w:rFonts w:eastAsia="黑体"/>
       <w:b/>
       <w:color w:val="ff0000"/>
     </w:rPr>
@@ -15824,7 +16560,9 @@
   <w:style w:type="character" w:customStyle="1" w:styleId="NormalTok">
     <w:name w:val="NormalTok"/>
     <w:basedOn w:val="VerbatimChar"/>
-    <w:rPr/>
+    <w:rPr>
+      <w:rFonts w:eastAsia="黑体"/>
+    </w:rPr>
   </w:style>
 </w:styles>
 </file>
@@ -15873,12 +16611,12 @@
     <a:fontScheme name="Office">
       <a:majorFont>
         <a:latin typeface="Calibri"/>
-        <a:ea typeface=""/>
+        <a:ea typeface="黑体"/>
         <a:cs typeface=""/>
         <a:font script="Jpan" typeface="ＭＳ ゴシック"/>
         <a:font script="Hang" typeface="맑은 고딕"/>
-        <a:font script="Hans" typeface="宋体"/>
-        <a:font script="Hant" typeface="新細明體"/>
+        <a:font script="Hans" typeface="黑体"/>
+        <a:font script="Hant" typeface="黑体"/>
         <a:font script="Arab" typeface="Times New Roman"/>
         <a:font script="Hebr" typeface="Times New Roman"/>
         <a:font script="Thai" typeface="Angsana New"/>
@@ -15908,12 +16646,12 @@
       </a:majorFont>
       <a:minorFont>
         <a:latin typeface="Cambria"/>
-        <a:ea typeface=""/>
+        <a:ea typeface="黑体"/>
         <a:cs typeface=""/>
         <a:font script="Jpan" typeface="ＭＳ 明朝"/>
         <a:font script="Hang" typeface="맑은 고딕"/>
-        <a:font script="Hans" typeface="宋体"/>
-        <a:font script="Hant" typeface="新細明體"/>
+        <a:font script="Hans" typeface="黑体"/>
+        <a:font script="Hant" typeface="黑体"/>
         <a:font script="Arab" typeface="Arial"/>
         <a:font script="Hebr" typeface="Arial"/>
         <a:font script="Thai" typeface="Cordia New"/>

--- a/01-电源电路/02-开关电源/Boost升压/多相Boost电路/多相Boost电路.docx
+++ b/01-电源电路/02-开关电源/Boost升压/多相Boost电路/多相Boost电路.docx
@@ -3540,7 +3540,7 @@
           <w:color w:val="555555"/>
           <w:sz w:val="21"/>
         </w:rPr>
-        <w:t>材料收集者：杜文杰，WX手机：19519196569，QQ:3478827729</w:t>
+        <w:t>材料收集者：杜文杰，微信/手机：19519196569，QQ:3478827729</w:t>
       </w:r>
     </w:p>
     <w:sectPr>
